--- a/kit/UNDERCITY_Binder_WTR.docx
+++ b/kit/UNDERCITY_Binder_WTR.docx
@@ -4893,31 +4893,6 @@
         </w:tc>
       </w:tr>
     </w:tbl>
-    <w:p>
-      <w:pPr>
-        <w:spacing w:after="60" w:before="120"/>
-      </w:pPr>
-      <w:r>
-        <w:rPr>
-          <w:rFonts w:ascii="Arial" w:cs="Arial" w:eastAsia="Arial" w:hAnsi="Arial"/>
-          <w:b/>
-          <w:bCs/>
-          <w:color w:val="B00000"/>
-          <w:sz w:val="20"/>
-          <w:szCs w:val="20"/>
-        </w:rPr>
-        <w:t xml:space="preserve">TIME LIMIT: </w:t>
-      </w:r>
-      <w:r>
-        <w:rPr>
-          <w:rFonts w:ascii="Arial" w:cs="Arial" w:eastAsia="Arial" w:hAnsi="Arial"/>
-          <w:color w:val="1A1A1A"/>
-          <w:sz w:val="20"/>
-          <w:szCs w:val="20"/>
-        </w:rPr>
-        <w:t xml:space="preserve">08:00 from alert. After that the fault is not recoverable by this procedure.</w:t>
-      </w:r>
-    </w:p>
     <w:p>
       <w:pPr>
         <w:spacing w:after="60"/>

--- a/kit/UNDERCITY_Binder_WTR.docx
+++ b/kit/UNDERCITY_Binder_WTR.docx
@@ -1801,7 +1801,7 @@
                 <w:sz w:val="20"/>
                 <w:szCs w:val="20"/>
               </w:rPr>
-              <w:t xml:space="preserve">F-103</w:t>
+              <w:t xml:space="preserve">F-102</w:t>
             </w:r>
           </w:p>
         </w:tc>
@@ -1884,7 +1884,7 @@
                 <w:sz w:val="20"/>
                 <w:szCs w:val="20"/>
               </w:rPr>
-              <w:t xml:space="preserve">F-104</w:t>
+              <w:t xml:space="preserve">F-203</w:t>
             </w:r>
           </w:p>
         </w:tc>
@@ -1911,7 +1911,7 @@
                 <w:sz w:val="20"/>
                 <w:szCs w:val="20"/>
               </w:rPr>
-              <w:t xml:space="preserve">Filter membrane clog</w:t>
+              <w:t xml:space="preserve">Reclaim plant fault</w:t>
             </w:r>
           </w:p>
         </w:tc>
@@ -1967,7 +1967,7 @@
                 <w:sz w:val="20"/>
                 <w:szCs w:val="20"/>
               </w:rPr>
-              <w:t xml:space="preserve">F-203</w:t>
+              <w:t xml:space="preserve">F-204</w:t>
             </w:r>
           </w:p>
         </w:tc>
@@ -1994,7 +1994,7 @@
                 <w:sz w:val="20"/>
                 <w:szCs w:val="20"/>
               </w:rPr>
-              <w:t xml:space="preserve">Reclaim plant fault</w:t>
+              <w:t xml:space="preserve">Sluice actuator jam</w:t>
             </w:r>
           </w:p>
         </w:tc>
@@ -2050,7 +2050,7 @@
                 <w:sz w:val="20"/>
                 <w:szCs w:val="20"/>
               </w:rPr>
-              <w:t xml:space="preserve">F-204</w:t>
+              <w:t xml:space="preserve">F-302</w:t>
             </w:r>
           </w:p>
         </w:tc>
@@ -2077,7 +2077,7 @@
                 <w:sz w:val="20"/>
                 <w:szCs w:val="20"/>
               </w:rPr>
-              <w:t xml:space="preserve">Sluice actuator jam</w:t>
+              <w:t xml:space="preserve">Reservoir breach imminent</w:t>
             </w:r>
           </w:p>
         </w:tc>
@@ -2133,7 +2133,7 @@
                 <w:sz w:val="20"/>
                 <w:szCs w:val="20"/>
               </w:rPr>
-              <w:t xml:space="preserve">F-302</w:t>
+              <w:t xml:space="preserve">F-403</w:t>
             </w:r>
           </w:p>
         </w:tc>
@@ -2160,7 +2160,7 @@
                 <w:sz w:val="20"/>
                 <w:szCs w:val="20"/>
               </w:rPr>
-              <w:t xml:space="preserve">Reservoir breach imminent</w:t>
+              <w:t xml:space="preserve">Aquifer pressure spike</w:t>
             </w:r>
           </w:p>
         </w:tc>
@@ -2186,89 +2186,6 @@
                 <w:szCs w:val="20"/>
               </w:rPr>
               <w:t xml:space="preserve">Procedure P-06</w:t>
-            </w:r>
-          </w:p>
-        </w:tc>
-      </w:tr>
-      <w:tr>
-        <w:tc>
-          <w:tcPr>
-            <w:tcW w:type="dxa" w:w="1800"/>
-            <w:tcMar>
-              <w:top w:type="dxa" w:w="60"/>
-              <w:left w:type="dxa" w:w="100"/>
-              <w:bottom w:type="dxa" w:w="60"/>
-              <w:right w:type="dxa" w:w="100"/>
-            </w:tcMar>
-            <w:vAlign w:val="top"/>
-          </w:tcPr>
-          <w:p>
-            <w:pPr>
-              <w:spacing w:after="0"/>
-              <w:jc w:val="left"/>
-            </w:pPr>
-            <w:r>
-              <w:rPr>
-                <w:rFonts w:ascii="Courier New" w:cs="Courier New" w:eastAsia="Courier New" w:hAnsi="Courier New"/>
-                <w:b/>
-                <w:bCs/>
-                <w:color w:val="1A1A1A"/>
-                <w:sz w:val="20"/>
-                <w:szCs w:val="20"/>
-              </w:rPr>
-              <w:t xml:space="preserve">F-403</w:t>
-            </w:r>
-          </w:p>
-        </w:tc>
-        <w:tc>
-          <w:tcPr>
-            <w:tcW w:type="dxa" w:w="4200"/>
-            <w:tcMar>
-              <w:top w:type="dxa" w:w="60"/>
-              <w:left w:type="dxa" w:w="100"/>
-              <w:bottom w:type="dxa" w:w="60"/>
-              <w:right w:type="dxa" w:w="100"/>
-            </w:tcMar>
-            <w:vAlign w:val="top"/>
-          </w:tcPr>
-          <w:p>
-            <w:pPr>
-              <w:spacing w:after="0"/>
-              <w:jc w:val="left"/>
-            </w:pPr>
-            <w:r>
-              <w:rPr>
-                <w:rFonts w:ascii="Arial" w:cs="Arial" w:eastAsia="Arial" w:hAnsi="Arial"/>
-                <w:color w:val="1A1A1A"/>
-                <w:sz w:val="20"/>
-                <w:szCs w:val="20"/>
-              </w:rPr>
-              <w:t xml:space="preserve">Aquifer pressure spike</w:t>
-            </w:r>
-          </w:p>
-        </w:tc>
-        <w:tc>
-          <w:tcPr>
-            <w:tcW w:type="dxa" w:w="3026"/>
-            <w:tcMar>
-              <w:top w:type="dxa" w:w="60"/>
-              <w:left w:type="dxa" w:w="100"/>
-              <w:bottom w:type="dxa" w:w="60"/>
-              <w:right w:type="dxa" w:w="100"/>
-            </w:tcMar>
-          </w:tcPr>
-          <w:p>
-            <w:pPr>
-              <w:spacing w:after="0"/>
-            </w:pPr>
-            <w:r>
-              <w:rPr>
-                <w:rFonts w:ascii="Courier New" w:cs="Courier New" w:eastAsia="Courier New" w:hAnsi="Courier New"/>
-                <w:color w:val="1A1A1A"/>
-                <w:sz w:val="20"/>
-                <w:szCs w:val="20"/>
-              </w:rPr>
-              <w:t xml:space="preserve">Procedure P-07</w:t>
             </w:r>
           </w:p>
         </w:tc>
@@ -3184,7 +3101,7 @@
                 <w:sz w:val="20"/>
                 <w:szCs w:val="20"/>
               </w:rPr>
-              <w:t xml:space="preserve">F-103</w:t>
+              <w:t xml:space="preserve">F-102</w:t>
             </w:r>
           </w:p>
         </w:tc>
@@ -3325,7 +3242,7 @@
           <w:sz w:val="20"/>
           <w:szCs w:val="20"/>
         </w:rPr>
-        <w:t xml:space="preserve">Confirm the fault code on the alert card matches F-103.</w:t>
+        <w:t xml:space="preserve">Confirm the fault code on the alert card matches F-102.</w:t>
       </w:r>
     </w:p>
     <w:p>
@@ -3503,7 +3420,7 @@
           <w:sz w:val="24"/>
           <w:szCs w:val="24"/>
         </w:rPr>
-        <w:t xml:space="preserve">   Filter membrane clog</w:t>
+        <w:t xml:space="preserve">   Reclaim plant fault</w:t>
       </w:r>
     </w:p>
     <w:tbl>
@@ -3580,7 +3497,7 @@
                 <w:sz w:val="20"/>
                 <w:szCs w:val="20"/>
               </w:rPr>
-              <w:t xml:space="preserve">F-104</w:t>
+              <w:t xml:space="preserve">F-203</w:t>
             </w:r>
           </w:p>
         </w:tc>
@@ -3694,7 +3611,7 @@
                 <w:sz w:val="20"/>
                 <w:szCs w:val="20"/>
               </w:rPr>
-              <w:t xml:space="preserve">1×Parts, 1×Power</w:t>
+              <w:t xml:space="preserve">1×Power, 1×Med</w:t>
             </w:r>
           </w:p>
         </w:tc>
@@ -3721,7 +3638,7 @@
           <w:sz w:val="20"/>
           <w:szCs w:val="20"/>
         </w:rPr>
-        <w:t xml:space="preserve">Confirm the fault code on the alert card matches F-104.</w:t>
+        <w:t xml:space="preserve">Confirm the fault code on the alert card matches F-203.</w:t>
       </w:r>
     </w:p>
     <w:p>
@@ -3769,7 +3686,7 @@
           <w:sz w:val="20"/>
           <w:szCs w:val="20"/>
         </w:rPr>
-        <w:t xml:space="preserve">Stage materials: 1×Parts, 1×Power.</w:t>
+        <w:t xml:space="preserve">Stage materials: 1×Power, 1×Med.</w:t>
       </w:r>
     </w:p>
     <w:p>
@@ -3793,7 +3710,7 @@
           <w:sz w:val="20"/>
           <w:szCs w:val="20"/>
         </w:rPr>
-        <w:t xml:space="preserve">Read off the Pump Station 4 value from YOUR Table W-3.</w:t>
+        <w:t xml:space="preserve">Obtain the Isolation Wing value from MED Manual, Table M-2. This value is not held in this binder.</w:t>
       </w:r>
     </w:p>
     <w:p>
@@ -3899,7 +3816,7 @@
           <w:sz w:val="24"/>
           <w:szCs w:val="24"/>
         </w:rPr>
-        <w:t xml:space="preserve">   Reclaim plant fault</w:t>
+        <w:t xml:space="preserve">   Sluice actuator jam</w:t>
       </w:r>
     </w:p>
     <w:tbl>
@@ -3976,7 +3893,7 @@
                 <w:sz w:val="20"/>
                 <w:szCs w:val="20"/>
               </w:rPr>
-              <w:t xml:space="preserve">F-203</w:t>
+              <w:t xml:space="preserve">F-204</w:t>
             </w:r>
           </w:p>
         </w:tc>
@@ -4090,7 +4007,7 @@
                 <w:sz w:val="20"/>
                 <w:szCs w:val="20"/>
               </w:rPr>
-              <w:t xml:space="preserve">1×Power, 1×Med</w:t>
+              <w:t xml:space="preserve">2×Parts</w:t>
             </w:r>
           </w:p>
         </w:tc>
@@ -4117,7 +4034,7 @@
           <w:sz w:val="20"/>
           <w:szCs w:val="20"/>
         </w:rPr>
-        <w:t xml:space="preserve">Confirm the fault code on the alert card matches F-203.</w:t>
+        <w:t xml:space="preserve">Confirm the fault code on the alert card matches F-204.</w:t>
       </w:r>
     </w:p>
     <w:p>
@@ -4165,7 +4082,7 @@
           <w:sz w:val="20"/>
           <w:szCs w:val="20"/>
         </w:rPr>
-        <w:t xml:space="preserve">Stage materials: 1×Power, 1×Med.</w:t>
+        <w:t xml:space="preserve">Stage materials: 2×Parts.</w:t>
       </w:r>
     </w:p>
     <w:p>
@@ -4189,7 +4106,7 @@
           <w:sz w:val="20"/>
           <w:szCs w:val="20"/>
         </w:rPr>
-        <w:t xml:space="preserve">Obtain the Isolation Wing value from MED Manual, Table M-2. This value is not held in this binder.</w:t>
+        <w:t xml:space="preserve">Obtain the HEPA Array value from MED Manual, Table M-5. This value is not held in this binder.</w:t>
       </w:r>
     </w:p>
     <w:p>
@@ -4300,7 +4217,7 @@
           <w:sz w:val="24"/>
           <w:szCs w:val="24"/>
         </w:rPr>
-        <w:t xml:space="preserve">   Sluice actuator jam</w:t>
+        <w:t xml:space="preserve">   Reservoir breach imminent</w:t>
       </w:r>
     </w:p>
     <w:tbl>
@@ -4377,7 +4294,7 @@
                 <w:sz w:val="20"/>
                 <w:szCs w:val="20"/>
               </w:rPr>
-              <w:t xml:space="preserve">F-204</w:t>
+              <w:t xml:space="preserve">F-302</w:t>
             </w:r>
           </w:p>
         </w:tc>
@@ -4434,7 +4351,7 @@
                 <w:sz w:val="20"/>
                 <w:szCs w:val="20"/>
               </w:rPr>
-              <w:t xml:space="preserve">2</w:t>
+              <w:t xml:space="preserve">3</w:t>
             </w:r>
           </w:p>
         </w:tc>
@@ -4491,7 +4408,7 @@
                 <w:sz w:val="20"/>
                 <w:szCs w:val="20"/>
               </w:rPr>
-              <w:t xml:space="preserve">2×Parts</w:t>
+              <w:t xml:space="preserve">2×Parts, 1×Power</w:t>
             </w:r>
           </w:p>
         </w:tc>
@@ -4518,7 +4435,7 @@
           <w:sz w:val="20"/>
           <w:szCs w:val="20"/>
         </w:rPr>
-        <w:t xml:space="preserve">Confirm the fault code on the alert card matches F-204.</w:t>
+        <w:t xml:space="preserve">Confirm the fault code on the alert card matches F-302.</w:t>
       </w:r>
     </w:p>
     <w:p>
@@ -4542,7 +4459,7 @@
           <w:sz w:val="20"/>
           <w:szCs w:val="20"/>
         </w:rPr>
-        <w:t xml:space="preserve">Assign crew: 2 worker(s) minimum. Fewer will not hold the isolation.</w:t>
+        <w:t xml:space="preserve">Assign crew: 3 worker(s) minimum. Fewer will not hold the isolation.</w:t>
       </w:r>
     </w:p>
     <w:p>
@@ -4566,7 +4483,7 @@
           <w:sz w:val="20"/>
           <w:szCs w:val="20"/>
         </w:rPr>
-        <w:t xml:space="preserve">Stage materials: 2×Parts.</w:t>
+        <w:t xml:space="preserve">Stage materials: 2×Parts, 1×Power.</w:t>
       </w:r>
     </w:p>
     <w:p>
@@ -4590,7 +4507,7 @@
           <w:sz w:val="20"/>
           <w:szCs w:val="20"/>
         </w:rPr>
-        <w:t xml:space="preserve">Obtain the HEPA Array value from MED Manual, Table M-5. This value is not held in this binder.</w:t>
+        <w:t xml:space="preserve">Obtain the Surgical Suite value from MED Manual, Table M-2. This value is not held in this binder.</w:t>
       </w:r>
     </w:p>
     <w:p>
@@ -4614,7 +4531,7 @@
           <w:sz w:val="20"/>
           <w:szCs w:val="20"/>
         </w:rPr>
-        <w:t xml:space="preserve">Enter the resolution code on the sector console in the format P-05-[VALUE], substituting the value(s) above. Values are three digits.</w:t>
+        <w:t xml:space="preserve">Read off the Emergency Sluice Override value from YOUR Appendix C.</w:t>
       </w:r>
     </w:p>
     <w:p>
@@ -4630,6 +4547,30 @@
           <w:szCs w:val="20"/>
         </w:rPr>
         <w:t xml:space="preserve">6.  </w:t>
+      </w:r>
+      <w:r>
+        <w:rPr>
+          <w:rFonts w:ascii="Arial" w:cs="Arial" w:eastAsia="Arial" w:hAnsi="Arial"/>
+          <w:color w:val="1A1A1A"/>
+          <w:sz w:val="20"/>
+          <w:szCs w:val="20"/>
+        </w:rPr>
+        <w:t xml:space="preserve">Enter the resolution code on the sector console in the format P-05-[VALUE]-[VALUE 2], substituting the value(s) above. Values are three digits.</w:t>
+      </w:r>
+    </w:p>
+    <w:p>
+      <w:pPr>
+        <w:spacing w:after="60"/>
+        <w:ind w:left="340" w:hanging="340"/>
+      </w:pPr>
+      <w:r>
+        <w:rPr>
+          <w:rFonts w:ascii="Courier New" w:cs="Courier New" w:eastAsia="Courier New" w:hAnsi="Courier New"/>
+          <w:color w:val="1A1A1A"/>
+          <w:sz w:val="20"/>
+          <w:szCs w:val="20"/>
+        </w:rPr>
+        <w:t xml:space="preserve">7.  </w:t>
       </w:r>
       <w:r>
         <w:rPr>
@@ -4666,7 +4607,7 @@
           <w:sz w:val="20"/>
           <w:szCs w:val="20"/>
         </w:rPr>
-        <w:t xml:space="preserve">P-05-[VALUE]</w:t>
+        <w:t xml:space="preserve">P-05-[VALUE]-[VALUE 2]</w:t>
       </w:r>
     </w:p>
     <w:p>
@@ -4696,7 +4637,7 @@
           <w:sz w:val="24"/>
           <w:szCs w:val="24"/>
         </w:rPr>
-        <w:t xml:space="preserve">   Reservoir breach imminent</w:t>
+        <w:t xml:space="preserve">   Aquifer pressure spike</w:t>
       </w:r>
     </w:p>
     <w:tbl>
@@ -4773,7 +4714,7 @@
                 <w:sz w:val="20"/>
                 <w:szCs w:val="20"/>
               </w:rPr>
-              <w:t xml:space="preserve">F-302</w:t>
+              <w:t xml:space="preserve">F-403</w:t>
             </w:r>
           </w:p>
         </w:tc>
@@ -4830,7 +4771,7 @@
                 <w:sz w:val="20"/>
                 <w:szCs w:val="20"/>
               </w:rPr>
-              <w:t xml:space="preserve">3</w:t>
+              <w:t xml:space="preserve">2</w:t>
             </w:r>
           </w:p>
         </w:tc>
@@ -4887,7 +4828,7 @@
                 <w:sz w:val="20"/>
                 <w:szCs w:val="20"/>
               </w:rPr>
-              <w:t xml:space="preserve">2×Parts, 1×Power</w:t>
+              <w:t xml:space="preserve">2×Parts</w:t>
             </w:r>
           </w:p>
         </w:tc>
@@ -4914,7 +4855,7 @@
           <w:sz w:val="20"/>
           <w:szCs w:val="20"/>
         </w:rPr>
-        <w:t xml:space="preserve">Confirm the fault code on the alert card matches F-302.</w:t>
+        <w:t xml:space="preserve">Confirm the fault code on the alert card matches F-403.</w:t>
       </w:r>
     </w:p>
     <w:p>
@@ -4938,7 +4879,7 @@
           <w:sz w:val="20"/>
           <w:szCs w:val="20"/>
         </w:rPr>
-        <w:t xml:space="preserve">Assign crew: 3 worker(s) minimum. Fewer will not hold the isolation.</w:t>
+        <w:t xml:space="preserve">Assign crew: 2 worker(s) minimum. Fewer will not hold the isolation.</w:t>
       </w:r>
     </w:p>
     <w:p>
@@ -4962,7 +4903,7 @@
           <w:sz w:val="20"/>
           <w:szCs w:val="20"/>
         </w:rPr>
-        <w:t xml:space="preserve">Stage materials: 2×Parts, 1×Power.</w:t>
+        <w:t xml:space="preserve">Stage materials: 2×Parts.</w:t>
       </w:r>
     </w:p>
     <w:p>
@@ -4986,7 +4927,7 @@
           <w:sz w:val="20"/>
           <w:szCs w:val="20"/>
         </w:rPr>
-        <w:t xml:space="preserve">Obtain the Surgical Suite value from MED Manual, Table M-2. This value is not held in this binder.</w:t>
+        <w:t xml:space="preserve">Obtain the Deep-Tunnel Pressure Rating value from TRN Manual, Table App-C. This value is not held in this binder.</w:t>
       </w:r>
     </w:p>
     <w:p>
@@ -5010,7 +4951,7 @@
           <w:sz w:val="20"/>
           <w:szCs w:val="20"/>
         </w:rPr>
-        <w:t xml:space="preserve">Read off the Emergency Sluice Override value from YOUR Appendix C.</w:t>
+        <w:t xml:space="preserve">Obtain the Sub-grid 2 value from POW Manual, Table P-2. This value is not held in this binder.</w:t>
       </w:r>
     </w:p>
     <w:p>
@@ -5087,426 +5028,6 @@
           <w:szCs w:val="20"/>
         </w:rPr>
         <w:t xml:space="preserve">P-06-[VALUE]-[VALUE 2]</w:t>
-      </w:r>
-    </w:p>
-    <w:p>
-      <w:pPr>
-        <w:pBdr>
-          <w:bottom w:val="single" w:color="3A8FE8" w:sz="8"/>
-        </w:pBdr>
-        <w:spacing w:after="100" w:before="240"/>
-      </w:pPr>
-      <w:r>
-        <w:rPr>
-          <w:rFonts w:ascii="Courier New" w:cs="Courier New" w:eastAsia="Courier New" w:hAnsi="Courier New"/>
-          <w:b/>
-          <w:bCs/>
-          <w:color w:val="3A8FE8"/>
-          <w:sz w:val="24"/>
-          <w:szCs w:val="24"/>
-        </w:rPr>
-        <w:t xml:space="preserve">PROCEDURE P-07</w:t>
-      </w:r>
-      <w:r>
-        <w:rPr>
-          <w:rFonts w:ascii="Arial" w:cs="Arial" w:eastAsia="Arial" w:hAnsi="Arial"/>
-          <w:b/>
-          <w:bCs/>
-          <w:color w:val="1A1A1A"/>
-          <w:sz w:val="24"/>
-          <w:szCs w:val="24"/>
-        </w:rPr>
-        <w:t xml:space="preserve">   Aquifer pressure spike</w:t>
-      </w:r>
-    </w:p>
-    <w:tbl>
-      <w:tblPr>
-        <w:tblW w:type="dxa" w:w="9026"/>
-        <w:tblBorders>
-          <w:top w:val="single" w:color="BFBFBF" w:sz="4"/>
-          <w:left w:val="single" w:color="BFBFBF" w:sz="4"/>
-          <w:bottom w:val="single" w:color="BFBFBF" w:sz="4"/>
-          <w:right w:val="single" w:color="BFBFBF" w:sz="4"/>
-          <w:insideH w:val="single" w:color="BFBFBF" w:sz="4"/>
-          <w:insideV w:val="single" w:color="BFBFBF" w:sz="4"/>
-        </w:tblBorders>
-      </w:tblPr>
-      <w:tblGrid>
-        <w:gridCol w:w="1900"/>
-        <w:gridCol w:w="1700"/>
-        <w:gridCol w:w="1200"/>
-        <w:gridCol w:w="900"/>
-        <w:gridCol w:w="1700"/>
-        <w:gridCol w:w="1626"/>
-      </w:tblGrid>
-      <w:tr>
-        <w:tc>
-          <w:tcPr>
-            <w:tcW w:type="dxa" w:w="1900"/>
-            <w:shd w:fill="F2F2F2" w:color="auto" w:val="clear"/>
-            <w:tcMar>
-              <w:top w:type="dxa" w:w="60"/>
-              <w:left w:type="dxa" w:w="100"/>
-              <w:bottom w:type="dxa" w:w="60"/>
-              <w:right w:type="dxa" w:w="100"/>
-            </w:tcMar>
-            <w:vAlign w:val="top"/>
-          </w:tcPr>
-          <w:p>
-            <w:pPr>
-              <w:spacing w:after="0"/>
-              <w:jc w:val="left"/>
-            </w:pPr>
-            <w:r>
-              <w:rPr>
-                <w:rFonts w:ascii="Arial" w:cs="Arial" w:eastAsia="Arial" w:hAnsi="Arial"/>
-                <w:b/>
-                <w:bCs/>
-                <w:color w:val="1A1A1A"/>
-                <w:sz w:val="20"/>
-                <w:szCs w:val="20"/>
-              </w:rPr>
-              <w:t xml:space="preserve">APPLIES TO</w:t>
-            </w:r>
-          </w:p>
-        </w:tc>
-        <w:tc>
-          <w:tcPr>
-            <w:tcW w:type="dxa" w:w="1700"/>
-            <w:tcMar>
-              <w:top w:type="dxa" w:w="60"/>
-              <w:left w:type="dxa" w:w="100"/>
-              <w:bottom w:type="dxa" w:w="60"/>
-              <w:right w:type="dxa" w:w="100"/>
-            </w:tcMar>
-            <w:vAlign w:val="top"/>
-          </w:tcPr>
-          <w:p>
-            <w:pPr>
-              <w:spacing w:after="0"/>
-              <w:jc w:val="left"/>
-            </w:pPr>
-            <w:r>
-              <w:rPr>
-                <w:rFonts w:ascii="Courier New" w:cs="Courier New" w:eastAsia="Courier New" w:hAnsi="Courier New"/>
-                <w:color w:val="1A1A1A"/>
-                <w:sz w:val="20"/>
-                <w:szCs w:val="20"/>
-              </w:rPr>
-              <w:t xml:space="preserve">F-403</w:t>
-            </w:r>
-          </w:p>
-        </w:tc>
-        <w:tc>
-          <w:tcPr>
-            <w:tcW w:type="dxa" w:w="1200"/>
-            <w:shd w:fill="F2F2F2" w:color="auto" w:val="clear"/>
-            <w:tcMar>
-              <w:top w:type="dxa" w:w="60"/>
-              <w:left w:type="dxa" w:w="100"/>
-              <w:bottom w:type="dxa" w:w="60"/>
-              <w:right w:type="dxa" w:w="100"/>
-            </w:tcMar>
-            <w:vAlign w:val="top"/>
-          </w:tcPr>
-          <w:p>
-            <w:pPr>
-              <w:spacing w:after="0"/>
-              <w:jc w:val="left"/>
-            </w:pPr>
-            <w:r>
-              <w:rPr>
-                <w:rFonts w:ascii="Arial" w:cs="Arial" w:eastAsia="Arial" w:hAnsi="Arial"/>
-                <w:b/>
-                <w:bCs/>
-                <w:color w:val="1A1A1A"/>
-                <w:sz w:val="20"/>
-                <w:szCs w:val="20"/>
-              </w:rPr>
-              <w:t xml:space="preserve">CREW</w:t>
-            </w:r>
-          </w:p>
-        </w:tc>
-        <w:tc>
-          <w:tcPr>
-            <w:tcW w:type="dxa" w:w="900"/>
-            <w:tcMar>
-              <w:top w:type="dxa" w:w="60"/>
-              <w:left w:type="dxa" w:w="100"/>
-              <w:bottom w:type="dxa" w:w="60"/>
-              <w:right w:type="dxa" w:w="100"/>
-            </w:tcMar>
-            <w:vAlign w:val="top"/>
-          </w:tcPr>
-          <w:p>
-            <w:pPr>
-              <w:spacing w:after="0"/>
-              <w:jc w:val="left"/>
-            </w:pPr>
-            <w:r>
-              <w:rPr>
-                <w:rFonts w:ascii="Arial" w:cs="Arial" w:eastAsia="Arial" w:hAnsi="Arial"/>
-                <w:color w:val="1A1A1A"/>
-                <w:sz w:val="20"/>
-                <w:szCs w:val="20"/>
-              </w:rPr>
-              <w:t xml:space="preserve">2</w:t>
-            </w:r>
-          </w:p>
-        </w:tc>
-        <w:tc>
-          <w:tcPr>
-            <w:tcW w:type="dxa" w:w="1700"/>
-            <w:shd w:fill="F2F2F2" w:color="auto" w:val="clear"/>
-            <w:tcMar>
-              <w:top w:type="dxa" w:w="60"/>
-              <w:left w:type="dxa" w:w="100"/>
-              <w:bottom w:type="dxa" w:w="60"/>
-              <w:right w:type="dxa" w:w="100"/>
-            </w:tcMar>
-            <w:vAlign w:val="top"/>
-          </w:tcPr>
-          <w:p>
-            <w:pPr>
-              <w:spacing w:after="0"/>
-              <w:jc w:val="left"/>
-            </w:pPr>
-            <w:r>
-              <w:rPr>
-                <w:rFonts w:ascii="Arial" w:cs="Arial" w:eastAsia="Arial" w:hAnsi="Arial"/>
-                <w:b/>
-                <w:bCs/>
-                <w:color w:val="1A1A1A"/>
-                <w:sz w:val="20"/>
-                <w:szCs w:val="20"/>
-              </w:rPr>
-              <w:t xml:space="preserve">MATERIALS</w:t>
-            </w:r>
-          </w:p>
-        </w:tc>
-        <w:tc>
-          <w:tcPr>
-            <w:tcW w:type="dxa" w:w="1626"/>
-            <w:tcMar>
-              <w:top w:type="dxa" w:w="60"/>
-              <w:left w:type="dxa" w:w="100"/>
-              <w:bottom w:type="dxa" w:w="60"/>
-              <w:right w:type="dxa" w:w="100"/>
-            </w:tcMar>
-            <w:vAlign w:val="top"/>
-          </w:tcPr>
-          <w:p>
-            <w:pPr>
-              <w:spacing w:after="0"/>
-              <w:jc w:val="left"/>
-            </w:pPr>
-            <w:r>
-              <w:rPr>
-                <w:rFonts w:ascii="Arial" w:cs="Arial" w:eastAsia="Arial" w:hAnsi="Arial"/>
-                <w:color w:val="1A1A1A"/>
-                <w:sz w:val="20"/>
-                <w:szCs w:val="20"/>
-              </w:rPr>
-              <w:t xml:space="preserve">2×Parts</w:t>
-            </w:r>
-          </w:p>
-        </w:tc>
-      </w:tr>
-    </w:tbl>
-    <w:p>
-      <w:pPr>
-        <w:spacing w:after="60"/>
-        <w:ind w:left="340" w:hanging="340"/>
-      </w:pPr>
-      <w:r>
-        <w:rPr>
-          <w:rFonts w:ascii="Courier New" w:cs="Courier New" w:eastAsia="Courier New" w:hAnsi="Courier New"/>
-          <w:color w:val="1A1A1A"/>
-          <w:sz w:val="20"/>
-          <w:szCs w:val="20"/>
-        </w:rPr>
-        <w:t xml:space="preserve">1.  </w:t>
-      </w:r>
-      <w:r>
-        <w:rPr>
-          <w:rFonts w:ascii="Arial" w:cs="Arial" w:eastAsia="Arial" w:hAnsi="Arial"/>
-          <w:color w:val="1A1A1A"/>
-          <w:sz w:val="20"/>
-          <w:szCs w:val="20"/>
-        </w:rPr>
-        <w:t xml:space="preserve">Confirm the fault code on the alert card matches F-403.</w:t>
-      </w:r>
-    </w:p>
-    <w:p>
-      <w:pPr>
-        <w:spacing w:after="60"/>
-        <w:ind w:left="340" w:hanging="340"/>
-      </w:pPr>
-      <w:r>
-        <w:rPr>
-          <w:rFonts w:ascii="Courier New" w:cs="Courier New" w:eastAsia="Courier New" w:hAnsi="Courier New"/>
-          <w:color w:val="1A1A1A"/>
-          <w:sz w:val="20"/>
-          <w:szCs w:val="20"/>
-        </w:rPr>
-        <w:t xml:space="preserve">2.  </w:t>
-      </w:r>
-      <w:r>
-        <w:rPr>
-          <w:rFonts w:ascii="Arial" w:cs="Arial" w:eastAsia="Arial" w:hAnsi="Arial"/>
-          <w:color w:val="1A1A1A"/>
-          <w:sz w:val="20"/>
-          <w:szCs w:val="20"/>
-        </w:rPr>
-        <w:t xml:space="preserve">Assign crew: 2 worker(s) minimum. Fewer will not hold the isolation.</w:t>
-      </w:r>
-    </w:p>
-    <w:p>
-      <w:pPr>
-        <w:spacing w:after="60"/>
-        <w:ind w:left="340" w:hanging="340"/>
-      </w:pPr>
-      <w:r>
-        <w:rPr>
-          <w:rFonts w:ascii="Courier New" w:cs="Courier New" w:eastAsia="Courier New" w:hAnsi="Courier New"/>
-          <w:color w:val="1A1A1A"/>
-          <w:sz w:val="20"/>
-          <w:szCs w:val="20"/>
-        </w:rPr>
-        <w:t xml:space="preserve">3.  </w:t>
-      </w:r>
-      <w:r>
-        <w:rPr>
-          <w:rFonts w:ascii="Arial" w:cs="Arial" w:eastAsia="Arial" w:hAnsi="Arial"/>
-          <w:color w:val="1A1A1A"/>
-          <w:sz w:val="20"/>
-          <w:szCs w:val="20"/>
-        </w:rPr>
-        <w:t xml:space="preserve">Stage materials: 2×Parts.</w:t>
-      </w:r>
-    </w:p>
-    <w:p>
-      <w:pPr>
-        <w:spacing w:after="60"/>
-        <w:ind w:left="340" w:hanging="340"/>
-      </w:pPr>
-      <w:r>
-        <w:rPr>
-          <w:rFonts w:ascii="Courier New" w:cs="Courier New" w:eastAsia="Courier New" w:hAnsi="Courier New"/>
-          <w:color w:val="1A1A1A"/>
-          <w:sz w:val="20"/>
-          <w:szCs w:val="20"/>
-        </w:rPr>
-        <w:t xml:space="preserve">4.  </w:t>
-      </w:r>
-      <w:r>
-        <w:rPr>
-          <w:rFonts w:ascii="Arial" w:cs="Arial" w:eastAsia="Arial" w:hAnsi="Arial"/>
-          <w:color w:val="1A1A1A"/>
-          <w:sz w:val="20"/>
-          <w:szCs w:val="20"/>
-        </w:rPr>
-        <w:t xml:space="preserve">Obtain the Deep-Tunnel Pressure Rating value from TRN Manual, Table App-C. This value is not held in this binder.</w:t>
-      </w:r>
-    </w:p>
-    <w:p>
-      <w:pPr>
-        <w:spacing w:after="60"/>
-        <w:ind w:left="340" w:hanging="340"/>
-      </w:pPr>
-      <w:r>
-        <w:rPr>
-          <w:rFonts w:ascii="Courier New" w:cs="Courier New" w:eastAsia="Courier New" w:hAnsi="Courier New"/>
-          <w:color w:val="1A1A1A"/>
-          <w:sz w:val="20"/>
-          <w:szCs w:val="20"/>
-        </w:rPr>
-        <w:t xml:space="preserve">5.  </w:t>
-      </w:r>
-      <w:r>
-        <w:rPr>
-          <w:rFonts w:ascii="Arial" w:cs="Arial" w:eastAsia="Arial" w:hAnsi="Arial"/>
-          <w:color w:val="1A1A1A"/>
-          <w:sz w:val="20"/>
-          <w:szCs w:val="20"/>
-        </w:rPr>
-        <w:t xml:space="preserve">Obtain the Sub-grid 2 value from POW Manual, Table P-2. This value is not held in this binder.</w:t>
-      </w:r>
-    </w:p>
-    <w:p>
-      <w:pPr>
-        <w:spacing w:after="60"/>
-        <w:ind w:left="340" w:hanging="340"/>
-      </w:pPr>
-      <w:r>
-        <w:rPr>
-          <w:rFonts w:ascii="Courier New" w:cs="Courier New" w:eastAsia="Courier New" w:hAnsi="Courier New"/>
-          <w:color w:val="1A1A1A"/>
-          <w:sz w:val="20"/>
-          <w:szCs w:val="20"/>
-        </w:rPr>
-        <w:t xml:space="preserve">6.  </w:t>
-      </w:r>
-      <w:r>
-        <w:rPr>
-          <w:rFonts w:ascii="Arial" w:cs="Arial" w:eastAsia="Arial" w:hAnsi="Arial"/>
-          <w:color w:val="1A1A1A"/>
-          <w:sz w:val="20"/>
-          <w:szCs w:val="20"/>
-        </w:rPr>
-        <w:t xml:space="preserve">Enter the resolution code on the sector console in the format P-07-[VALUE]-[VALUE 2], substituting the value(s) above. Values are three digits.</w:t>
-      </w:r>
-    </w:p>
-    <w:p>
-      <w:pPr>
-        <w:spacing w:after="60"/>
-        <w:ind w:left="340" w:hanging="340"/>
-      </w:pPr>
-      <w:r>
-        <w:rPr>
-          <w:rFonts w:ascii="Courier New" w:cs="Courier New" w:eastAsia="Courier New" w:hAnsi="Courier New"/>
-          <w:color w:val="1A1A1A"/>
-          <w:sz w:val="20"/>
-          <w:szCs w:val="20"/>
-        </w:rPr>
-        <w:t xml:space="preserve">7.  </w:t>
-      </w:r>
-      <w:r>
-        <w:rPr>
-          <w:rFonts w:ascii="Arial" w:cs="Arial" w:eastAsia="Arial" w:hAnsi="Arial"/>
-          <w:color w:val="1A1A1A"/>
-          <w:sz w:val="20"/>
-          <w:szCs w:val="20"/>
-        </w:rPr>
-        <w:t xml:space="preserve">If the console rejects the entry, re-verify the source table before resubmitting. Three consecutive rejections lock the console for 20 seconds.</w:t>
-      </w:r>
-    </w:p>
-    <w:p>
-      <w:pPr>
-        <w:shd w:fill="F2F2F2" w:color="auto" w:val="clear"/>
-        <w:spacing w:after="120" w:before="100"/>
-      </w:pPr>
-      <w:r>
-        <w:rPr>
-          <w:rFonts w:ascii="Arial" w:cs="Arial" w:eastAsia="Arial" w:hAnsi="Arial"/>
-          <w:b/>
-          <w:bCs/>
-          <w:color w:val="1A1A1A"/>
-          <w:sz w:val="20"/>
-          <w:szCs w:val="20"/>
-        </w:rPr>
-        <w:t xml:space="preserve">CODE FORMAT:  </w:t>
-      </w:r>
-      <w:r>
-        <w:rPr>
-          <w:rFonts w:ascii="Courier New" w:cs="Courier New" w:eastAsia="Courier New" w:hAnsi="Courier New"/>
-          <w:b/>
-          <w:bCs/>
-          <w:color w:val="1A1A1A"/>
-          <w:sz w:val="20"/>
-          <w:szCs w:val="20"/>
-        </w:rPr>
-        <w:t xml:space="preserve">P-07-[VALUE]-[VALUE 2]</w:t>
       </w:r>
     </w:p>
     <w:p>

--- a/kit/UNDERCITY_Binder_WTR.docx
+++ b/kit/UNDERCITY_Binder_WTR.docx
@@ -277,7 +277,7 @@
                 <w:sz w:val="20"/>
                 <w:szCs w:val="20"/>
               </w:rPr>
-              <w:t xml:space="preserve">Water Units (💧) — 3 per cycle, distributed at your discretion</w:t>
+              <w:t xml:space="preserve">Water Units (💧) — 3 per round, distributed at your discretion</w:t>
             </w:r>
           </w:p>
         </w:tc>
@@ -336,7 +336,7 @@
                 <w:sz w:val="20"/>
                 <w:szCs w:val="20"/>
               </w:rPr>
-              <w:t xml:space="preserve">2 ⚡ Power Cells + 1 💧 Water Unit per cycle</w:t>
+              <w:t xml:space="preserve">2 ⚡ Power Cells + 1 💧 Water Unit per round</w:t>
             </w:r>
           </w:p>
         </w:tc>
@@ -1027,7 +1027,7 @@
                 <w:sz w:val="20"/>
                 <w:szCs w:val="20"/>
               </w:rPr>
-              <w:t xml:space="preserve">2 ⚡ Power Cells + 1 💧 Water Unit per cycle</w:t>
+              <w:t xml:space="preserve">2 ⚡ Power Cells + 1 💧 Water Unit per round</w:t>
             </w:r>
           </w:p>
         </w:tc>
@@ -1269,7 +1269,7 @@
                 <w:sz w:val="20"/>
                 <w:szCs w:val="20"/>
               </w:rPr>
-              <w:t xml:space="preserve">Water Units (💧) — 3 per cycle, distributed at your discretion</w:t>
+              <w:t xml:space="preserve">Water Units (💧) — 3 per round, distributed at your discretion</w:t>
             </w:r>
           </w:p>
         </w:tc>

--- a/kit/UNDERCITY_Binder_WTR.docx
+++ b/kit/UNDERCITY_Binder_WTR.docx
@@ -2186,6 +2186,172 @@
                 <w:szCs w:val="20"/>
               </w:rPr>
               <w:t xml:space="preserve">Procedure P-06</w:t>
+            </w:r>
+          </w:p>
+        </w:tc>
+      </w:tr>
+      <w:tr>
+        <w:tc>
+          <w:tcPr>
+            <w:tcW w:type="dxa" w:w="1800"/>
+            <w:tcMar>
+              <w:top w:type="dxa" w:w="60"/>
+              <w:left w:type="dxa" w:w="100"/>
+              <w:bottom w:type="dxa" w:w="60"/>
+              <w:right w:type="dxa" w:w="100"/>
+            </w:tcMar>
+            <w:vAlign w:val="top"/>
+          </w:tcPr>
+          <w:p>
+            <w:pPr>
+              <w:spacing w:after="0"/>
+              <w:jc w:val="left"/>
+            </w:pPr>
+            <w:r>
+              <w:rPr>
+                <w:rFonts w:ascii="Courier New" w:cs="Courier New" w:eastAsia="Courier New" w:hAnsi="Courier New"/>
+                <w:b/>
+                <w:bCs/>
+                <w:color w:val="1A1A1A"/>
+                <w:sz w:val="20"/>
+                <w:szCs w:val="20"/>
+              </w:rPr>
+              <w:t xml:space="preserve">F-503</w:t>
+            </w:r>
+          </w:p>
+        </w:tc>
+        <w:tc>
+          <w:tcPr>
+            <w:tcW w:type="dxa" w:w="4200"/>
+            <w:tcMar>
+              <w:top w:type="dxa" w:w="60"/>
+              <w:left w:type="dxa" w:w="100"/>
+              <w:bottom w:type="dxa" w:w="60"/>
+              <w:right w:type="dxa" w:w="100"/>
+            </w:tcMar>
+            <w:vAlign w:val="top"/>
+          </w:tcPr>
+          <w:p>
+            <w:pPr>
+              <w:spacing w:after="0"/>
+              <w:jc w:val="left"/>
+            </w:pPr>
+            <w:r>
+              <w:rPr>
+                <w:rFonts w:ascii="Arial" w:cs="Arial" w:eastAsia="Arial" w:hAnsi="Arial"/>
+                <w:color w:val="1A1A1A"/>
+                <w:sz w:val="20"/>
+                <w:szCs w:val="20"/>
+              </w:rPr>
+              <w:t xml:space="preserve">Intake pump control desync</w:t>
+            </w:r>
+          </w:p>
+        </w:tc>
+        <w:tc>
+          <w:tcPr>
+            <w:tcW w:type="dxa" w:w="3026"/>
+            <w:tcMar>
+              <w:top w:type="dxa" w:w="60"/>
+              <w:left w:type="dxa" w:w="100"/>
+              <w:bottom w:type="dxa" w:w="60"/>
+              <w:right w:type="dxa" w:w="100"/>
+            </w:tcMar>
+          </w:tcPr>
+          <w:p>
+            <w:pPr>
+              <w:spacing w:after="0"/>
+            </w:pPr>
+            <w:r>
+              <w:rPr>
+                <w:rFonts w:ascii="Courier New" w:cs="Courier New" w:eastAsia="Courier New" w:hAnsi="Courier New"/>
+                <w:color w:val="1A1A1A"/>
+                <w:sz w:val="20"/>
+                <w:szCs w:val="20"/>
+              </w:rPr>
+              <w:t xml:space="preserve">Procedure P-07</w:t>
+            </w:r>
+          </w:p>
+        </w:tc>
+      </w:tr>
+      <w:tr>
+        <w:tc>
+          <w:tcPr>
+            <w:tcW w:type="dxa" w:w="1800"/>
+            <w:tcMar>
+              <w:top w:type="dxa" w:w="60"/>
+              <w:left w:type="dxa" w:w="100"/>
+              <w:bottom w:type="dxa" w:w="60"/>
+              <w:right w:type="dxa" w:w="100"/>
+            </w:tcMar>
+            <w:vAlign w:val="top"/>
+          </w:tcPr>
+          <w:p>
+            <w:pPr>
+              <w:spacing w:after="0"/>
+              <w:jc w:val="left"/>
+            </w:pPr>
+            <w:r>
+              <w:rPr>
+                <w:rFonts w:ascii="Courier New" w:cs="Courier New" w:eastAsia="Courier New" w:hAnsi="Courier New"/>
+                <w:b/>
+                <w:bCs/>
+                <w:color w:val="1A1A1A"/>
+                <w:sz w:val="20"/>
+                <w:szCs w:val="20"/>
+              </w:rPr>
+              <w:t xml:space="preserve">F-504</w:t>
+            </w:r>
+          </w:p>
+        </w:tc>
+        <w:tc>
+          <w:tcPr>
+            <w:tcW w:type="dxa" w:w="4200"/>
+            <w:tcMar>
+              <w:top w:type="dxa" w:w="60"/>
+              <w:left w:type="dxa" w:w="100"/>
+              <w:bottom w:type="dxa" w:w="60"/>
+              <w:right w:type="dxa" w:w="100"/>
+            </w:tcMar>
+            <w:vAlign w:val="top"/>
+          </w:tcPr>
+          <w:p>
+            <w:pPr>
+              <w:spacing w:after="0"/>
+              <w:jc w:val="left"/>
+            </w:pPr>
+            <w:r>
+              <w:rPr>
+                <w:rFonts w:ascii="Arial" w:cs="Arial" w:eastAsia="Arial" w:hAnsi="Arial"/>
+                <w:color w:val="1A1A1A"/>
+                <w:sz w:val="20"/>
+                <w:szCs w:val="20"/>
+              </w:rPr>
+              <w:t xml:space="preserve">Reclaim sterilisation lock</w:t>
+            </w:r>
+          </w:p>
+        </w:tc>
+        <w:tc>
+          <w:tcPr>
+            <w:tcW w:type="dxa" w:w="3026"/>
+            <w:tcMar>
+              <w:top w:type="dxa" w:w="60"/>
+              <w:left w:type="dxa" w:w="100"/>
+              <w:bottom w:type="dxa" w:w="60"/>
+              <w:right w:type="dxa" w:w="100"/>
+            </w:tcMar>
+          </w:tcPr>
+          <w:p>
+            <w:pPr>
+              <w:spacing w:after="0"/>
+            </w:pPr>
+            <w:r>
+              <w:rPr>
+                <w:rFonts w:ascii="Courier New" w:cs="Courier New" w:eastAsia="Courier New" w:hAnsi="Courier New"/>
+                <w:color w:val="1A1A1A"/>
+                <w:sz w:val="20"/>
+                <w:szCs w:val="20"/>
+              </w:rPr>
+              <w:t xml:space="preserve">Procedure P-08</w:t>
             </w:r>
           </w:p>
         </w:tc>
@@ -5031,6 +5197,822 @@
       </w:r>
     </w:p>
     <w:p>
+      <w:pPr>
+        <w:pBdr>
+          <w:bottom w:val="single" w:color="3A8FE8" w:sz="8"/>
+        </w:pBdr>
+        <w:spacing w:after="100" w:before="240"/>
+      </w:pPr>
+      <w:r>
+        <w:rPr>
+          <w:rFonts w:ascii="Courier New" w:cs="Courier New" w:eastAsia="Courier New" w:hAnsi="Courier New"/>
+          <w:b/>
+          <w:bCs/>
+          <w:color w:val="3A8FE8"/>
+          <w:sz w:val="24"/>
+          <w:szCs w:val="24"/>
+        </w:rPr>
+        <w:t xml:space="preserve">PROCEDURE P-07</w:t>
+      </w:r>
+      <w:r>
+        <w:rPr>
+          <w:rFonts w:ascii="Arial" w:cs="Arial" w:eastAsia="Arial" w:hAnsi="Arial"/>
+          <w:b/>
+          <w:bCs/>
+          <w:color w:val="1A1A1A"/>
+          <w:sz w:val="24"/>
+          <w:szCs w:val="24"/>
+        </w:rPr>
+        <w:t xml:space="preserve">   Intake pump control desync</w:t>
+      </w:r>
+    </w:p>
+    <w:tbl>
+      <w:tblPr>
+        <w:tblW w:type="dxa" w:w="9026"/>
+        <w:tblBorders>
+          <w:top w:val="single" w:color="BFBFBF" w:sz="4"/>
+          <w:left w:val="single" w:color="BFBFBF" w:sz="4"/>
+          <w:bottom w:val="single" w:color="BFBFBF" w:sz="4"/>
+          <w:right w:val="single" w:color="BFBFBF" w:sz="4"/>
+          <w:insideH w:val="single" w:color="BFBFBF" w:sz="4"/>
+          <w:insideV w:val="single" w:color="BFBFBF" w:sz="4"/>
+        </w:tblBorders>
+      </w:tblPr>
+      <w:tblGrid>
+        <w:gridCol w:w="1900"/>
+        <w:gridCol w:w="1700"/>
+        <w:gridCol w:w="1200"/>
+        <w:gridCol w:w="900"/>
+        <w:gridCol w:w="1700"/>
+        <w:gridCol w:w="1626"/>
+      </w:tblGrid>
+      <w:tr>
+        <w:tc>
+          <w:tcPr>
+            <w:tcW w:type="dxa" w:w="1900"/>
+            <w:shd w:fill="F2F2F2" w:color="auto" w:val="clear"/>
+            <w:tcMar>
+              <w:top w:type="dxa" w:w="60"/>
+              <w:left w:type="dxa" w:w="100"/>
+              <w:bottom w:type="dxa" w:w="60"/>
+              <w:right w:type="dxa" w:w="100"/>
+            </w:tcMar>
+            <w:vAlign w:val="top"/>
+          </w:tcPr>
+          <w:p>
+            <w:pPr>
+              <w:spacing w:after="0"/>
+              <w:jc w:val="left"/>
+            </w:pPr>
+            <w:r>
+              <w:rPr>
+                <w:rFonts w:ascii="Arial" w:cs="Arial" w:eastAsia="Arial" w:hAnsi="Arial"/>
+                <w:b/>
+                <w:bCs/>
+                <w:color w:val="1A1A1A"/>
+                <w:sz w:val="20"/>
+                <w:szCs w:val="20"/>
+              </w:rPr>
+              <w:t xml:space="preserve">APPLIES TO</w:t>
+            </w:r>
+          </w:p>
+        </w:tc>
+        <w:tc>
+          <w:tcPr>
+            <w:tcW w:type="dxa" w:w="1700"/>
+            <w:tcMar>
+              <w:top w:type="dxa" w:w="60"/>
+              <w:left w:type="dxa" w:w="100"/>
+              <w:bottom w:type="dxa" w:w="60"/>
+              <w:right w:type="dxa" w:w="100"/>
+            </w:tcMar>
+            <w:vAlign w:val="top"/>
+          </w:tcPr>
+          <w:p>
+            <w:pPr>
+              <w:spacing w:after="0"/>
+              <w:jc w:val="left"/>
+            </w:pPr>
+            <w:r>
+              <w:rPr>
+                <w:rFonts w:ascii="Courier New" w:cs="Courier New" w:eastAsia="Courier New" w:hAnsi="Courier New"/>
+                <w:color w:val="1A1A1A"/>
+                <w:sz w:val="20"/>
+                <w:szCs w:val="20"/>
+              </w:rPr>
+              <w:t xml:space="preserve">F-503</w:t>
+            </w:r>
+          </w:p>
+        </w:tc>
+        <w:tc>
+          <w:tcPr>
+            <w:tcW w:type="dxa" w:w="1200"/>
+            <w:shd w:fill="F2F2F2" w:color="auto" w:val="clear"/>
+            <w:tcMar>
+              <w:top w:type="dxa" w:w="60"/>
+              <w:left w:type="dxa" w:w="100"/>
+              <w:bottom w:type="dxa" w:w="60"/>
+              <w:right w:type="dxa" w:w="100"/>
+            </w:tcMar>
+            <w:vAlign w:val="top"/>
+          </w:tcPr>
+          <w:p>
+            <w:pPr>
+              <w:spacing w:after="0"/>
+              <w:jc w:val="left"/>
+            </w:pPr>
+            <w:r>
+              <w:rPr>
+                <w:rFonts w:ascii="Arial" w:cs="Arial" w:eastAsia="Arial" w:hAnsi="Arial"/>
+                <w:b/>
+                <w:bCs/>
+                <w:color w:val="1A1A1A"/>
+                <w:sz w:val="20"/>
+                <w:szCs w:val="20"/>
+              </w:rPr>
+              <w:t xml:space="preserve">CREW</w:t>
+            </w:r>
+          </w:p>
+        </w:tc>
+        <w:tc>
+          <w:tcPr>
+            <w:tcW w:type="dxa" w:w="900"/>
+            <w:tcMar>
+              <w:top w:type="dxa" w:w="60"/>
+              <w:left w:type="dxa" w:w="100"/>
+              <w:bottom w:type="dxa" w:w="60"/>
+              <w:right w:type="dxa" w:w="100"/>
+            </w:tcMar>
+            <w:vAlign w:val="top"/>
+          </w:tcPr>
+          <w:p>
+            <w:pPr>
+              <w:spacing w:after="0"/>
+              <w:jc w:val="left"/>
+            </w:pPr>
+            <w:r>
+              <w:rPr>
+                <w:rFonts w:ascii="Arial" w:cs="Arial" w:eastAsia="Arial" w:hAnsi="Arial"/>
+                <w:color w:val="1A1A1A"/>
+                <w:sz w:val="20"/>
+                <w:szCs w:val="20"/>
+              </w:rPr>
+              <w:t xml:space="preserve">2</w:t>
+            </w:r>
+          </w:p>
+        </w:tc>
+        <w:tc>
+          <w:tcPr>
+            <w:tcW w:type="dxa" w:w="1700"/>
+            <w:shd w:fill="F2F2F2" w:color="auto" w:val="clear"/>
+            <w:tcMar>
+              <w:top w:type="dxa" w:w="60"/>
+              <w:left w:type="dxa" w:w="100"/>
+              <w:bottom w:type="dxa" w:w="60"/>
+              <w:right w:type="dxa" w:w="100"/>
+            </w:tcMar>
+            <w:vAlign w:val="top"/>
+          </w:tcPr>
+          <w:p>
+            <w:pPr>
+              <w:spacing w:after="0"/>
+              <w:jc w:val="left"/>
+            </w:pPr>
+            <w:r>
+              <w:rPr>
+                <w:rFonts w:ascii="Arial" w:cs="Arial" w:eastAsia="Arial" w:hAnsi="Arial"/>
+                <w:b/>
+                <w:bCs/>
+                <w:color w:val="1A1A1A"/>
+                <w:sz w:val="20"/>
+                <w:szCs w:val="20"/>
+              </w:rPr>
+              <w:t xml:space="preserve">MATERIALS</w:t>
+            </w:r>
+          </w:p>
+        </w:tc>
+        <w:tc>
+          <w:tcPr>
+            <w:tcW w:type="dxa" w:w="1626"/>
+            <w:tcMar>
+              <w:top w:type="dxa" w:w="60"/>
+              <w:left w:type="dxa" w:w="100"/>
+              <w:bottom w:type="dxa" w:w="60"/>
+              <w:right w:type="dxa" w:w="100"/>
+            </w:tcMar>
+            <w:vAlign w:val="top"/>
+          </w:tcPr>
+          <w:p>
+            <w:pPr>
+              <w:spacing w:after="0"/>
+              <w:jc w:val="left"/>
+            </w:pPr>
+            <w:r>
+              <w:rPr>
+                <w:rFonts w:ascii="Arial" w:cs="Arial" w:eastAsia="Arial" w:hAnsi="Arial"/>
+                <w:color w:val="1A1A1A"/>
+                <w:sz w:val="20"/>
+                <w:szCs w:val="20"/>
+              </w:rPr>
+              <w:t xml:space="preserve">1 Power, 1 Parts</w:t>
+            </w:r>
+          </w:p>
+        </w:tc>
+      </w:tr>
+    </w:tbl>
+    <w:p>
+      <w:pPr>
+        <w:spacing w:after="60"/>
+        <w:ind w:left="340" w:hanging="340"/>
+      </w:pPr>
+      <w:r>
+        <w:rPr>
+          <w:rFonts w:ascii="Courier New" w:cs="Courier New" w:eastAsia="Courier New" w:hAnsi="Courier New"/>
+          <w:color w:val="1A1A1A"/>
+          <w:sz w:val="20"/>
+          <w:szCs w:val="20"/>
+        </w:rPr>
+        <w:t xml:space="preserve">1.  </w:t>
+      </w:r>
+      <w:r>
+        <w:rPr>
+          <w:rFonts w:ascii="Arial" w:cs="Arial" w:eastAsia="Arial" w:hAnsi="Arial"/>
+          <w:color w:val="1A1A1A"/>
+          <w:sz w:val="20"/>
+          <w:szCs w:val="20"/>
+        </w:rPr>
+        <w:t xml:space="preserve">Confirm the fault code on the alert card matches F-503.</w:t>
+      </w:r>
+    </w:p>
+    <w:p>
+      <w:pPr>
+        <w:spacing w:after="60"/>
+        <w:ind w:left="340" w:hanging="340"/>
+      </w:pPr>
+      <w:r>
+        <w:rPr>
+          <w:rFonts w:ascii="Courier New" w:cs="Courier New" w:eastAsia="Courier New" w:hAnsi="Courier New"/>
+          <w:color w:val="1A1A1A"/>
+          <w:sz w:val="20"/>
+          <w:szCs w:val="20"/>
+        </w:rPr>
+        <w:t xml:space="preserve">2.  </w:t>
+      </w:r>
+      <w:r>
+        <w:rPr>
+          <w:rFonts w:ascii="Arial" w:cs="Arial" w:eastAsia="Arial" w:hAnsi="Arial"/>
+          <w:color w:val="1A1A1A"/>
+          <w:sz w:val="20"/>
+          <w:szCs w:val="20"/>
+        </w:rPr>
+        <w:t xml:space="preserve">Assign crew: 2 worker(s) minimum. Fewer will not hold the isolation.</w:t>
+      </w:r>
+    </w:p>
+    <w:p>
+      <w:pPr>
+        <w:spacing w:after="60"/>
+        <w:ind w:left="340" w:hanging="340"/>
+      </w:pPr>
+      <w:r>
+        <w:rPr>
+          <w:rFonts w:ascii="Courier New" w:cs="Courier New" w:eastAsia="Courier New" w:hAnsi="Courier New"/>
+          <w:color w:val="1A1A1A"/>
+          <w:sz w:val="20"/>
+          <w:szCs w:val="20"/>
+        </w:rPr>
+        <w:t xml:space="preserve">3.  </w:t>
+      </w:r>
+      <w:r>
+        <w:rPr>
+          <w:rFonts w:ascii="Arial" w:cs="Arial" w:eastAsia="Arial" w:hAnsi="Arial"/>
+          <w:color w:val="1A1A1A"/>
+          <w:sz w:val="20"/>
+          <w:szCs w:val="20"/>
+        </w:rPr>
+        <w:t xml:space="preserve">Stage materials: 1 Power, 1 Parts.</w:t>
+      </w:r>
+    </w:p>
+    <w:p>
+      <w:pPr>
+        <w:spacing w:after="60"/>
+        <w:ind w:left="340" w:hanging="340"/>
+      </w:pPr>
+      <w:r>
+        <w:rPr>
+          <w:rFonts w:ascii="Courier New" w:cs="Courier New" w:eastAsia="Courier New" w:hAnsi="Courier New"/>
+          <w:color w:val="1A1A1A"/>
+          <w:sz w:val="20"/>
+          <w:szCs w:val="20"/>
+        </w:rPr>
+        <w:t xml:space="preserve">4.  </w:t>
+      </w:r>
+      <w:r>
+        <w:rPr>
+          <w:rFonts w:ascii="Arial" w:cs="Arial" w:eastAsia="Arial" w:hAnsi="Arial"/>
+          <w:color w:val="1A1A1A"/>
+          <w:sz w:val="20"/>
+          <w:szCs w:val="20"/>
+        </w:rPr>
+        <w:t xml:space="preserve">Obtain the Environmental Power Reference from AGR. AGR may answer with another asset and sector instead of a number: that is a REFERENCE, not a value. Follow it to the sector named and ask that sector for the asset's figure.</w:t>
+      </w:r>
+    </w:p>
+    <w:p>
+      <w:pPr>
+        <w:spacing w:after="60"/>
+        <w:ind w:left="340" w:hanging="340"/>
+      </w:pPr>
+      <w:r>
+        <w:rPr>
+          <w:rFonts w:ascii="Courier New" w:cs="Courier New" w:eastAsia="Courier New" w:hAnsi="Courier New"/>
+          <w:color w:val="1A1A1A"/>
+          <w:sz w:val="20"/>
+          <w:szCs w:val="20"/>
+        </w:rPr>
+        <w:t xml:space="preserve">5.  </w:t>
+      </w:r>
+      <w:r>
+        <w:rPr>
+          <w:rFonts w:ascii="Arial" w:cs="Arial" w:eastAsia="Arial" w:hAnsi="Arial"/>
+          <w:color w:val="1A1A1A"/>
+          <w:sz w:val="20"/>
+          <w:szCs w:val="20"/>
+        </w:rPr>
+        <w:t xml:space="preserve">Enter the resolution code on the sector console in the format P-07-[VALUE], substituting the value(s) above. Values are three digits.</w:t>
+      </w:r>
+    </w:p>
+    <w:p>
+      <w:pPr>
+        <w:spacing w:after="60"/>
+        <w:ind w:left="340" w:hanging="340"/>
+      </w:pPr>
+      <w:r>
+        <w:rPr>
+          <w:rFonts w:ascii="Courier New" w:cs="Courier New" w:eastAsia="Courier New" w:hAnsi="Courier New"/>
+          <w:color w:val="1A1A1A"/>
+          <w:sz w:val="20"/>
+          <w:szCs w:val="20"/>
+        </w:rPr>
+        <w:t xml:space="preserve">6.  </w:t>
+      </w:r>
+      <w:r>
+        <w:rPr>
+          <w:rFonts w:ascii="Arial" w:cs="Arial" w:eastAsia="Arial" w:hAnsi="Arial"/>
+          <w:color w:val="1A1A1A"/>
+          <w:sz w:val="20"/>
+          <w:szCs w:val="20"/>
+        </w:rPr>
+        <w:t xml:space="preserve">If the console rejects the entry, re-verify with the sector that holds the figure before resubmitting. Three consecutive rejections lock the console for 20 seconds.</w:t>
+      </w:r>
+    </w:p>
+    <w:p>
+      <w:pPr>
+        <w:shd w:fill="F2F2F2" w:color="auto" w:val="clear"/>
+        <w:spacing w:after="120" w:before="100"/>
+      </w:pPr>
+      <w:r>
+        <w:rPr>
+          <w:rFonts w:ascii="Arial" w:cs="Arial" w:eastAsia="Arial" w:hAnsi="Arial"/>
+          <w:b/>
+          <w:bCs/>
+          <w:color w:val="1A1A1A"/>
+          <w:sz w:val="20"/>
+          <w:szCs w:val="20"/>
+        </w:rPr>
+        <w:t xml:space="preserve">CODE FORMAT:  </w:t>
+      </w:r>
+      <w:r>
+        <w:rPr>
+          <w:rFonts w:ascii="Courier New" w:cs="Courier New" w:eastAsia="Courier New" w:hAnsi="Courier New"/>
+          <w:b/>
+          <w:bCs/>
+          <w:color w:val="1A1A1A"/>
+          <w:sz w:val="20"/>
+          <w:szCs w:val="20"/>
+        </w:rPr>
+        <w:t xml:space="preserve">P-07-[VALUE]</w:t>
+      </w:r>
+    </w:p>
+    <w:p>
+      <w:pPr>
+        <w:pBdr>
+          <w:bottom w:val="single" w:color="3A8FE8" w:sz="8"/>
+        </w:pBdr>
+        <w:spacing w:after="100" w:before="240"/>
+      </w:pPr>
+      <w:r>
+        <w:rPr>
+          <w:rFonts w:ascii="Courier New" w:cs="Courier New" w:eastAsia="Courier New" w:hAnsi="Courier New"/>
+          <w:b/>
+          <w:bCs/>
+          <w:color w:val="3A8FE8"/>
+          <w:sz w:val="24"/>
+          <w:szCs w:val="24"/>
+        </w:rPr>
+        <w:t xml:space="preserve">PROCEDURE P-08</w:t>
+      </w:r>
+      <w:r>
+        <w:rPr>
+          <w:rFonts w:ascii="Arial" w:cs="Arial" w:eastAsia="Arial" w:hAnsi="Arial"/>
+          <w:b/>
+          <w:bCs/>
+          <w:color w:val="1A1A1A"/>
+          <w:sz w:val="24"/>
+          <w:szCs w:val="24"/>
+        </w:rPr>
+        <w:t xml:space="preserve">   Reclaim sterilisation lock</w:t>
+      </w:r>
+    </w:p>
+    <w:tbl>
+      <w:tblPr>
+        <w:tblW w:type="dxa" w:w="9026"/>
+        <w:tblBorders>
+          <w:top w:val="single" w:color="BFBFBF" w:sz="4"/>
+          <w:left w:val="single" w:color="BFBFBF" w:sz="4"/>
+          <w:bottom w:val="single" w:color="BFBFBF" w:sz="4"/>
+          <w:right w:val="single" w:color="BFBFBF" w:sz="4"/>
+          <w:insideH w:val="single" w:color="BFBFBF" w:sz="4"/>
+          <w:insideV w:val="single" w:color="BFBFBF" w:sz="4"/>
+        </w:tblBorders>
+      </w:tblPr>
+      <w:tblGrid>
+        <w:gridCol w:w="1900"/>
+        <w:gridCol w:w="1700"/>
+        <w:gridCol w:w="1200"/>
+        <w:gridCol w:w="900"/>
+        <w:gridCol w:w="1700"/>
+        <w:gridCol w:w="1626"/>
+      </w:tblGrid>
+      <w:tr>
+        <w:tc>
+          <w:tcPr>
+            <w:tcW w:type="dxa" w:w="1900"/>
+            <w:shd w:fill="F2F2F2" w:color="auto" w:val="clear"/>
+            <w:tcMar>
+              <w:top w:type="dxa" w:w="60"/>
+              <w:left w:type="dxa" w:w="100"/>
+              <w:bottom w:type="dxa" w:w="60"/>
+              <w:right w:type="dxa" w:w="100"/>
+            </w:tcMar>
+            <w:vAlign w:val="top"/>
+          </w:tcPr>
+          <w:p>
+            <w:pPr>
+              <w:spacing w:after="0"/>
+              <w:jc w:val="left"/>
+            </w:pPr>
+            <w:r>
+              <w:rPr>
+                <w:rFonts w:ascii="Arial" w:cs="Arial" w:eastAsia="Arial" w:hAnsi="Arial"/>
+                <w:b/>
+                <w:bCs/>
+                <w:color w:val="1A1A1A"/>
+                <w:sz w:val="20"/>
+                <w:szCs w:val="20"/>
+              </w:rPr>
+              <w:t xml:space="preserve">APPLIES TO</w:t>
+            </w:r>
+          </w:p>
+        </w:tc>
+        <w:tc>
+          <w:tcPr>
+            <w:tcW w:type="dxa" w:w="1700"/>
+            <w:tcMar>
+              <w:top w:type="dxa" w:w="60"/>
+              <w:left w:type="dxa" w:w="100"/>
+              <w:bottom w:type="dxa" w:w="60"/>
+              <w:right w:type="dxa" w:w="100"/>
+            </w:tcMar>
+            <w:vAlign w:val="top"/>
+          </w:tcPr>
+          <w:p>
+            <w:pPr>
+              <w:spacing w:after="0"/>
+              <w:jc w:val="left"/>
+            </w:pPr>
+            <w:r>
+              <w:rPr>
+                <w:rFonts w:ascii="Courier New" w:cs="Courier New" w:eastAsia="Courier New" w:hAnsi="Courier New"/>
+                <w:color w:val="1A1A1A"/>
+                <w:sz w:val="20"/>
+                <w:szCs w:val="20"/>
+              </w:rPr>
+              <w:t xml:space="preserve">F-504</w:t>
+            </w:r>
+          </w:p>
+        </w:tc>
+        <w:tc>
+          <w:tcPr>
+            <w:tcW w:type="dxa" w:w="1200"/>
+            <w:shd w:fill="F2F2F2" w:color="auto" w:val="clear"/>
+            <w:tcMar>
+              <w:top w:type="dxa" w:w="60"/>
+              <w:left w:type="dxa" w:w="100"/>
+              <w:bottom w:type="dxa" w:w="60"/>
+              <w:right w:type="dxa" w:w="100"/>
+            </w:tcMar>
+            <w:vAlign w:val="top"/>
+          </w:tcPr>
+          <w:p>
+            <w:pPr>
+              <w:spacing w:after="0"/>
+              <w:jc w:val="left"/>
+            </w:pPr>
+            <w:r>
+              <w:rPr>
+                <w:rFonts w:ascii="Arial" w:cs="Arial" w:eastAsia="Arial" w:hAnsi="Arial"/>
+                <w:b/>
+                <w:bCs/>
+                <w:color w:val="1A1A1A"/>
+                <w:sz w:val="20"/>
+                <w:szCs w:val="20"/>
+              </w:rPr>
+              <w:t xml:space="preserve">CREW</w:t>
+            </w:r>
+          </w:p>
+        </w:tc>
+        <w:tc>
+          <w:tcPr>
+            <w:tcW w:type="dxa" w:w="900"/>
+            <w:tcMar>
+              <w:top w:type="dxa" w:w="60"/>
+              <w:left w:type="dxa" w:w="100"/>
+              <w:bottom w:type="dxa" w:w="60"/>
+              <w:right w:type="dxa" w:w="100"/>
+            </w:tcMar>
+            <w:vAlign w:val="top"/>
+          </w:tcPr>
+          <w:p>
+            <w:pPr>
+              <w:spacing w:after="0"/>
+              <w:jc w:val="left"/>
+            </w:pPr>
+            <w:r>
+              <w:rPr>
+                <w:rFonts w:ascii="Arial" w:cs="Arial" w:eastAsia="Arial" w:hAnsi="Arial"/>
+                <w:color w:val="1A1A1A"/>
+                <w:sz w:val="20"/>
+                <w:szCs w:val="20"/>
+              </w:rPr>
+              <w:t xml:space="preserve">3</w:t>
+            </w:r>
+          </w:p>
+        </w:tc>
+        <w:tc>
+          <w:tcPr>
+            <w:tcW w:type="dxa" w:w="1700"/>
+            <w:shd w:fill="F2F2F2" w:color="auto" w:val="clear"/>
+            <w:tcMar>
+              <w:top w:type="dxa" w:w="60"/>
+              <w:left w:type="dxa" w:w="100"/>
+              <w:bottom w:type="dxa" w:w="60"/>
+              <w:right w:type="dxa" w:w="100"/>
+            </w:tcMar>
+            <w:vAlign w:val="top"/>
+          </w:tcPr>
+          <w:p>
+            <w:pPr>
+              <w:spacing w:after="0"/>
+              <w:jc w:val="left"/>
+            </w:pPr>
+            <w:r>
+              <w:rPr>
+                <w:rFonts w:ascii="Arial" w:cs="Arial" w:eastAsia="Arial" w:hAnsi="Arial"/>
+                <w:b/>
+                <w:bCs/>
+                <w:color w:val="1A1A1A"/>
+                <w:sz w:val="20"/>
+                <w:szCs w:val="20"/>
+              </w:rPr>
+              <w:t xml:space="preserve">MATERIALS</w:t>
+            </w:r>
+          </w:p>
+        </w:tc>
+        <w:tc>
+          <w:tcPr>
+            <w:tcW w:type="dxa" w:w="1626"/>
+            <w:tcMar>
+              <w:top w:type="dxa" w:w="60"/>
+              <w:left w:type="dxa" w:w="100"/>
+              <w:bottom w:type="dxa" w:w="60"/>
+              <w:right w:type="dxa" w:w="100"/>
+            </w:tcMar>
+            <w:vAlign w:val="top"/>
+          </w:tcPr>
+          <w:p>
+            <w:pPr>
+              <w:spacing w:after="0"/>
+              <w:jc w:val="left"/>
+            </w:pPr>
+            <w:r>
+              <w:rPr>
+                <w:rFonts w:ascii="Arial" w:cs="Arial" w:eastAsia="Arial" w:hAnsi="Arial"/>
+                <w:color w:val="1A1A1A"/>
+                <w:sz w:val="20"/>
+                <w:szCs w:val="20"/>
+              </w:rPr>
+              <w:t xml:space="preserve">1 Power, 1 Med, 1 Parts</w:t>
+            </w:r>
+          </w:p>
+        </w:tc>
+      </w:tr>
+    </w:tbl>
+    <w:p>
+      <w:pPr>
+        <w:spacing w:after="60"/>
+        <w:ind w:left="340" w:hanging="340"/>
+      </w:pPr>
+      <w:r>
+        <w:rPr>
+          <w:rFonts w:ascii="Courier New" w:cs="Courier New" w:eastAsia="Courier New" w:hAnsi="Courier New"/>
+          <w:color w:val="1A1A1A"/>
+          <w:sz w:val="20"/>
+          <w:szCs w:val="20"/>
+        </w:rPr>
+        <w:t xml:space="preserve">1.  </w:t>
+      </w:r>
+      <w:r>
+        <w:rPr>
+          <w:rFonts w:ascii="Arial" w:cs="Arial" w:eastAsia="Arial" w:hAnsi="Arial"/>
+          <w:color w:val="1A1A1A"/>
+          <w:sz w:val="20"/>
+          <w:szCs w:val="20"/>
+        </w:rPr>
+        <w:t xml:space="preserve">Confirm the fault code on the alert card matches F-504.</w:t>
+      </w:r>
+    </w:p>
+    <w:p>
+      <w:pPr>
+        <w:spacing w:after="60"/>
+        <w:ind w:left="340" w:hanging="340"/>
+      </w:pPr>
+      <w:r>
+        <w:rPr>
+          <w:rFonts w:ascii="Courier New" w:cs="Courier New" w:eastAsia="Courier New" w:hAnsi="Courier New"/>
+          <w:color w:val="1A1A1A"/>
+          <w:sz w:val="20"/>
+          <w:szCs w:val="20"/>
+        </w:rPr>
+        <w:t xml:space="preserve">2.  </w:t>
+      </w:r>
+      <w:r>
+        <w:rPr>
+          <w:rFonts w:ascii="Arial" w:cs="Arial" w:eastAsia="Arial" w:hAnsi="Arial"/>
+          <w:color w:val="1A1A1A"/>
+          <w:sz w:val="20"/>
+          <w:szCs w:val="20"/>
+        </w:rPr>
+        <w:t xml:space="preserve">Assign crew: 3 worker(s) minimum. Fewer will not hold the isolation.</w:t>
+      </w:r>
+    </w:p>
+    <w:p>
+      <w:pPr>
+        <w:spacing w:after="60"/>
+        <w:ind w:left="340" w:hanging="340"/>
+      </w:pPr>
+      <w:r>
+        <w:rPr>
+          <w:rFonts w:ascii="Courier New" w:cs="Courier New" w:eastAsia="Courier New" w:hAnsi="Courier New"/>
+          <w:color w:val="1A1A1A"/>
+          <w:sz w:val="20"/>
+          <w:szCs w:val="20"/>
+        </w:rPr>
+        <w:t xml:space="preserve">3.  </w:t>
+      </w:r>
+      <w:r>
+        <w:rPr>
+          <w:rFonts w:ascii="Arial" w:cs="Arial" w:eastAsia="Arial" w:hAnsi="Arial"/>
+          <w:color w:val="1A1A1A"/>
+          <w:sz w:val="20"/>
+          <w:szCs w:val="20"/>
+        </w:rPr>
+        <w:t xml:space="preserve">Stage materials: 1 Power, 1 Med, 1 Parts.</w:t>
+      </w:r>
+    </w:p>
+    <w:p>
+      <w:pPr>
+        <w:spacing w:after="60"/>
+        <w:ind w:left="340" w:hanging="340"/>
+      </w:pPr>
+      <w:r>
+        <w:rPr>
+          <w:rFonts w:ascii="Courier New" w:cs="Courier New" w:eastAsia="Courier New" w:hAnsi="Courier New"/>
+          <w:color w:val="1A1A1A"/>
+          <w:sz w:val="20"/>
+          <w:szCs w:val="20"/>
+        </w:rPr>
+        <w:t xml:space="preserve">4.  </w:t>
+      </w:r>
+      <w:r>
+        <w:rPr>
+          <w:rFonts w:ascii="Arial" w:cs="Arial" w:eastAsia="Arial" w:hAnsi="Arial"/>
+          <w:color w:val="1A1A1A"/>
+          <w:sz w:val="20"/>
+          <w:szCs w:val="20"/>
+        </w:rPr>
+        <w:t xml:space="preserve">Obtain the Sterility Feed Reference from MED. MED may answer with another asset and sector instead of a number: that is a REFERENCE, not a value. Follow it to the sector named and ask that sector for the asset's figure. This is VALUE 1.</w:t>
+      </w:r>
+    </w:p>
+    <w:p>
+      <w:pPr>
+        <w:spacing w:after="60"/>
+        <w:ind w:left="340" w:hanging="340"/>
+      </w:pPr>
+      <w:r>
+        <w:rPr>
+          <w:rFonts w:ascii="Courier New" w:cs="Courier New" w:eastAsia="Courier New" w:hAnsi="Courier New"/>
+          <w:color w:val="1A1A1A"/>
+          <w:sz w:val="20"/>
+          <w:szCs w:val="20"/>
+        </w:rPr>
+        <w:t xml:space="preserve">5.  </w:t>
+      </w:r>
+      <w:r>
+        <w:rPr>
+          <w:rFonts w:ascii="Arial" w:cs="Arial" w:eastAsia="Arial" w:hAnsi="Arial"/>
+          <w:color w:val="1A1A1A"/>
+          <w:sz w:val="20"/>
+          <w:szCs w:val="20"/>
+        </w:rPr>
+        <w:t xml:space="preserve">Obtain the Bypass Route Reference from TRN. TRN may answer with another asset and sector instead of a number: that is a REFERENCE, not a value. Follow it to the sector named and ask that sector for the asset's figure. This is VALUE 2.</w:t>
+      </w:r>
+    </w:p>
+    <w:p>
+      <w:pPr>
+        <w:spacing w:after="60"/>
+        <w:ind w:left="340" w:hanging="340"/>
+      </w:pPr>
+      <w:r>
+        <w:rPr>
+          <w:rFonts w:ascii="Courier New" w:cs="Courier New" w:eastAsia="Courier New" w:hAnsi="Courier New"/>
+          <w:color w:val="1A1A1A"/>
+          <w:sz w:val="20"/>
+          <w:szCs w:val="20"/>
+        </w:rPr>
+        <w:t xml:space="preserve">6.  </w:t>
+      </w:r>
+      <w:r>
+        <w:rPr>
+          <w:rFonts w:ascii="Arial" w:cs="Arial" w:eastAsia="Arial" w:hAnsi="Arial"/>
+          <w:color w:val="1A1A1A"/>
+          <w:sz w:val="20"/>
+          <w:szCs w:val="20"/>
+        </w:rPr>
+        <w:t xml:space="preserve">Enter the resolution code on the sector console in the format P-08-[VALUE]-[VALUE 2], substituting the value(s) above. Values are three digits.</w:t>
+      </w:r>
+    </w:p>
+    <w:p>
+      <w:pPr>
+        <w:spacing w:after="60"/>
+        <w:ind w:left="340" w:hanging="340"/>
+      </w:pPr>
+      <w:r>
+        <w:rPr>
+          <w:rFonts w:ascii="Courier New" w:cs="Courier New" w:eastAsia="Courier New" w:hAnsi="Courier New"/>
+          <w:color w:val="1A1A1A"/>
+          <w:sz w:val="20"/>
+          <w:szCs w:val="20"/>
+        </w:rPr>
+        <w:t xml:space="preserve">7.  </w:t>
+      </w:r>
+      <w:r>
+        <w:rPr>
+          <w:rFonts w:ascii="Arial" w:cs="Arial" w:eastAsia="Arial" w:hAnsi="Arial"/>
+          <w:color w:val="1A1A1A"/>
+          <w:sz w:val="20"/>
+          <w:szCs w:val="20"/>
+        </w:rPr>
+        <w:t xml:space="preserve">If the console rejects the entry, re-verify with the sector that holds the figure before resubmitting. Three consecutive rejections lock the console for 20 seconds.</w:t>
+      </w:r>
+    </w:p>
+    <w:p>
+      <w:pPr>
+        <w:shd w:fill="F2F2F2" w:color="auto" w:val="clear"/>
+        <w:spacing w:after="120" w:before="100"/>
+      </w:pPr>
+      <w:r>
+        <w:rPr>
+          <w:rFonts w:ascii="Arial" w:cs="Arial" w:eastAsia="Arial" w:hAnsi="Arial"/>
+          <w:b/>
+          <w:bCs/>
+          <w:color w:val="1A1A1A"/>
+          <w:sz w:val="20"/>
+          <w:szCs w:val="20"/>
+        </w:rPr>
+        <w:t xml:space="preserve">CODE FORMAT:  </w:t>
+      </w:r>
+      <w:r>
+        <w:rPr>
+          <w:rFonts w:ascii="Courier New" w:cs="Courier New" w:eastAsia="Courier New" w:hAnsi="Courier New"/>
+          <w:b/>
+          <w:bCs/>
+          <w:color w:val="1A1A1A"/>
+          <w:sz w:val="20"/>
+          <w:szCs w:val="20"/>
+        </w:rPr>
+        <w:t xml:space="preserve">P-08-[VALUE]-[VALUE 2]</w:t>
+      </w:r>
+    </w:p>
+    <w:p>
       <w:r>
         <w:br w:type="page"/>
       </w:r>
@@ -5884,6 +6866,300 @@
         <w:br w:type="page"/>
       </w:r>
     </w:p>
+    <w:p>
+      <w:pPr>
+        <w:spacing w:after="300"/>
+      </w:pPr>
+    </w:p>
+    <w:p>
+      <w:pPr>
+        <w:pStyle w:val="Heading1"/>
+        <w:spacing w:after="160" w:before="120"/>
+      </w:pPr>
+      <w:r>
+        <w:rPr>
+          <w:rFonts w:ascii="Arial" w:cs="Arial" w:eastAsia="Arial" w:hAnsi="Arial"/>
+          <w:b/>
+          <w:bCs/>
+          <w:color w:val="3A8FE8"/>
+          <w:sz w:val="28"/>
+          <w:szCs w:val="28"/>
+        </w:rPr>
+        <w:t xml:space="preserve">5A · Cross-System Reference Directory</w:t>
+      </w:r>
+    </w:p>
+    <w:p>
+      <w:pPr>
+        <w:spacing w:after="120"/>
+      </w:pPr>
+      <w:r>
+        <w:rPr>
+          <w:rFonts w:ascii="Arial" w:cs="Arial" w:eastAsia="Arial" w:hAnsi="Arial"/>
+          <w:color w:val="1A1A1A"/>
+          <w:sz w:val="20"/>
+          <w:szCs w:val="20"/>
+        </w:rPr>
+        <w:t xml:space="preserve">Entries ending with a sector code in square brackets are REFERENCES, not resolution values. Relay the exact reference name and sector shown to the requesting team. The named sector holds the authoritative numeric value. Do not invent or infer a number.</w:t>
+      </w:r>
+    </w:p>
+    <w:p>
+      <w:pPr>
+        <w:spacing w:after="160"/>
+      </w:pPr>
+    </w:p>
+    <w:tbl>
+      <w:tblPr>
+        <w:tblW w:type="dxa" w:w="9026"/>
+        <w:tblBorders>
+          <w:top w:val="single" w:color="BFBFBF" w:sz="4"/>
+          <w:left w:val="single" w:color="BFBFBF" w:sz="4"/>
+          <w:bottom w:val="single" w:color="BFBFBF" w:sz="4"/>
+          <w:right w:val="single" w:color="BFBFBF" w:sz="4"/>
+          <w:insideH w:val="single" w:color="BFBFBF" w:sz="4"/>
+          <w:insideV w:val="single" w:color="BFBFBF" w:sz="4"/>
+        </w:tblBorders>
+      </w:tblPr>
+      <w:tblGrid>
+        <w:gridCol w:w="4600"/>
+        <w:gridCol w:w="4426"/>
+      </w:tblGrid>
+      <w:tr>
+        <w:tc>
+          <w:tcPr>
+            <w:tcW w:type="dxa" w:w="4600"/>
+            <w:shd w:fill="F2F2F2" w:color="auto" w:val="clear"/>
+            <w:tcMar>
+              <w:top w:type="dxa" w:w="60"/>
+              <w:left w:type="dxa" w:w="100"/>
+              <w:bottom w:type="dxa" w:w="60"/>
+              <w:right w:type="dxa" w:w="100"/>
+            </w:tcMar>
+            <w:vAlign w:val="top"/>
+          </w:tcPr>
+          <w:p>
+            <w:pPr>
+              <w:spacing w:after="0"/>
+              <w:jc w:val="left"/>
+            </w:pPr>
+            <w:r>
+              <w:rPr>
+                <w:rFonts w:ascii="Arial" w:cs="Arial" w:eastAsia="Arial" w:hAnsi="Arial"/>
+                <w:b/>
+                <w:bCs/>
+                <w:color w:val="1A1A1A"/>
+                <w:sz w:val="20"/>
+                <w:szCs w:val="20"/>
+              </w:rPr>
+              <w:t xml:space="preserve">REFERENCE NAME</w:t>
+            </w:r>
+          </w:p>
+        </w:tc>
+        <w:tc>
+          <w:tcPr>
+            <w:tcW w:type="dxa" w:w="4426"/>
+            <w:shd w:fill="F2F2F2" w:color="auto" w:val="clear"/>
+            <w:tcMar>
+              <w:top w:type="dxa" w:w="60"/>
+              <w:left w:type="dxa" w:w="100"/>
+              <w:bottom w:type="dxa" w:w="60"/>
+              <w:right w:type="dxa" w:w="100"/>
+            </w:tcMar>
+            <w:vAlign w:val="top"/>
+          </w:tcPr>
+          <w:p>
+            <w:pPr>
+              <w:spacing w:after="0"/>
+              <w:jc w:val="center"/>
+            </w:pPr>
+            <w:r>
+              <w:rPr>
+                <w:rFonts w:ascii="Arial" w:cs="Arial" w:eastAsia="Arial" w:hAnsi="Arial"/>
+                <w:b/>
+                <w:bCs/>
+                <w:color w:val="1A1A1A"/>
+                <w:sz w:val="20"/>
+                <w:szCs w:val="20"/>
+              </w:rPr>
+              <w:t xml:space="preserve">REFERENCE</w:t>
+            </w:r>
+          </w:p>
+        </w:tc>
+      </w:tr>
+      <w:tr>
+        <w:tc>
+          <w:tcPr>
+            <w:tcW w:type="dxa" w:w="4600"/>
+            <w:tcMar>
+              <w:top w:type="dxa" w:w="60"/>
+              <w:left w:type="dxa" w:w="100"/>
+              <w:bottom w:type="dxa" w:w="60"/>
+              <w:right w:type="dxa" w:w="100"/>
+            </w:tcMar>
+            <w:vAlign w:val="top"/>
+          </w:tcPr>
+          <w:p>
+            <w:pPr>
+              <w:spacing w:after="0"/>
+              <w:jc w:val="left"/>
+            </w:pPr>
+            <w:r>
+              <w:rPr>
+                <w:rFonts w:ascii="Arial" w:cs="Arial" w:eastAsia="Arial" w:hAnsi="Arial"/>
+                <w:color w:val="1A1A1A"/>
+                <w:sz w:val="20"/>
+                <w:szCs w:val="20"/>
+              </w:rPr>
+              <w:t xml:space="preserve">Core Coolant Route Reference</w:t>
+            </w:r>
+          </w:p>
+        </w:tc>
+        <w:tc>
+          <w:tcPr>
+            <w:tcW w:type="dxa" w:w="4426"/>
+            <w:tcMar>
+              <w:top w:type="dxa" w:w="60"/>
+              <w:left w:type="dxa" w:w="100"/>
+              <w:bottom w:type="dxa" w:w="60"/>
+              <w:right w:type="dxa" w:w="100"/>
+            </w:tcMar>
+            <w:vAlign w:val="top"/>
+          </w:tcPr>
+          <w:p>
+            <w:pPr>
+              <w:spacing w:after="0"/>
+              <w:jc w:val="center"/>
+            </w:pPr>
+            <w:r>
+              <w:rPr>
+                <w:rFonts w:ascii="Courier New" w:cs="Courier New" w:eastAsia="Courier New" w:hAnsi="Courier New"/>
+                <w:b/>
+                <w:bCs/>
+                <w:color w:val="1A1A1A"/>
+                <w:sz w:val="20"/>
+                <w:szCs w:val="20"/>
+              </w:rPr>
+              <w:t xml:space="preserve">Tunnel C [TRN]</w:t>
+            </w:r>
+          </w:p>
+        </w:tc>
+      </w:tr>
+      <w:tr>
+        <w:tc>
+          <w:tcPr>
+            <w:tcW w:type="dxa" w:w="4600"/>
+            <w:tcMar>
+              <w:top w:type="dxa" w:w="60"/>
+              <w:left w:type="dxa" w:w="100"/>
+              <w:bottom w:type="dxa" w:w="60"/>
+              <w:right w:type="dxa" w:w="100"/>
+            </w:tcMar>
+            <w:vAlign w:val="top"/>
+          </w:tcPr>
+          <w:p>
+            <w:pPr>
+              <w:spacing w:after="0"/>
+              <w:jc w:val="left"/>
+            </w:pPr>
+            <w:r>
+              <w:rPr>
+                <w:rFonts w:ascii="Arial" w:cs="Arial" w:eastAsia="Arial" w:hAnsi="Arial"/>
+                <w:color w:val="1A1A1A"/>
+                <w:sz w:val="20"/>
+                <w:szCs w:val="20"/>
+              </w:rPr>
+              <w:t xml:space="preserve">Ward Pressure Source</w:t>
+            </w:r>
+          </w:p>
+        </w:tc>
+        <w:tc>
+          <w:tcPr>
+            <w:tcW w:type="dxa" w:w="4426"/>
+            <w:tcMar>
+              <w:top w:type="dxa" w:w="60"/>
+              <w:left w:type="dxa" w:w="100"/>
+              <w:bottom w:type="dxa" w:w="60"/>
+              <w:right w:type="dxa" w:w="100"/>
+            </w:tcMar>
+            <w:vAlign w:val="top"/>
+          </w:tcPr>
+          <w:p>
+            <w:pPr>
+              <w:spacing w:after="0"/>
+              <w:jc w:val="center"/>
+            </w:pPr>
+            <w:r>
+              <w:rPr>
+                <w:rFonts w:ascii="Courier New" w:cs="Courier New" w:eastAsia="Courier New" w:hAnsi="Courier New"/>
+                <w:b/>
+                <w:bCs/>
+                <w:color w:val="1A1A1A"/>
+                <w:sz w:val="20"/>
+                <w:szCs w:val="20"/>
+              </w:rPr>
+              <w:t xml:space="preserve">Line 3 [TRN]</w:t>
+            </w:r>
+          </w:p>
+        </w:tc>
+      </w:tr>
+      <w:tr>
+        <w:tc>
+          <w:tcPr>
+            <w:tcW w:type="dxa" w:w="4600"/>
+            <w:tcMar>
+              <w:top w:type="dxa" w:w="60"/>
+              <w:left w:type="dxa" w:w="100"/>
+              <w:bottom w:type="dxa" w:w="60"/>
+              <w:right w:type="dxa" w:w="100"/>
+            </w:tcMar>
+            <w:vAlign w:val="top"/>
+          </w:tcPr>
+          <w:p>
+            <w:pPr>
+              <w:spacing w:after="0"/>
+              <w:jc w:val="left"/>
+            </w:pPr>
+            <w:r>
+              <w:rPr>
+                <w:rFonts w:ascii="Arial" w:cs="Arial" w:eastAsia="Arial" w:hAnsi="Arial"/>
+                <w:color w:val="1A1A1A"/>
+                <w:sz w:val="20"/>
+                <w:szCs w:val="20"/>
+              </w:rPr>
+              <w:t xml:space="preserve">Freight Cooling Reference</w:t>
+            </w:r>
+          </w:p>
+        </w:tc>
+        <w:tc>
+          <w:tcPr>
+            <w:tcW w:type="dxa" w:w="4426"/>
+            <w:tcMar>
+              <w:top w:type="dxa" w:w="60"/>
+              <w:left w:type="dxa" w:w="100"/>
+              <w:bottom w:type="dxa" w:w="60"/>
+              <w:right w:type="dxa" w:w="100"/>
+            </w:tcMar>
+            <w:vAlign w:val="top"/>
+          </w:tcPr>
+          <w:p>
+            <w:pPr>
+              <w:spacing w:after="0"/>
+              <w:jc w:val="center"/>
+            </w:pPr>
+            <w:r>
+              <w:rPr>
+                <w:rFonts w:ascii="Courier New" w:cs="Courier New" w:eastAsia="Courier New" w:hAnsi="Courier New"/>
+                <w:b/>
+                <w:bCs/>
+                <w:color w:val="1A1A1A"/>
+                <w:sz w:val="20"/>
+                <w:szCs w:val="20"/>
+              </w:rPr>
+              <w:t xml:space="preserve">Turbine D [POW]</w:t>
+            </w:r>
+          </w:p>
+        </w:tc>
+      </w:tr>
+    </w:tbl>
     <w:p>
       <w:pPr>
         <w:pStyle w:val="Heading1"/>

--- a/kit/UNDERCITY_Binder_WTR.docx
+++ b/kit/UNDERCITY_Binder_WTR.docx
@@ -2352,6 +2352,172 @@
                 <w:szCs w:val="20"/>
               </w:rPr>
               <w:t xml:space="preserve">Procedure P-08</w:t>
+            </w:r>
+          </w:p>
+        </w:tc>
+      </w:tr>
+      <w:tr>
+        <w:tc>
+          <w:tcPr>
+            <w:tcW w:type="dxa" w:w="1800"/>
+            <w:tcMar>
+              <w:top w:type="dxa" w:w="60"/>
+              <w:left w:type="dxa" w:w="100"/>
+              <w:bottom w:type="dxa" w:w="60"/>
+              <w:right w:type="dxa" w:w="100"/>
+            </w:tcMar>
+            <w:vAlign w:val="top"/>
+          </w:tcPr>
+          <w:p>
+            <w:pPr>
+              <w:spacing w:after="0"/>
+              <w:jc w:val="left"/>
+            </w:pPr>
+            <w:r>
+              <w:rPr>
+                <w:rFonts w:ascii="Courier New" w:cs="Courier New" w:eastAsia="Courier New" w:hAnsi="Courier New"/>
+                <w:b/>
+                <w:bCs/>
+                <w:color w:val="1A1A1A"/>
+                <w:sz w:val="20"/>
+                <w:szCs w:val="20"/>
+              </w:rPr>
+              <w:t xml:space="preserve">F-603</w:t>
+            </w:r>
+          </w:p>
+        </w:tc>
+        <w:tc>
+          <w:tcPr>
+            <w:tcW w:type="dxa" w:w="4200"/>
+            <w:tcMar>
+              <w:top w:type="dxa" w:w="60"/>
+              <w:left w:type="dxa" w:w="100"/>
+              <w:bottom w:type="dxa" w:w="60"/>
+              <w:right w:type="dxa" w:w="100"/>
+            </w:tcMar>
+            <w:vAlign w:val="top"/>
+          </w:tcPr>
+          <w:p>
+            <w:pPr>
+              <w:spacing w:after="0"/>
+              <w:jc w:val="left"/>
+            </w:pPr>
+            <w:r>
+              <w:rPr>
+                <w:rFonts w:ascii="Arial" w:cs="Arial" w:eastAsia="Arial" w:hAnsi="Arial"/>
+                <w:color w:val="1A1A1A"/>
+                <w:sz w:val="20"/>
+                <w:szCs w:val="20"/>
+              </w:rPr>
+              <w:t xml:space="preserve">Reclaim sterilisation bypass failure</w:t>
+            </w:r>
+          </w:p>
+        </w:tc>
+        <w:tc>
+          <w:tcPr>
+            <w:tcW w:type="dxa" w:w="3026"/>
+            <w:tcMar>
+              <w:top w:type="dxa" w:w="60"/>
+              <w:left w:type="dxa" w:w="100"/>
+              <w:bottom w:type="dxa" w:w="60"/>
+              <w:right w:type="dxa" w:w="100"/>
+            </w:tcMar>
+          </w:tcPr>
+          <w:p>
+            <w:pPr>
+              <w:spacing w:after="0"/>
+            </w:pPr>
+            <w:r>
+              <w:rPr>
+                <w:rFonts w:ascii="Courier New" w:cs="Courier New" w:eastAsia="Courier New" w:hAnsi="Courier New"/>
+                <w:color w:val="1A1A1A"/>
+                <w:sz w:val="20"/>
+                <w:szCs w:val="20"/>
+              </w:rPr>
+              <w:t xml:space="preserve">Procedure P-09</w:t>
+            </w:r>
+          </w:p>
+        </w:tc>
+      </w:tr>
+      <w:tr>
+        <w:tc>
+          <w:tcPr>
+            <w:tcW w:type="dxa" w:w="1800"/>
+            <w:tcMar>
+              <w:top w:type="dxa" w:w="60"/>
+              <w:left w:type="dxa" w:w="100"/>
+              <w:bottom w:type="dxa" w:w="60"/>
+              <w:right w:type="dxa" w:w="100"/>
+            </w:tcMar>
+            <w:vAlign w:val="top"/>
+          </w:tcPr>
+          <w:p>
+            <w:pPr>
+              <w:spacing w:after="0"/>
+              <w:jc w:val="left"/>
+            </w:pPr>
+            <w:r>
+              <w:rPr>
+                <w:rFonts w:ascii="Courier New" w:cs="Courier New" w:eastAsia="Courier New" w:hAnsi="Courier New"/>
+                <w:b/>
+                <w:bCs/>
+                <w:color w:val="1A1A1A"/>
+                <w:sz w:val="20"/>
+                <w:szCs w:val="20"/>
+              </w:rPr>
+              <w:t xml:space="preserve">F-604</w:t>
+            </w:r>
+          </w:p>
+        </w:tc>
+        <w:tc>
+          <w:tcPr>
+            <w:tcW w:type="dxa" w:w="4200"/>
+            <w:tcMar>
+              <w:top w:type="dxa" w:w="60"/>
+              <w:left w:type="dxa" w:w="100"/>
+              <w:bottom w:type="dxa" w:w="60"/>
+              <w:right w:type="dxa" w:w="100"/>
+            </w:tcMar>
+            <w:vAlign w:val="top"/>
+          </w:tcPr>
+          <w:p>
+            <w:pPr>
+              <w:spacing w:after="0"/>
+              <w:jc w:val="left"/>
+            </w:pPr>
+            <w:r>
+              <w:rPr>
+                <w:rFonts w:ascii="Arial" w:cs="Arial" w:eastAsia="Arial" w:hAnsi="Arial"/>
+                <w:color w:val="1A1A1A"/>
+                <w:sz w:val="20"/>
+                <w:szCs w:val="20"/>
+              </w:rPr>
+              <w:t xml:space="preserve">Emergency tank isolation failure</w:t>
+            </w:r>
+          </w:p>
+        </w:tc>
+        <w:tc>
+          <w:tcPr>
+            <w:tcW w:type="dxa" w:w="3026"/>
+            <w:tcMar>
+              <w:top w:type="dxa" w:w="60"/>
+              <w:left w:type="dxa" w:w="100"/>
+              <w:bottom w:type="dxa" w:w="60"/>
+              <w:right w:type="dxa" w:w="100"/>
+            </w:tcMar>
+          </w:tcPr>
+          <w:p>
+            <w:pPr>
+              <w:spacing w:after="0"/>
+            </w:pPr>
+            <w:r>
+              <w:rPr>
+                <w:rFonts w:ascii="Courier New" w:cs="Courier New" w:eastAsia="Courier New" w:hAnsi="Courier New"/>
+                <w:color w:val="1A1A1A"/>
+                <w:sz w:val="20"/>
+                <w:szCs w:val="20"/>
+              </w:rPr>
+              <w:t xml:space="preserve">Procedure P-10 · TIME-CRITICAL</w:t>
             </w:r>
           </w:p>
         </w:tc>
@@ -6010,6 +6176,870 @@
           <w:szCs w:val="20"/>
         </w:rPr>
         <w:t xml:space="preserve">P-08-[VALUE]-[VALUE 2]</w:t>
+      </w:r>
+    </w:p>
+    <w:p>
+      <w:pPr>
+        <w:pBdr>
+          <w:bottom w:val="single" w:color="3A8FE8" w:sz="8"/>
+        </w:pBdr>
+        <w:spacing w:after="100" w:before="240"/>
+      </w:pPr>
+      <w:r>
+        <w:rPr>
+          <w:rFonts w:ascii="Courier New" w:cs="Courier New" w:eastAsia="Courier New" w:hAnsi="Courier New"/>
+          <w:b/>
+          <w:bCs/>
+          <w:color w:val="3A8FE8"/>
+          <w:sz w:val="24"/>
+          <w:szCs w:val="24"/>
+        </w:rPr>
+        <w:t xml:space="preserve">PROCEDURE P-09</w:t>
+      </w:r>
+      <w:r>
+        <w:rPr>
+          <w:rFonts w:ascii="Arial" w:cs="Arial" w:eastAsia="Arial" w:hAnsi="Arial"/>
+          <w:b/>
+          <w:bCs/>
+          <w:color w:val="1A1A1A"/>
+          <w:sz w:val="24"/>
+          <w:szCs w:val="24"/>
+        </w:rPr>
+        <w:t xml:space="preserve">   Reclaim sterilisation bypass failure</w:t>
+      </w:r>
+    </w:p>
+    <w:tbl>
+      <w:tblPr>
+        <w:tblW w:type="dxa" w:w="9026"/>
+        <w:tblBorders>
+          <w:top w:val="single" w:color="BFBFBF" w:sz="4"/>
+          <w:left w:val="single" w:color="BFBFBF" w:sz="4"/>
+          <w:bottom w:val="single" w:color="BFBFBF" w:sz="4"/>
+          <w:right w:val="single" w:color="BFBFBF" w:sz="4"/>
+          <w:insideH w:val="single" w:color="BFBFBF" w:sz="4"/>
+          <w:insideV w:val="single" w:color="BFBFBF" w:sz="4"/>
+        </w:tblBorders>
+      </w:tblPr>
+      <w:tblGrid>
+        <w:gridCol w:w="1900"/>
+        <w:gridCol w:w="1700"/>
+        <w:gridCol w:w="1200"/>
+        <w:gridCol w:w="900"/>
+        <w:gridCol w:w="1700"/>
+        <w:gridCol w:w="1626"/>
+      </w:tblGrid>
+      <w:tr>
+        <w:tc>
+          <w:tcPr>
+            <w:tcW w:type="dxa" w:w="1900"/>
+            <w:shd w:fill="F2F2F2" w:color="auto" w:val="clear"/>
+            <w:tcMar>
+              <w:top w:type="dxa" w:w="60"/>
+              <w:left w:type="dxa" w:w="100"/>
+              <w:bottom w:type="dxa" w:w="60"/>
+              <w:right w:type="dxa" w:w="100"/>
+            </w:tcMar>
+            <w:vAlign w:val="top"/>
+          </w:tcPr>
+          <w:p>
+            <w:pPr>
+              <w:spacing w:after="0"/>
+              <w:jc w:val="left"/>
+            </w:pPr>
+            <w:r>
+              <w:rPr>
+                <w:rFonts w:ascii="Arial" w:cs="Arial" w:eastAsia="Arial" w:hAnsi="Arial"/>
+                <w:b/>
+                <w:bCs/>
+                <w:color w:val="1A1A1A"/>
+                <w:sz w:val="20"/>
+                <w:szCs w:val="20"/>
+              </w:rPr>
+              <w:t xml:space="preserve">APPLIES TO</w:t>
+            </w:r>
+          </w:p>
+        </w:tc>
+        <w:tc>
+          <w:tcPr>
+            <w:tcW w:type="dxa" w:w="1700"/>
+            <w:tcMar>
+              <w:top w:type="dxa" w:w="60"/>
+              <w:left w:type="dxa" w:w="100"/>
+              <w:bottom w:type="dxa" w:w="60"/>
+              <w:right w:type="dxa" w:w="100"/>
+            </w:tcMar>
+            <w:vAlign w:val="top"/>
+          </w:tcPr>
+          <w:p>
+            <w:pPr>
+              <w:spacing w:after="0"/>
+              <w:jc w:val="left"/>
+            </w:pPr>
+            <w:r>
+              <w:rPr>
+                <w:rFonts w:ascii="Courier New" w:cs="Courier New" w:eastAsia="Courier New" w:hAnsi="Courier New"/>
+                <w:color w:val="1A1A1A"/>
+                <w:sz w:val="20"/>
+                <w:szCs w:val="20"/>
+              </w:rPr>
+              <w:t xml:space="preserve">F-603</w:t>
+            </w:r>
+          </w:p>
+        </w:tc>
+        <w:tc>
+          <w:tcPr>
+            <w:tcW w:type="dxa" w:w="1200"/>
+            <w:shd w:fill="F2F2F2" w:color="auto" w:val="clear"/>
+            <w:tcMar>
+              <w:top w:type="dxa" w:w="60"/>
+              <w:left w:type="dxa" w:w="100"/>
+              <w:bottom w:type="dxa" w:w="60"/>
+              <w:right w:type="dxa" w:w="100"/>
+            </w:tcMar>
+            <w:vAlign w:val="top"/>
+          </w:tcPr>
+          <w:p>
+            <w:pPr>
+              <w:spacing w:after="0"/>
+              <w:jc w:val="left"/>
+            </w:pPr>
+            <w:r>
+              <w:rPr>
+                <w:rFonts w:ascii="Arial" w:cs="Arial" w:eastAsia="Arial" w:hAnsi="Arial"/>
+                <w:b/>
+                <w:bCs/>
+                <w:color w:val="1A1A1A"/>
+                <w:sz w:val="20"/>
+                <w:szCs w:val="20"/>
+              </w:rPr>
+              <w:t xml:space="preserve">CREW</w:t>
+            </w:r>
+          </w:p>
+        </w:tc>
+        <w:tc>
+          <w:tcPr>
+            <w:tcW w:type="dxa" w:w="900"/>
+            <w:tcMar>
+              <w:top w:type="dxa" w:w="60"/>
+              <w:left w:type="dxa" w:w="100"/>
+              <w:bottom w:type="dxa" w:w="60"/>
+              <w:right w:type="dxa" w:w="100"/>
+            </w:tcMar>
+            <w:vAlign w:val="top"/>
+          </w:tcPr>
+          <w:p>
+            <w:pPr>
+              <w:spacing w:after="0"/>
+              <w:jc w:val="left"/>
+            </w:pPr>
+            <w:r>
+              <w:rPr>
+                <w:rFonts w:ascii="Arial" w:cs="Arial" w:eastAsia="Arial" w:hAnsi="Arial"/>
+                <w:color w:val="1A1A1A"/>
+                <w:sz w:val="20"/>
+                <w:szCs w:val="20"/>
+              </w:rPr>
+              <w:t xml:space="preserve">2</w:t>
+            </w:r>
+          </w:p>
+        </w:tc>
+        <w:tc>
+          <w:tcPr>
+            <w:tcW w:type="dxa" w:w="1700"/>
+            <w:shd w:fill="F2F2F2" w:color="auto" w:val="clear"/>
+            <w:tcMar>
+              <w:top w:type="dxa" w:w="60"/>
+              <w:left w:type="dxa" w:w="100"/>
+              <w:bottom w:type="dxa" w:w="60"/>
+              <w:right w:type="dxa" w:w="100"/>
+            </w:tcMar>
+            <w:vAlign w:val="top"/>
+          </w:tcPr>
+          <w:p>
+            <w:pPr>
+              <w:spacing w:after="0"/>
+              <w:jc w:val="left"/>
+            </w:pPr>
+            <w:r>
+              <w:rPr>
+                <w:rFonts w:ascii="Arial" w:cs="Arial" w:eastAsia="Arial" w:hAnsi="Arial"/>
+                <w:b/>
+                <w:bCs/>
+                <w:color w:val="1A1A1A"/>
+                <w:sz w:val="20"/>
+                <w:szCs w:val="20"/>
+              </w:rPr>
+              <w:t xml:space="preserve">MATERIALS</w:t>
+            </w:r>
+          </w:p>
+        </w:tc>
+        <w:tc>
+          <w:tcPr>
+            <w:tcW w:type="dxa" w:w="1626"/>
+            <w:tcMar>
+              <w:top w:type="dxa" w:w="60"/>
+              <w:left w:type="dxa" w:w="100"/>
+              <w:bottom w:type="dxa" w:w="60"/>
+              <w:right w:type="dxa" w:w="100"/>
+            </w:tcMar>
+            <w:vAlign w:val="top"/>
+          </w:tcPr>
+          <w:p>
+            <w:pPr>
+              <w:spacing w:after="0"/>
+              <w:jc w:val="left"/>
+            </w:pPr>
+            <w:r>
+              <w:rPr>
+                <w:rFonts w:ascii="Arial" w:cs="Arial" w:eastAsia="Arial" w:hAnsi="Arial"/>
+                <w:color w:val="1A1A1A"/>
+                <w:sz w:val="20"/>
+                <w:szCs w:val="20"/>
+              </w:rPr>
+              <w:t xml:space="preserve">1 Power, 1 Med</w:t>
+            </w:r>
+          </w:p>
+        </w:tc>
+      </w:tr>
+    </w:tbl>
+    <w:p>
+      <w:pPr>
+        <w:spacing w:after="60"/>
+        <w:ind w:left="340" w:hanging="340"/>
+      </w:pPr>
+      <w:r>
+        <w:rPr>
+          <w:rFonts w:ascii="Courier New" w:cs="Courier New" w:eastAsia="Courier New" w:hAnsi="Courier New"/>
+          <w:color w:val="1A1A1A"/>
+          <w:sz w:val="20"/>
+          <w:szCs w:val="20"/>
+        </w:rPr>
+        <w:t xml:space="preserve">1.  </w:t>
+      </w:r>
+      <w:r>
+        <w:rPr>
+          <w:rFonts w:ascii="Arial" w:cs="Arial" w:eastAsia="Arial" w:hAnsi="Arial"/>
+          <w:color w:val="1A1A1A"/>
+          <w:sz w:val="20"/>
+          <w:szCs w:val="20"/>
+        </w:rPr>
+        <w:t xml:space="preserve">Confirm the fault code on the alert card matches F-603.</w:t>
+      </w:r>
+    </w:p>
+    <w:p>
+      <w:pPr>
+        <w:spacing w:after="60"/>
+        <w:ind w:left="340" w:hanging="340"/>
+      </w:pPr>
+      <w:r>
+        <w:rPr>
+          <w:rFonts w:ascii="Courier New" w:cs="Courier New" w:eastAsia="Courier New" w:hAnsi="Courier New"/>
+          <w:color w:val="1A1A1A"/>
+          <w:sz w:val="20"/>
+          <w:szCs w:val="20"/>
+        </w:rPr>
+        <w:t xml:space="preserve">2.  </w:t>
+      </w:r>
+      <w:r>
+        <w:rPr>
+          <w:rFonts w:ascii="Arial" w:cs="Arial" w:eastAsia="Arial" w:hAnsi="Arial"/>
+          <w:color w:val="1A1A1A"/>
+          <w:sz w:val="20"/>
+          <w:szCs w:val="20"/>
+        </w:rPr>
+        <w:t xml:space="preserve">Assign crew: 2 worker(s) minimum. Fewer will not hold the isolation.</w:t>
+      </w:r>
+    </w:p>
+    <w:p>
+      <w:pPr>
+        <w:spacing w:after="60"/>
+        <w:ind w:left="340" w:hanging="340"/>
+      </w:pPr>
+      <w:r>
+        <w:rPr>
+          <w:rFonts w:ascii="Courier New" w:cs="Courier New" w:eastAsia="Courier New" w:hAnsi="Courier New"/>
+          <w:color w:val="1A1A1A"/>
+          <w:sz w:val="20"/>
+          <w:szCs w:val="20"/>
+        </w:rPr>
+        <w:t xml:space="preserve">3.  </w:t>
+      </w:r>
+      <w:r>
+        <w:rPr>
+          <w:rFonts w:ascii="Arial" w:cs="Arial" w:eastAsia="Arial" w:hAnsi="Arial"/>
+          <w:color w:val="1A1A1A"/>
+          <w:sz w:val="20"/>
+          <w:szCs w:val="20"/>
+        </w:rPr>
+        <w:t xml:space="preserve">Stage materials: 1 Power, 1 Med.</w:t>
+      </w:r>
+    </w:p>
+    <w:p>
+      <w:pPr>
+        <w:spacing w:after="60"/>
+        <w:ind w:left="340" w:hanging="340"/>
+      </w:pPr>
+      <w:r>
+        <w:rPr>
+          <w:rFonts w:ascii="Courier New" w:cs="Courier New" w:eastAsia="Courier New" w:hAnsi="Courier New"/>
+          <w:color w:val="1A1A1A"/>
+          <w:sz w:val="20"/>
+          <w:szCs w:val="20"/>
+        </w:rPr>
+        <w:t xml:space="preserve">4.  </w:t>
+      </w:r>
+      <w:r>
+        <w:rPr>
+          <w:rFonts w:ascii="Arial" w:cs="Arial" w:eastAsia="Arial" w:hAnsi="Arial"/>
+          <w:color w:val="1A1A1A"/>
+          <w:sz w:val="20"/>
+          <w:szCs w:val="20"/>
+        </w:rPr>
+        <w:t xml:space="preserve">Obtain the Scrubber Unit value from MED Manual, Table M-5. This value is not held in this binder.</w:t>
+      </w:r>
+    </w:p>
+    <w:p>
+      <w:pPr>
+        <w:spacing w:after="60"/>
+        <w:ind w:left="340" w:hanging="340"/>
+      </w:pPr>
+      <w:r>
+        <w:rPr>
+          <w:rFonts w:ascii="Courier New" w:cs="Courier New" w:eastAsia="Courier New" w:hAnsi="Courier New"/>
+          <w:color w:val="1A1A1A"/>
+          <w:sz w:val="20"/>
+          <w:szCs w:val="20"/>
+        </w:rPr>
+        <w:t xml:space="preserve">5.  </w:t>
+      </w:r>
+      <w:r>
+        <w:rPr>
+          <w:rFonts w:ascii="Arial" w:cs="Arial" w:eastAsia="Arial" w:hAnsi="Arial"/>
+          <w:color w:val="1A1A1A"/>
+          <w:sz w:val="20"/>
+          <w:szCs w:val="20"/>
+        </w:rPr>
+        <w:t xml:space="preserve">Obtain the Bay 4 value from AGR Manual, Table A-2. This value is not held in this binder.</w:t>
+      </w:r>
+    </w:p>
+    <w:p>
+      <w:pPr>
+        <w:spacing w:after="60"/>
+        <w:ind w:left="340" w:hanging="340"/>
+      </w:pPr>
+      <w:r>
+        <w:rPr>
+          <w:rFonts w:ascii="Courier New" w:cs="Courier New" w:eastAsia="Courier New" w:hAnsi="Courier New"/>
+          <w:color w:val="1A1A1A"/>
+          <w:sz w:val="20"/>
+          <w:szCs w:val="20"/>
+        </w:rPr>
+        <w:t xml:space="preserve">6.  </w:t>
+      </w:r>
+      <w:r>
+        <w:rPr>
+          <w:rFonts w:ascii="Arial" w:cs="Arial" w:eastAsia="Arial" w:hAnsi="Arial"/>
+          <w:color w:val="1A1A1A"/>
+          <w:sz w:val="20"/>
+          <w:szCs w:val="20"/>
+        </w:rPr>
+        <w:t xml:space="preserve">Enter the resolution code on the sector console in the format P-09-[VALUE]-[VALUE 2], substituting the value(s) above. Values are three digits.</w:t>
+      </w:r>
+    </w:p>
+    <w:p>
+      <w:pPr>
+        <w:spacing w:after="60"/>
+        <w:ind w:left="340" w:hanging="340"/>
+      </w:pPr>
+      <w:r>
+        <w:rPr>
+          <w:rFonts w:ascii="Courier New" w:cs="Courier New" w:eastAsia="Courier New" w:hAnsi="Courier New"/>
+          <w:color w:val="1A1A1A"/>
+          <w:sz w:val="20"/>
+          <w:szCs w:val="20"/>
+        </w:rPr>
+        <w:t xml:space="preserve">7.  </w:t>
+      </w:r>
+      <w:r>
+        <w:rPr>
+          <w:rFonts w:ascii="Arial" w:cs="Arial" w:eastAsia="Arial" w:hAnsi="Arial"/>
+          <w:color w:val="1A1A1A"/>
+          <w:sz w:val="20"/>
+          <w:szCs w:val="20"/>
+        </w:rPr>
+        <w:t xml:space="preserve">If the console rejects the entry, re-verify the source table before resubmitting. Three consecutive rejections lock the console for 20 seconds.</w:t>
+      </w:r>
+    </w:p>
+    <w:p>
+      <w:pPr>
+        <w:shd w:fill="F2F2F2" w:color="auto" w:val="clear"/>
+        <w:spacing w:after="120" w:before="100"/>
+      </w:pPr>
+      <w:r>
+        <w:rPr>
+          <w:rFonts w:ascii="Arial" w:cs="Arial" w:eastAsia="Arial" w:hAnsi="Arial"/>
+          <w:b/>
+          <w:bCs/>
+          <w:color w:val="1A1A1A"/>
+          <w:sz w:val="20"/>
+          <w:szCs w:val="20"/>
+        </w:rPr>
+        <w:t xml:space="preserve">CODE FORMAT:  </w:t>
+      </w:r>
+      <w:r>
+        <w:rPr>
+          <w:rFonts w:ascii="Courier New" w:cs="Courier New" w:eastAsia="Courier New" w:hAnsi="Courier New"/>
+          <w:b/>
+          <w:bCs/>
+          <w:color w:val="1A1A1A"/>
+          <w:sz w:val="20"/>
+          <w:szCs w:val="20"/>
+        </w:rPr>
+        <w:t xml:space="preserve">P-09-[VALUE]-[VALUE 2]</w:t>
+      </w:r>
+    </w:p>
+    <w:p>
+      <w:pPr>
+        <w:pBdr>
+          <w:bottom w:val="single" w:color="3A8FE8" w:sz="8"/>
+        </w:pBdr>
+        <w:spacing w:after="100" w:before="240"/>
+      </w:pPr>
+      <w:r>
+        <w:rPr>
+          <w:rFonts w:ascii="Courier New" w:cs="Courier New" w:eastAsia="Courier New" w:hAnsi="Courier New"/>
+          <w:b/>
+          <w:bCs/>
+          <w:color w:val="3A8FE8"/>
+          <w:sz w:val="24"/>
+          <w:szCs w:val="24"/>
+        </w:rPr>
+        <w:t xml:space="preserve">PROCEDURE P-10</w:t>
+      </w:r>
+      <w:r>
+        <w:rPr>
+          <w:rFonts w:ascii="Arial" w:cs="Arial" w:eastAsia="Arial" w:hAnsi="Arial"/>
+          <w:b/>
+          <w:bCs/>
+          <w:color w:val="1A1A1A"/>
+          <w:sz w:val="24"/>
+          <w:szCs w:val="24"/>
+        </w:rPr>
+        <w:t xml:space="preserve">   Emergency tank isolation failure — TIME-CRITICAL</w:t>
+      </w:r>
+    </w:p>
+    <w:tbl>
+      <w:tblPr>
+        <w:tblW w:type="dxa" w:w="9026"/>
+        <w:tblBorders>
+          <w:top w:val="single" w:color="BFBFBF" w:sz="4"/>
+          <w:left w:val="single" w:color="BFBFBF" w:sz="4"/>
+          <w:bottom w:val="single" w:color="BFBFBF" w:sz="4"/>
+          <w:right w:val="single" w:color="BFBFBF" w:sz="4"/>
+          <w:insideH w:val="single" w:color="BFBFBF" w:sz="4"/>
+          <w:insideV w:val="single" w:color="BFBFBF" w:sz="4"/>
+        </w:tblBorders>
+      </w:tblPr>
+      <w:tblGrid>
+        <w:gridCol w:w="1900"/>
+        <w:gridCol w:w="1700"/>
+        <w:gridCol w:w="1200"/>
+        <w:gridCol w:w="900"/>
+        <w:gridCol w:w="1700"/>
+        <w:gridCol w:w="1626"/>
+      </w:tblGrid>
+      <w:tr>
+        <w:tc>
+          <w:tcPr>
+            <w:tcW w:type="dxa" w:w="1900"/>
+            <w:shd w:fill="F2F2F2" w:color="auto" w:val="clear"/>
+            <w:tcMar>
+              <w:top w:type="dxa" w:w="60"/>
+              <w:left w:type="dxa" w:w="100"/>
+              <w:bottom w:type="dxa" w:w="60"/>
+              <w:right w:type="dxa" w:w="100"/>
+            </w:tcMar>
+            <w:vAlign w:val="top"/>
+          </w:tcPr>
+          <w:p>
+            <w:pPr>
+              <w:spacing w:after="0"/>
+              <w:jc w:val="left"/>
+            </w:pPr>
+            <w:r>
+              <w:rPr>
+                <w:rFonts w:ascii="Arial" w:cs="Arial" w:eastAsia="Arial" w:hAnsi="Arial"/>
+                <w:b/>
+                <w:bCs/>
+                <w:color w:val="1A1A1A"/>
+                <w:sz w:val="20"/>
+                <w:szCs w:val="20"/>
+              </w:rPr>
+              <w:t xml:space="preserve">APPLIES TO</w:t>
+            </w:r>
+          </w:p>
+        </w:tc>
+        <w:tc>
+          <w:tcPr>
+            <w:tcW w:type="dxa" w:w="1700"/>
+            <w:tcMar>
+              <w:top w:type="dxa" w:w="60"/>
+              <w:left w:type="dxa" w:w="100"/>
+              <w:bottom w:type="dxa" w:w="60"/>
+              <w:right w:type="dxa" w:w="100"/>
+            </w:tcMar>
+            <w:vAlign w:val="top"/>
+          </w:tcPr>
+          <w:p>
+            <w:pPr>
+              <w:spacing w:after="0"/>
+              <w:jc w:val="left"/>
+            </w:pPr>
+            <w:r>
+              <w:rPr>
+                <w:rFonts w:ascii="Courier New" w:cs="Courier New" w:eastAsia="Courier New" w:hAnsi="Courier New"/>
+                <w:color w:val="1A1A1A"/>
+                <w:sz w:val="20"/>
+                <w:szCs w:val="20"/>
+              </w:rPr>
+              <w:t xml:space="preserve">F-604</w:t>
+            </w:r>
+          </w:p>
+        </w:tc>
+        <w:tc>
+          <w:tcPr>
+            <w:tcW w:type="dxa" w:w="1200"/>
+            <w:shd w:fill="F2F2F2" w:color="auto" w:val="clear"/>
+            <w:tcMar>
+              <w:top w:type="dxa" w:w="60"/>
+              <w:left w:type="dxa" w:w="100"/>
+              <w:bottom w:type="dxa" w:w="60"/>
+              <w:right w:type="dxa" w:w="100"/>
+            </w:tcMar>
+            <w:vAlign w:val="top"/>
+          </w:tcPr>
+          <w:p>
+            <w:pPr>
+              <w:spacing w:after="0"/>
+              <w:jc w:val="left"/>
+            </w:pPr>
+            <w:r>
+              <w:rPr>
+                <w:rFonts w:ascii="Arial" w:cs="Arial" w:eastAsia="Arial" w:hAnsi="Arial"/>
+                <w:b/>
+                <w:bCs/>
+                <w:color w:val="1A1A1A"/>
+                <w:sz w:val="20"/>
+                <w:szCs w:val="20"/>
+              </w:rPr>
+              <w:t xml:space="preserve">CREW</w:t>
+            </w:r>
+          </w:p>
+        </w:tc>
+        <w:tc>
+          <w:tcPr>
+            <w:tcW w:type="dxa" w:w="900"/>
+            <w:tcMar>
+              <w:top w:type="dxa" w:w="60"/>
+              <w:left w:type="dxa" w:w="100"/>
+              <w:bottom w:type="dxa" w:w="60"/>
+              <w:right w:type="dxa" w:w="100"/>
+            </w:tcMar>
+            <w:vAlign w:val="top"/>
+          </w:tcPr>
+          <w:p>
+            <w:pPr>
+              <w:spacing w:after="0"/>
+              <w:jc w:val="left"/>
+            </w:pPr>
+            <w:r>
+              <w:rPr>
+                <w:rFonts w:ascii="Arial" w:cs="Arial" w:eastAsia="Arial" w:hAnsi="Arial"/>
+                <w:color w:val="1A1A1A"/>
+                <w:sz w:val="20"/>
+                <w:szCs w:val="20"/>
+              </w:rPr>
+              <w:t xml:space="preserve">3</w:t>
+            </w:r>
+          </w:p>
+        </w:tc>
+        <w:tc>
+          <w:tcPr>
+            <w:tcW w:type="dxa" w:w="1700"/>
+            <w:shd w:fill="F2F2F2" w:color="auto" w:val="clear"/>
+            <w:tcMar>
+              <w:top w:type="dxa" w:w="60"/>
+              <w:left w:type="dxa" w:w="100"/>
+              <w:bottom w:type="dxa" w:w="60"/>
+              <w:right w:type="dxa" w:w="100"/>
+            </w:tcMar>
+            <w:vAlign w:val="top"/>
+          </w:tcPr>
+          <w:p>
+            <w:pPr>
+              <w:spacing w:after="0"/>
+              <w:jc w:val="left"/>
+            </w:pPr>
+            <w:r>
+              <w:rPr>
+                <w:rFonts w:ascii="Arial" w:cs="Arial" w:eastAsia="Arial" w:hAnsi="Arial"/>
+                <w:b/>
+                <w:bCs/>
+                <w:color w:val="1A1A1A"/>
+                <w:sz w:val="20"/>
+                <w:szCs w:val="20"/>
+              </w:rPr>
+              <w:t xml:space="preserve">MATERIALS</w:t>
+            </w:r>
+          </w:p>
+        </w:tc>
+        <w:tc>
+          <w:tcPr>
+            <w:tcW w:type="dxa" w:w="1626"/>
+            <w:tcMar>
+              <w:top w:type="dxa" w:w="60"/>
+              <w:left w:type="dxa" w:w="100"/>
+              <w:bottom w:type="dxa" w:w="60"/>
+              <w:right w:type="dxa" w:w="100"/>
+            </w:tcMar>
+            <w:vAlign w:val="top"/>
+          </w:tcPr>
+          <w:p>
+            <w:pPr>
+              <w:spacing w:after="0"/>
+              <w:jc w:val="left"/>
+            </w:pPr>
+            <w:r>
+              <w:rPr>
+                <w:rFonts w:ascii="Arial" w:cs="Arial" w:eastAsia="Arial" w:hAnsi="Arial"/>
+                <w:color w:val="1A1A1A"/>
+                <w:sz w:val="20"/>
+                <w:szCs w:val="20"/>
+              </w:rPr>
+              <w:t xml:space="preserve">2 Parts, 1 Power</w:t>
+            </w:r>
+          </w:p>
+        </w:tc>
+      </w:tr>
+    </w:tbl>
+    <w:p>
+      <w:pPr>
+        <w:spacing w:after="60"/>
+        <w:ind w:left="340" w:hanging="340"/>
+      </w:pPr>
+      <w:r>
+        <w:rPr>
+          <w:rFonts w:ascii="Courier New" w:cs="Courier New" w:eastAsia="Courier New" w:hAnsi="Courier New"/>
+          <w:color w:val="1A1A1A"/>
+          <w:sz w:val="20"/>
+          <w:szCs w:val="20"/>
+        </w:rPr>
+        <w:t xml:space="preserve">1.  </w:t>
+      </w:r>
+      <w:r>
+        <w:rPr>
+          <w:rFonts w:ascii="Arial" w:cs="Arial" w:eastAsia="Arial" w:hAnsi="Arial"/>
+          <w:color w:val="1A1A1A"/>
+          <w:sz w:val="20"/>
+          <w:szCs w:val="20"/>
+        </w:rPr>
+        <w:t xml:space="preserve">Confirm the fault code on the alert card matches F-604.</w:t>
+      </w:r>
+    </w:p>
+    <w:p>
+      <w:pPr>
+        <w:spacing w:after="60"/>
+        <w:ind w:left="340" w:hanging="340"/>
+      </w:pPr>
+      <w:r>
+        <w:rPr>
+          <w:rFonts w:ascii="Courier New" w:cs="Courier New" w:eastAsia="Courier New" w:hAnsi="Courier New"/>
+          <w:color w:val="1A1A1A"/>
+          <w:sz w:val="20"/>
+          <w:szCs w:val="20"/>
+        </w:rPr>
+        <w:t xml:space="preserve">2.  </w:t>
+      </w:r>
+      <w:r>
+        <w:rPr>
+          <w:rFonts w:ascii="Arial" w:cs="Arial" w:eastAsia="Arial" w:hAnsi="Arial"/>
+          <w:color w:val="1A1A1A"/>
+          <w:sz w:val="20"/>
+          <w:szCs w:val="20"/>
+        </w:rPr>
+        <w:t xml:space="preserve">TIME-CRITICAL: Integrity falls fast while this fault stays open. Work it ahead of anything that can wait. Nothing counts down.</w:t>
+      </w:r>
+    </w:p>
+    <w:p>
+      <w:pPr>
+        <w:spacing w:after="60"/>
+        <w:ind w:left="340" w:hanging="340"/>
+      </w:pPr>
+      <w:r>
+        <w:rPr>
+          <w:rFonts w:ascii="Courier New" w:cs="Courier New" w:eastAsia="Courier New" w:hAnsi="Courier New"/>
+          <w:color w:val="1A1A1A"/>
+          <w:sz w:val="20"/>
+          <w:szCs w:val="20"/>
+        </w:rPr>
+        <w:t xml:space="preserve">3.  </w:t>
+      </w:r>
+      <w:r>
+        <w:rPr>
+          <w:rFonts w:ascii="Arial" w:cs="Arial" w:eastAsia="Arial" w:hAnsi="Arial"/>
+          <w:color w:val="1A1A1A"/>
+          <w:sz w:val="20"/>
+          <w:szCs w:val="20"/>
+        </w:rPr>
+        <w:t xml:space="preserve">Assign crew: 3 worker(s) minimum. Fewer will not hold the isolation.</w:t>
+      </w:r>
+    </w:p>
+    <w:p>
+      <w:pPr>
+        <w:spacing w:after="60"/>
+        <w:ind w:left="340" w:hanging="340"/>
+      </w:pPr>
+      <w:r>
+        <w:rPr>
+          <w:rFonts w:ascii="Courier New" w:cs="Courier New" w:eastAsia="Courier New" w:hAnsi="Courier New"/>
+          <w:color w:val="1A1A1A"/>
+          <w:sz w:val="20"/>
+          <w:szCs w:val="20"/>
+        </w:rPr>
+        <w:t xml:space="preserve">4.  </w:t>
+      </w:r>
+      <w:r>
+        <w:rPr>
+          <w:rFonts w:ascii="Arial" w:cs="Arial" w:eastAsia="Arial" w:hAnsi="Arial"/>
+          <w:color w:val="1A1A1A"/>
+          <w:sz w:val="20"/>
+          <w:szCs w:val="20"/>
+        </w:rPr>
+        <w:t xml:space="preserve">Stage materials: 2 Parts, 1 Power.</w:t>
+      </w:r>
+    </w:p>
+    <w:p>
+      <w:pPr>
+        <w:spacing w:after="60"/>
+        <w:ind w:left="340" w:hanging="340"/>
+      </w:pPr>
+      <w:r>
+        <w:rPr>
+          <w:rFonts w:ascii="Courier New" w:cs="Courier New" w:eastAsia="Courier New" w:hAnsi="Courier New"/>
+          <w:color w:val="1A1A1A"/>
+          <w:sz w:val="20"/>
+          <w:szCs w:val="20"/>
+        </w:rPr>
+        <w:t xml:space="preserve">5.  </w:t>
+      </w:r>
+      <w:r>
+        <w:rPr>
+          <w:rFonts w:ascii="Arial" w:cs="Arial" w:eastAsia="Arial" w:hAnsi="Arial"/>
+          <w:color w:val="1A1A1A"/>
+          <w:sz w:val="20"/>
+          <w:szCs w:val="20"/>
+        </w:rPr>
+        <w:t xml:space="preserve">Obtain the Ring Main value from POW Manual, Table P-2. This value is not held in this binder.</w:t>
+      </w:r>
+    </w:p>
+    <w:p>
+      <w:pPr>
+        <w:spacing w:after="60"/>
+        <w:ind w:left="340" w:hanging="340"/>
+      </w:pPr>
+      <w:r>
+        <w:rPr>
+          <w:rFonts w:ascii="Courier New" w:cs="Courier New" w:eastAsia="Courier New" w:hAnsi="Courier New"/>
+          <w:color w:val="1A1A1A"/>
+          <w:sz w:val="20"/>
+          <w:szCs w:val="20"/>
+        </w:rPr>
+        <w:t xml:space="preserve">6.  </w:t>
+      </w:r>
+      <w:r>
+        <w:rPr>
+          <w:rFonts w:ascii="Arial" w:cs="Arial" w:eastAsia="Arial" w:hAnsi="Arial"/>
+          <w:color w:val="1A1A1A"/>
+          <w:sz w:val="20"/>
+          <w:szCs w:val="20"/>
+        </w:rPr>
+        <w:t xml:space="preserve">Obtain the Deep Sensors value from COM Manual, Table C-3. This value is not held in this binder.</w:t>
+      </w:r>
+    </w:p>
+    <w:p>
+      <w:pPr>
+        <w:spacing w:after="60"/>
+        <w:ind w:left="340" w:hanging="340"/>
+      </w:pPr>
+      <w:r>
+        <w:rPr>
+          <w:rFonts w:ascii="Courier New" w:cs="Courier New" w:eastAsia="Courier New" w:hAnsi="Courier New"/>
+          <w:color w:val="1A1A1A"/>
+          <w:sz w:val="20"/>
+          <w:szCs w:val="20"/>
+        </w:rPr>
+        <w:t xml:space="preserve">7.  </w:t>
+      </w:r>
+      <w:r>
+        <w:rPr>
+          <w:rFonts w:ascii="Arial" w:cs="Arial" w:eastAsia="Arial" w:hAnsi="Arial"/>
+          <w:color w:val="1A1A1A"/>
+          <w:sz w:val="20"/>
+          <w:szCs w:val="20"/>
+        </w:rPr>
+        <w:t xml:space="preserve">Enter the resolution code on the sector console in the format P-10-[VALUE]-[VALUE 2], substituting the value(s) above. Values are three digits.</w:t>
+      </w:r>
+    </w:p>
+    <w:p>
+      <w:pPr>
+        <w:spacing w:after="60"/>
+        <w:ind w:left="340" w:hanging="340"/>
+      </w:pPr>
+      <w:r>
+        <w:rPr>
+          <w:rFonts w:ascii="Courier New" w:cs="Courier New" w:eastAsia="Courier New" w:hAnsi="Courier New"/>
+          <w:color w:val="1A1A1A"/>
+          <w:sz w:val="20"/>
+          <w:szCs w:val="20"/>
+        </w:rPr>
+        <w:t xml:space="preserve">8.  </w:t>
+      </w:r>
+      <w:r>
+        <w:rPr>
+          <w:rFonts w:ascii="Arial" w:cs="Arial" w:eastAsia="Arial" w:hAnsi="Arial"/>
+          <w:color w:val="1A1A1A"/>
+          <w:sz w:val="20"/>
+          <w:szCs w:val="20"/>
+        </w:rPr>
+        <w:t xml:space="preserve">If the console rejects the entry, re-verify the source table before resubmitting. Three consecutive rejections lock the console for 20 seconds.</w:t>
+      </w:r>
+    </w:p>
+    <w:p>
+      <w:pPr>
+        <w:shd w:fill="F2F2F2" w:color="auto" w:val="clear"/>
+        <w:spacing w:after="120" w:before="100"/>
+      </w:pPr>
+      <w:r>
+        <w:rPr>
+          <w:rFonts w:ascii="Arial" w:cs="Arial" w:eastAsia="Arial" w:hAnsi="Arial"/>
+          <w:b/>
+          <w:bCs/>
+          <w:color w:val="1A1A1A"/>
+          <w:sz w:val="20"/>
+          <w:szCs w:val="20"/>
+        </w:rPr>
+        <w:t xml:space="preserve">CODE FORMAT:  </w:t>
+      </w:r>
+      <w:r>
+        <w:rPr>
+          <w:rFonts w:ascii="Courier New" w:cs="Courier New" w:eastAsia="Courier New" w:hAnsi="Courier New"/>
+          <w:b/>
+          <w:bCs/>
+          <w:color w:val="1A1A1A"/>
+          <w:sz w:val="20"/>
+          <w:szCs w:val="20"/>
+        </w:rPr>
+        <w:t xml:space="preserve">P-10-[VALUE]-[VALUE 2]</w:t>
       </w:r>
     </w:p>
     <w:p>

--- a/kit/UNDERCITY_Binder_WTR.docx
+++ b/kit/UNDERCITY_Binder_WTR.docx
@@ -7741,9 +7741,9 @@
             <w:tcW w:type="dxa" w:w="3000"/>
             <w:shd w:fill="D4E6FA" w:color="auto" w:val="clear"/>
             <w:tcMar>
-              <w:top w:type="dxa" w:w="30"/>
+              <w:top w:type="dxa" w:w="20"/>
               <w:left w:type="dxa" w:w="110"/>
-              <w:bottom w:type="dxa" w:w="30"/>
+              <w:bottom w:type="dxa" w:w="20"/>
               <w:right w:type="dxa" w:w="90"/>
             </w:tcMar>
             <w:vAlign w:val="center"/>
@@ -7771,9 +7771,9 @@
             <w:gridSpan w:val="2"/>
             <w:shd w:fill="D4E6FA" w:color="auto" w:val="clear"/>
             <w:tcMar>
-              <w:top w:type="dxa" w:w="30"/>
+              <w:top w:type="dxa" w:w="20"/>
               <w:left w:type="dxa" w:w="110"/>
-              <w:bottom w:type="dxa" w:w="30"/>
+              <w:bottom w:type="dxa" w:w="20"/>
               <w:right w:type="dxa" w:w="90"/>
             </w:tcMar>
             <w:vAlign w:val="center"/>
@@ -7804,16 +7804,16 @@
           <w:tcPr>
             <w:tcW w:type="dxa" w:w="3000"/>
             <w:tcMar>
-              <w:top w:type="dxa" w:w="35"/>
+              <w:top w:type="dxa" w:w="25"/>
               <w:left w:type="dxa" w:w="110"/>
-              <w:bottom w:type="dxa" w:w="45"/>
-              <w:right w:type="dxa" w:w="90"/>
-            </w:tcMar>
-            <w:vAlign w:val="top"/>
-          </w:tcPr>
-          <w:p>
-            <w:pPr>
-              <w:spacing w:after="10"/>
+              <w:bottom w:type="dxa" w:w="30"/>
+              <w:right w:type="dxa" w:w="90"/>
+            </w:tcMar>
+            <w:vAlign w:val="top"/>
+          </w:tcPr>
+          <w:p>
+            <w:pPr>
+              <w:spacing w:after="0"/>
             </w:pPr>
             <w:r>
               <w:rPr>
@@ -7849,16 +7849,16 @@
           <w:tcPr>
             <w:tcW w:type="dxa" w:w="3000"/>
             <w:tcMar>
-              <w:top w:type="dxa" w:w="35"/>
+              <w:top w:type="dxa" w:w="25"/>
               <w:left w:type="dxa" w:w="110"/>
-              <w:bottom w:type="dxa" w:w="45"/>
-              <w:right w:type="dxa" w:w="90"/>
-            </w:tcMar>
-            <w:vAlign w:val="top"/>
-          </w:tcPr>
-          <w:p>
-            <w:pPr>
-              <w:spacing w:after="10"/>
+              <w:bottom w:type="dxa" w:w="30"/>
+              <w:right w:type="dxa" w:w="90"/>
+            </w:tcMar>
+            <w:vAlign w:val="top"/>
+          </w:tcPr>
+          <w:p>
+            <w:pPr>
+              <w:spacing w:after="0"/>
             </w:pPr>
             <w:r>
               <w:rPr>
@@ -7894,16 +7894,16 @@
           <w:tcPr>
             <w:tcW w:type="dxa" w:w="3000"/>
             <w:tcMar>
-              <w:top w:type="dxa" w:w="35"/>
+              <w:top w:type="dxa" w:w="25"/>
               <w:left w:type="dxa" w:w="110"/>
-              <w:bottom w:type="dxa" w:w="45"/>
-              <w:right w:type="dxa" w:w="90"/>
-            </w:tcMar>
-            <w:vAlign w:val="top"/>
-          </w:tcPr>
-          <w:p>
-            <w:pPr>
-              <w:spacing w:after="10"/>
+              <w:bottom w:type="dxa" w:w="30"/>
+              <w:right w:type="dxa" w:w="90"/>
+            </w:tcMar>
+            <w:vAlign w:val="top"/>
+          </w:tcPr>
+          <w:p>
+            <w:pPr>
+              <w:spacing w:after="0"/>
             </w:pPr>
             <w:r>
               <w:rPr>
@@ -7944,16 +7944,16 @@
           <w:tcPr>
             <w:tcW w:type="dxa" w:w="3000"/>
             <w:tcMar>
-              <w:top w:type="dxa" w:w="35"/>
+              <w:top w:type="dxa" w:w="25"/>
               <w:left w:type="dxa" w:w="110"/>
-              <w:bottom w:type="dxa" w:w="45"/>
-              <w:right w:type="dxa" w:w="90"/>
-            </w:tcMar>
-            <w:vAlign w:val="top"/>
-          </w:tcPr>
-          <w:p>
-            <w:pPr>
-              <w:spacing w:after="10"/>
+              <w:bottom w:type="dxa" w:w="30"/>
+              <w:right w:type="dxa" w:w="90"/>
+            </w:tcMar>
+            <w:vAlign w:val="top"/>
+          </w:tcPr>
+          <w:p>
+            <w:pPr>
+              <w:spacing w:after="0"/>
             </w:pPr>
             <w:r>
               <w:rPr>
@@ -7989,16 +7989,16 @@
           <w:tcPr>
             <w:tcW w:type="dxa" w:w="3000"/>
             <w:tcMar>
-              <w:top w:type="dxa" w:w="35"/>
+              <w:top w:type="dxa" w:w="25"/>
               <w:left w:type="dxa" w:w="110"/>
-              <w:bottom w:type="dxa" w:w="45"/>
-              <w:right w:type="dxa" w:w="90"/>
-            </w:tcMar>
-            <w:vAlign w:val="top"/>
-          </w:tcPr>
-          <w:p>
-            <w:pPr>
-              <w:spacing w:after="10"/>
+              <w:bottom w:type="dxa" w:w="30"/>
+              <w:right w:type="dxa" w:w="90"/>
+            </w:tcMar>
+            <w:vAlign w:val="top"/>
+          </w:tcPr>
+          <w:p>
+            <w:pPr>
+              <w:spacing w:after="0"/>
             </w:pPr>
             <w:r>
               <w:rPr>
@@ -8034,16 +8034,16 @@
           <w:tcPr>
             <w:tcW w:type="dxa" w:w="3000"/>
             <w:tcMar>
-              <w:top w:type="dxa" w:w="35"/>
+              <w:top w:type="dxa" w:w="25"/>
               <w:left w:type="dxa" w:w="110"/>
-              <w:bottom w:type="dxa" w:w="45"/>
-              <w:right w:type="dxa" w:w="90"/>
-            </w:tcMar>
-            <w:vAlign w:val="top"/>
-          </w:tcPr>
-          <w:p>
-            <w:pPr>
-              <w:spacing w:after="10"/>
+              <w:bottom w:type="dxa" w:w="30"/>
+              <w:right w:type="dxa" w:w="90"/>
+            </w:tcMar>
+            <w:vAlign w:val="top"/>
+          </w:tcPr>
+          <w:p>
+            <w:pPr>
+              <w:spacing w:after="0"/>
             </w:pPr>
             <w:r>
               <w:rPr>
@@ -8079,7 +8079,7 @@
     </w:tbl>
     <w:p>
       <w:pPr>
-        <w:spacing w:after="40"/>
+        <w:spacing w:after="24"/>
       </w:pPr>
     </w:p>
     <w:tbl>
@@ -8108,9 +8108,9 @@
             <w:tcW w:type="dxa" w:w="3000"/>
             <w:shd w:fill="D4E6FA" w:color="auto" w:val="clear"/>
             <w:tcMar>
-              <w:top w:type="dxa" w:w="30"/>
+              <w:top w:type="dxa" w:w="20"/>
               <w:left w:type="dxa" w:w="110"/>
-              <w:bottom w:type="dxa" w:w="30"/>
+              <w:bottom w:type="dxa" w:w="20"/>
               <w:right w:type="dxa" w:w="90"/>
             </w:tcMar>
             <w:vAlign w:val="center"/>
@@ -8138,9 +8138,9 @@
             <w:gridSpan w:val="2"/>
             <w:shd w:fill="D4E6FA" w:color="auto" w:val="clear"/>
             <w:tcMar>
-              <w:top w:type="dxa" w:w="30"/>
+              <w:top w:type="dxa" w:w="20"/>
               <w:left w:type="dxa" w:w="110"/>
-              <w:bottom w:type="dxa" w:w="30"/>
+              <w:bottom w:type="dxa" w:w="20"/>
               <w:right w:type="dxa" w:w="90"/>
             </w:tcMar>
             <w:vAlign w:val="center"/>
@@ -8171,16 +8171,16 @@
           <w:tcPr>
             <w:tcW w:type="dxa" w:w="3000"/>
             <w:tcMar>
-              <w:top w:type="dxa" w:w="35"/>
+              <w:top w:type="dxa" w:w="25"/>
               <w:left w:type="dxa" w:w="110"/>
-              <w:bottom w:type="dxa" w:w="45"/>
-              <w:right w:type="dxa" w:w="90"/>
-            </w:tcMar>
-            <w:vAlign w:val="top"/>
-          </w:tcPr>
-          <w:p>
-            <w:pPr>
-              <w:spacing w:after="10"/>
+              <w:bottom w:type="dxa" w:w="30"/>
+              <w:right w:type="dxa" w:w="90"/>
+            </w:tcMar>
+            <w:vAlign w:val="top"/>
+          </w:tcPr>
+          <w:p>
+            <w:pPr>
+              <w:spacing w:after="0"/>
             </w:pPr>
             <w:r>
               <w:rPr>
@@ -8216,16 +8216,16 @@
           <w:tcPr>
             <w:tcW w:type="dxa" w:w="3000"/>
             <w:tcMar>
-              <w:top w:type="dxa" w:w="35"/>
+              <w:top w:type="dxa" w:w="25"/>
               <w:left w:type="dxa" w:w="110"/>
-              <w:bottom w:type="dxa" w:w="45"/>
-              <w:right w:type="dxa" w:w="90"/>
-            </w:tcMar>
-            <w:vAlign w:val="top"/>
-          </w:tcPr>
-          <w:p>
-            <w:pPr>
-              <w:spacing w:after="10"/>
+              <w:bottom w:type="dxa" w:w="30"/>
+              <w:right w:type="dxa" w:w="90"/>
+            </w:tcMar>
+            <w:vAlign w:val="top"/>
+          </w:tcPr>
+          <w:p>
+            <w:pPr>
+              <w:spacing w:after="0"/>
             </w:pPr>
             <w:r>
               <w:rPr>
@@ -8261,16 +8261,16 @@
           <w:tcPr>
             <w:tcW w:type="dxa" w:w="3000"/>
             <w:tcMar>
-              <w:top w:type="dxa" w:w="35"/>
+              <w:top w:type="dxa" w:w="25"/>
               <w:left w:type="dxa" w:w="110"/>
-              <w:bottom w:type="dxa" w:w="45"/>
-              <w:right w:type="dxa" w:w="90"/>
-            </w:tcMar>
-            <w:vAlign w:val="top"/>
-          </w:tcPr>
-          <w:p>
-            <w:pPr>
-              <w:spacing w:after="10"/>
+              <w:bottom w:type="dxa" w:w="30"/>
+              <w:right w:type="dxa" w:w="90"/>
+            </w:tcMar>
+            <w:vAlign w:val="top"/>
+          </w:tcPr>
+          <w:p>
+            <w:pPr>
+              <w:spacing w:after="0"/>
             </w:pPr>
             <w:r>
               <w:rPr>
@@ -8311,16 +8311,16 @@
           <w:tcPr>
             <w:tcW w:type="dxa" w:w="3000"/>
             <w:tcMar>
-              <w:top w:type="dxa" w:w="35"/>
+              <w:top w:type="dxa" w:w="25"/>
               <w:left w:type="dxa" w:w="110"/>
-              <w:bottom w:type="dxa" w:w="45"/>
-              <w:right w:type="dxa" w:w="90"/>
-            </w:tcMar>
-            <w:vAlign w:val="top"/>
-          </w:tcPr>
-          <w:p>
-            <w:pPr>
-              <w:spacing w:after="10"/>
+              <w:bottom w:type="dxa" w:w="30"/>
+              <w:right w:type="dxa" w:w="90"/>
+            </w:tcMar>
+            <w:vAlign w:val="top"/>
+          </w:tcPr>
+          <w:p>
+            <w:pPr>
+              <w:spacing w:after="0"/>
             </w:pPr>
             <w:r>
               <w:rPr>
@@ -8356,16 +8356,16 @@
           <w:tcPr>
             <w:tcW w:type="dxa" w:w="3000"/>
             <w:tcMar>
-              <w:top w:type="dxa" w:w="35"/>
+              <w:top w:type="dxa" w:w="25"/>
               <w:left w:type="dxa" w:w="110"/>
-              <w:bottom w:type="dxa" w:w="45"/>
-              <w:right w:type="dxa" w:w="90"/>
-            </w:tcMar>
-            <w:vAlign w:val="top"/>
-          </w:tcPr>
-          <w:p>
-            <w:pPr>
-              <w:spacing w:after="10"/>
+              <w:bottom w:type="dxa" w:w="30"/>
+              <w:right w:type="dxa" w:w="90"/>
+            </w:tcMar>
+            <w:vAlign w:val="top"/>
+          </w:tcPr>
+          <w:p>
+            <w:pPr>
+              <w:spacing w:after="0"/>
             </w:pPr>
             <w:r>
               <w:rPr>
@@ -8401,16 +8401,16 @@
           <w:tcPr>
             <w:tcW w:type="dxa" w:w="3000"/>
             <w:tcMar>
-              <w:top w:type="dxa" w:w="35"/>
+              <w:top w:type="dxa" w:w="25"/>
               <w:left w:type="dxa" w:w="110"/>
-              <w:bottom w:type="dxa" w:w="45"/>
-              <w:right w:type="dxa" w:w="90"/>
-            </w:tcMar>
-            <w:vAlign w:val="top"/>
-          </w:tcPr>
-          <w:p>
-            <w:pPr>
-              <w:spacing w:after="10"/>
+              <w:bottom w:type="dxa" w:w="30"/>
+              <w:right w:type="dxa" w:w="90"/>
+            </w:tcMar>
+            <w:vAlign w:val="top"/>
+          </w:tcPr>
+          <w:p>
+            <w:pPr>
+              <w:spacing w:after="0"/>
             </w:pPr>
             <w:r>
               <w:rPr>
@@ -8446,7 +8446,7 @@
     </w:tbl>
     <w:p>
       <w:pPr>
-        <w:spacing w:after="40"/>
+        <w:spacing w:after="24"/>
       </w:pPr>
     </w:p>
     <w:tbl>
@@ -8475,9 +8475,9 @@
             <w:tcW w:type="dxa" w:w="3000"/>
             <w:shd w:fill="D4E6FA" w:color="auto" w:val="clear"/>
             <w:tcMar>
-              <w:top w:type="dxa" w:w="30"/>
+              <w:top w:type="dxa" w:w="20"/>
               <w:left w:type="dxa" w:w="110"/>
-              <w:bottom w:type="dxa" w:w="30"/>
+              <w:bottom w:type="dxa" w:w="20"/>
               <w:right w:type="dxa" w:w="90"/>
             </w:tcMar>
             <w:vAlign w:val="center"/>
@@ -8505,9 +8505,9 @@
             <w:gridSpan w:val="2"/>
             <w:shd w:fill="D4E6FA" w:color="auto" w:val="clear"/>
             <w:tcMar>
-              <w:top w:type="dxa" w:w="30"/>
+              <w:top w:type="dxa" w:w="20"/>
               <w:left w:type="dxa" w:w="110"/>
-              <w:bottom w:type="dxa" w:w="30"/>
+              <w:bottom w:type="dxa" w:w="20"/>
               <w:right w:type="dxa" w:w="90"/>
             </w:tcMar>
             <w:vAlign w:val="center"/>
@@ -8538,16 +8538,16 @@
           <w:tcPr>
             <w:tcW w:type="dxa" w:w="3000"/>
             <w:tcMar>
-              <w:top w:type="dxa" w:w="35"/>
+              <w:top w:type="dxa" w:w="25"/>
               <w:left w:type="dxa" w:w="110"/>
-              <w:bottom w:type="dxa" w:w="45"/>
-              <w:right w:type="dxa" w:w="90"/>
-            </w:tcMar>
-            <w:vAlign w:val="top"/>
-          </w:tcPr>
-          <w:p>
-            <w:pPr>
-              <w:spacing w:after="10"/>
+              <w:bottom w:type="dxa" w:w="30"/>
+              <w:right w:type="dxa" w:w="90"/>
+            </w:tcMar>
+            <w:vAlign w:val="top"/>
+          </w:tcPr>
+          <w:p>
+            <w:pPr>
+              <w:spacing w:after="0"/>
             </w:pPr>
             <w:r>
               <w:rPr>
@@ -8583,16 +8583,16 @@
           <w:tcPr>
             <w:tcW w:type="dxa" w:w="3000"/>
             <w:tcMar>
-              <w:top w:type="dxa" w:w="35"/>
+              <w:top w:type="dxa" w:w="25"/>
               <w:left w:type="dxa" w:w="110"/>
-              <w:bottom w:type="dxa" w:w="45"/>
-              <w:right w:type="dxa" w:w="90"/>
-            </w:tcMar>
-            <w:vAlign w:val="top"/>
-          </w:tcPr>
-          <w:p>
-            <w:pPr>
-              <w:spacing w:after="10"/>
+              <w:bottom w:type="dxa" w:w="30"/>
+              <w:right w:type="dxa" w:w="90"/>
+            </w:tcMar>
+            <w:vAlign w:val="top"/>
+          </w:tcPr>
+          <w:p>
+            <w:pPr>
+              <w:spacing w:after="0"/>
             </w:pPr>
             <w:r>
               <w:rPr>
@@ -8628,16 +8628,16 @@
           <w:tcPr>
             <w:tcW w:type="dxa" w:w="3000"/>
             <w:tcMar>
-              <w:top w:type="dxa" w:w="35"/>
+              <w:top w:type="dxa" w:w="25"/>
               <w:left w:type="dxa" w:w="110"/>
-              <w:bottom w:type="dxa" w:w="45"/>
-              <w:right w:type="dxa" w:w="90"/>
-            </w:tcMar>
-            <w:vAlign w:val="top"/>
-          </w:tcPr>
-          <w:p>
-            <w:pPr>
-              <w:spacing w:after="10"/>
+              <w:bottom w:type="dxa" w:w="30"/>
+              <w:right w:type="dxa" w:w="90"/>
+            </w:tcMar>
+            <w:vAlign w:val="top"/>
+          </w:tcPr>
+          <w:p>
+            <w:pPr>
+              <w:spacing w:after="0"/>
             </w:pPr>
             <w:r>
               <w:rPr>
@@ -8678,16 +8678,16 @@
           <w:tcPr>
             <w:tcW w:type="dxa" w:w="3000"/>
             <w:tcMar>
-              <w:top w:type="dxa" w:w="35"/>
+              <w:top w:type="dxa" w:w="25"/>
               <w:left w:type="dxa" w:w="110"/>
-              <w:bottom w:type="dxa" w:w="45"/>
-              <w:right w:type="dxa" w:w="90"/>
-            </w:tcMar>
-            <w:vAlign w:val="top"/>
-          </w:tcPr>
-          <w:p>
-            <w:pPr>
-              <w:spacing w:after="10"/>
+              <w:bottom w:type="dxa" w:w="30"/>
+              <w:right w:type="dxa" w:w="90"/>
+            </w:tcMar>
+            <w:vAlign w:val="top"/>
+          </w:tcPr>
+          <w:p>
+            <w:pPr>
+              <w:spacing w:after="0"/>
             </w:pPr>
             <w:r>
               <w:rPr>
@@ -8723,16 +8723,16 @@
           <w:tcPr>
             <w:tcW w:type="dxa" w:w="3000"/>
             <w:tcMar>
-              <w:top w:type="dxa" w:w="35"/>
+              <w:top w:type="dxa" w:w="25"/>
               <w:left w:type="dxa" w:w="110"/>
-              <w:bottom w:type="dxa" w:w="45"/>
-              <w:right w:type="dxa" w:w="90"/>
-            </w:tcMar>
-            <w:vAlign w:val="top"/>
-          </w:tcPr>
-          <w:p>
-            <w:pPr>
-              <w:spacing w:after="10"/>
+              <w:bottom w:type="dxa" w:w="30"/>
+              <w:right w:type="dxa" w:w="90"/>
+            </w:tcMar>
+            <w:vAlign w:val="top"/>
+          </w:tcPr>
+          <w:p>
+            <w:pPr>
+              <w:spacing w:after="0"/>
             </w:pPr>
             <w:r>
               <w:rPr>
@@ -8768,16 +8768,16 @@
           <w:tcPr>
             <w:tcW w:type="dxa" w:w="3000"/>
             <w:tcMar>
-              <w:top w:type="dxa" w:w="35"/>
+              <w:top w:type="dxa" w:w="25"/>
               <w:left w:type="dxa" w:w="110"/>
-              <w:bottom w:type="dxa" w:w="45"/>
-              <w:right w:type="dxa" w:w="90"/>
-            </w:tcMar>
-            <w:vAlign w:val="top"/>
-          </w:tcPr>
-          <w:p>
-            <w:pPr>
-              <w:spacing w:after="10"/>
+              <w:bottom w:type="dxa" w:w="30"/>
+              <w:right w:type="dxa" w:w="90"/>
+            </w:tcMar>
+            <w:vAlign w:val="top"/>
+          </w:tcPr>
+          <w:p>
+            <w:pPr>
+              <w:spacing w:after="0"/>
             </w:pPr>
             <w:r>
               <w:rPr>
@@ -8813,7 +8813,7 @@
     </w:tbl>
     <w:p>
       <w:pPr>
-        <w:spacing w:after="40"/>
+        <w:spacing w:after="24"/>
       </w:pPr>
     </w:p>
     <w:tbl>
@@ -8842,9 +8842,9 @@
             <w:tcW w:type="dxa" w:w="3000"/>
             <w:shd w:fill="D4E6FA" w:color="auto" w:val="clear"/>
             <w:tcMar>
-              <w:top w:type="dxa" w:w="30"/>
+              <w:top w:type="dxa" w:w="20"/>
               <w:left w:type="dxa" w:w="110"/>
-              <w:bottom w:type="dxa" w:w="30"/>
+              <w:bottom w:type="dxa" w:w="20"/>
               <w:right w:type="dxa" w:w="90"/>
             </w:tcMar>
             <w:vAlign w:val="center"/>
@@ -8872,9 +8872,9 @@
             <w:gridSpan w:val="2"/>
             <w:shd w:fill="D4E6FA" w:color="auto" w:val="clear"/>
             <w:tcMar>
-              <w:top w:type="dxa" w:w="30"/>
+              <w:top w:type="dxa" w:w="20"/>
               <w:left w:type="dxa" w:w="110"/>
-              <w:bottom w:type="dxa" w:w="30"/>
+              <w:bottom w:type="dxa" w:w="20"/>
               <w:right w:type="dxa" w:w="90"/>
             </w:tcMar>
             <w:vAlign w:val="center"/>
@@ -8905,16 +8905,16 @@
           <w:tcPr>
             <w:tcW w:type="dxa" w:w="3000"/>
             <w:tcMar>
-              <w:top w:type="dxa" w:w="35"/>
+              <w:top w:type="dxa" w:w="25"/>
               <w:left w:type="dxa" w:w="110"/>
-              <w:bottom w:type="dxa" w:w="45"/>
-              <w:right w:type="dxa" w:w="90"/>
-            </w:tcMar>
-            <w:vAlign w:val="top"/>
-          </w:tcPr>
-          <w:p>
-            <w:pPr>
-              <w:spacing w:after="10"/>
+              <w:bottom w:type="dxa" w:w="30"/>
+              <w:right w:type="dxa" w:w="90"/>
+            </w:tcMar>
+            <w:vAlign w:val="top"/>
+          </w:tcPr>
+          <w:p>
+            <w:pPr>
+              <w:spacing w:after="0"/>
             </w:pPr>
             <w:r>
               <w:rPr>
@@ -8950,16 +8950,16 @@
           <w:tcPr>
             <w:tcW w:type="dxa" w:w="3000"/>
             <w:tcMar>
-              <w:top w:type="dxa" w:w="35"/>
+              <w:top w:type="dxa" w:w="25"/>
               <w:left w:type="dxa" w:w="110"/>
-              <w:bottom w:type="dxa" w:w="45"/>
-              <w:right w:type="dxa" w:w="90"/>
-            </w:tcMar>
-            <w:vAlign w:val="top"/>
-          </w:tcPr>
-          <w:p>
-            <w:pPr>
-              <w:spacing w:after="10"/>
+              <w:bottom w:type="dxa" w:w="30"/>
+              <w:right w:type="dxa" w:w="90"/>
+            </w:tcMar>
+            <w:vAlign w:val="top"/>
+          </w:tcPr>
+          <w:p>
+            <w:pPr>
+              <w:spacing w:after="0"/>
             </w:pPr>
             <w:r>
               <w:rPr>
@@ -8995,16 +8995,16 @@
           <w:tcPr>
             <w:tcW w:type="dxa" w:w="3000"/>
             <w:tcMar>
-              <w:top w:type="dxa" w:w="35"/>
+              <w:top w:type="dxa" w:w="25"/>
               <w:left w:type="dxa" w:w="110"/>
-              <w:bottom w:type="dxa" w:w="45"/>
-              <w:right w:type="dxa" w:w="90"/>
-            </w:tcMar>
-            <w:vAlign w:val="top"/>
-          </w:tcPr>
-          <w:p>
-            <w:pPr>
-              <w:spacing w:after="10"/>
+              <w:bottom w:type="dxa" w:w="30"/>
+              <w:right w:type="dxa" w:w="90"/>
+            </w:tcMar>
+            <w:vAlign w:val="top"/>
+          </w:tcPr>
+          <w:p>
+            <w:pPr>
+              <w:spacing w:after="0"/>
             </w:pPr>
             <w:r>
               <w:rPr>
@@ -9045,16 +9045,16 @@
           <w:tcPr>
             <w:tcW w:type="dxa" w:w="3000"/>
             <w:tcMar>
-              <w:top w:type="dxa" w:w="35"/>
+              <w:top w:type="dxa" w:w="25"/>
               <w:left w:type="dxa" w:w="110"/>
-              <w:bottom w:type="dxa" w:w="45"/>
-              <w:right w:type="dxa" w:w="90"/>
-            </w:tcMar>
-            <w:vAlign w:val="top"/>
-          </w:tcPr>
-          <w:p>
-            <w:pPr>
-              <w:spacing w:after="10"/>
+              <w:bottom w:type="dxa" w:w="30"/>
+              <w:right w:type="dxa" w:w="90"/>
+            </w:tcMar>
+            <w:vAlign w:val="top"/>
+          </w:tcPr>
+          <w:p>
+            <w:pPr>
+              <w:spacing w:after="0"/>
             </w:pPr>
             <w:r>
               <w:rPr>
@@ -9090,16 +9090,16 @@
           <w:tcPr>
             <w:tcW w:type="dxa" w:w="3000"/>
             <w:tcMar>
-              <w:top w:type="dxa" w:w="35"/>
+              <w:top w:type="dxa" w:w="25"/>
               <w:left w:type="dxa" w:w="110"/>
-              <w:bottom w:type="dxa" w:w="45"/>
-              <w:right w:type="dxa" w:w="90"/>
-            </w:tcMar>
-            <w:vAlign w:val="top"/>
-          </w:tcPr>
-          <w:p>
-            <w:pPr>
-              <w:spacing w:after="10"/>
+              <w:bottom w:type="dxa" w:w="30"/>
+              <w:right w:type="dxa" w:w="90"/>
+            </w:tcMar>
+            <w:vAlign w:val="top"/>
+          </w:tcPr>
+          <w:p>
+            <w:pPr>
+              <w:spacing w:after="0"/>
             </w:pPr>
             <w:r>
               <w:rPr>
@@ -9135,16 +9135,16 @@
           <w:tcPr>
             <w:tcW w:type="dxa" w:w="3000"/>
             <w:tcMar>
-              <w:top w:type="dxa" w:w="35"/>
+              <w:top w:type="dxa" w:w="25"/>
               <w:left w:type="dxa" w:w="110"/>
-              <w:bottom w:type="dxa" w:w="45"/>
-              <w:right w:type="dxa" w:w="90"/>
-            </w:tcMar>
-            <w:vAlign w:val="top"/>
-          </w:tcPr>
-          <w:p>
-            <w:pPr>
-              <w:spacing w:after="10"/>
+              <w:bottom w:type="dxa" w:w="30"/>
+              <w:right w:type="dxa" w:w="90"/>
+            </w:tcMar>
+            <w:vAlign w:val="top"/>
+          </w:tcPr>
+          <w:p>
+            <w:pPr>
+              <w:spacing w:after="0"/>
             </w:pPr>
             <w:r>
               <w:rPr>
@@ -9180,7 +9180,7 @@
     </w:tbl>
     <w:p>
       <w:pPr>
-        <w:spacing w:after="40"/>
+        <w:spacing w:after="24"/>
       </w:pPr>
     </w:p>
     <w:tbl>
@@ -9209,9 +9209,9 @@
             <w:tcW w:type="dxa" w:w="3000"/>
             <w:shd w:fill="D4E6FA" w:color="auto" w:val="clear"/>
             <w:tcMar>
-              <w:top w:type="dxa" w:w="30"/>
+              <w:top w:type="dxa" w:w="20"/>
               <w:left w:type="dxa" w:w="110"/>
-              <w:bottom w:type="dxa" w:w="30"/>
+              <w:bottom w:type="dxa" w:w="20"/>
               <w:right w:type="dxa" w:w="90"/>
             </w:tcMar>
             <w:vAlign w:val="center"/>
@@ -9239,9 +9239,9 @@
             <w:gridSpan w:val="2"/>
             <w:shd w:fill="D4E6FA" w:color="auto" w:val="clear"/>
             <w:tcMar>
-              <w:top w:type="dxa" w:w="30"/>
+              <w:top w:type="dxa" w:w="20"/>
               <w:left w:type="dxa" w:w="110"/>
-              <w:bottom w:type="dxa" w:w="30"/>
+              <w:bottom w:type="dxa" w:w="20"/>
               <w:right w:type="dxa" w:w="90"/>
             </w:tcMar>
             <w:vAlign w:val="center"/>
@@ -9272,16 +9272,16 @@
           <w:tcPr>
             <w:tcW w:type="dxa" w:w="3000"/>
             <w:tcMar>
-              <w:top w:type="dxa" w:w="35"/>
+              <w:top w:type="dxa" w:w="25"/>
               <w:left w:type="dxa" w:w="110"/>
-              <w:bottom w:type="dxa" w:w="45"/>
-              <w:right w:type="dxa" w:w="90"/>
-            </w:tcMar>
-            <w:vAlign w:val="top"/>
-          </w:tcPr>
-          <w:p>
-            <w:pPr>
-              <w:spacing w:after="10"/>
+              <w:bottom w:type="dxa" w:w="30"/>
+              <w:right w:type="dxa" w:w="90"/>
+            </w:tcMar>
+            <w:vAlign w:val="top"/>
+          </w:tcPr>
+          <w:p>
+            <w:pPr>
+              <w:spacing w:after="0"/>
             </w:pPr>
             <w:r>
               <w:rPr>
@@ -9317,16 +9317,16 @@
           <w:tcPr>
             <w:tcW w:type="dxa" w:w="3000"/>
             <w:tcMar>
-              <w:top w:type="dxa" w:w="35"/>
+              <w:top w:type="dxa" w:w="25"/>
               <w:left w:type="dxa" w:w="110"/>
-              <w:bottom w:type="dxa" w:w="45"/>
-              <w:right w:type="dxa" w:w="90"/>
-            </w:tcMar>
-            <w:vAlign w:val="top"/>
-          </w:tcPr>
-          <w:p>
-            <w:pPr>
-              <w:spacing w:after="10"/>
+              <w:bottom w:type="dxa" w:w="30"/>
+              <w:right w:type="dxa" w:w="90"/>
+            </w:tcMar>
+            <w:vAlign w:val="top"/>
+          </w:tcPr>
+          <w:p>
+            <w:pPr>
+              <w:spacing w:after="0"/>
             </w:pPr>
             <w:r>
               <w:rPr>
@@ -9362,16 +9362,16 @@
           <w:tcPr>
             <w:tcW w:type="dxa" w:w="3000"/>
             <w:tcMar>
-              <w:top w:type="dxa" w:w="35"/>
+              <w:top w:type="dxa" w:w="25"/>
               <w:left w:type="dxa" w:w="110"/>
-              <w:bottom w:type="dxa" w:w="45"/>
-              <w:right w:type="dxa" w:w="90"/>
-            </w:tcMar>
-            <w:vAlign w:val="top"/>
-          </w:tcPr>
-          <w:p>
-            <w:pPr>
-              <w:spacing w:after="10"/>
+              <w:bottom w:type="dxa" w:w="30"/>
+              <w:right w:type="dxa" w:w="90"/>
+            </w:tcMar>
+            <w:vAlign w:val="top"/>
+          </w:tcPr>
+          <w:p>
+            <w:pPr>
+              <w:spacing w:after="0"/>
             </w:pPr>
             <w:r>
               <w:rPr>
@@ -9412,16 +9412,16 @@
           <w:tcPr>
             <w:tcW w:type="dxa" w:w="3000"/>
             <w:tcMar>
-              <w:top w:type="dxa" w:w="35"/>
+              <w:top w:type="dxa" w:w="25"/>
               <w:left w:type="dxa" w:w="110"/>
-              <w:bottom w:type="dxa" w:w="45"/>
-              <w:right w:type="dxa" w:w="90"/>
-            </w:tcMar>
-            <w:vAlign w:val="top"/>
-          </w:tcPr>
-          <w:p>
-            <w:pPr>
-              <w:spacing w:after="10"/>
+              <w:bottom w:type="dxa" w:w="30"/>
+              <w:right w:type="dxa" w:w="90"/>
+            </w:tcMar>
+            <w:vAlign w:val="top"/>
+          </w:tcPr>
+          <w:p>
+            <w:pPr>
+              <w:spacing w:after="0"/>
             </w:pPr>
             <w:r>
               <w:rPr>
@@ -9457,16 +9457,16 @@
           <w:tcPr>
             <w:tcW w:type="dxa" w:w="3000"/>
             <w:tcMar>
-              <w:top w:type="dxa" w:w="35"/>
+              <w:top w:type="dxa" w:w="25"/>
               <w:left w:type="dxa" w:w="110"/>
-              <w:bottom w:type="dxa" w:w="45"/>
-              <w:right w:type="dxa" w:w="90"/>
-            </w:tcMar>
-            <w:vAlign w:val="top"/>
-          </w:tcPr>
-          <w:p>
-            <w:pPr>
-              <w:spacing w:after="10"/>
+              <w:bottom w:type="dxa" w:w="30"/>
+              <w:right w:type="dxa" w:w="90"/>
+            </w:tcMar>
+            <w:vAlign w:val="top"/>
+          </w:tcPr>
+          <w:p>
+            <w:pPr>
+              <w:spacing w:after="0"/>
             </w:pPr>
             <w:r>
               <w:rPr>
@@ -9502,16 +9502,16 @@
           <w:tcPr>
             <w:tcW w:type="dxa" w:w="3000"/>
             <w:tcMar>
-              <w:top w:type="dxa" w:w="35"/>
+              <w:top w:type="dxa" w:w="25"/>
               <w:left w:type="dxa" w:w="110"/>
-              <w:bottom w:type="dxa" w:w="45"/>
-              <w:right w:type="dxa" w:w="90"/>
-            </w:tcMar>
-            <w:vAlign w:val="top"/>
-          </w:tcPr>
-          <w:p>
-            <w:pPr>
-              <w:spacing w:after="10"/>
+              <w:bottom w:type="dxa" w:w="30"/>
+              <w:right w:type="dxa" w:w="90"/>
+            </w:tcMar>
+            <w:vAlign w:val="top"/>
+          </w:tcPr>
+          <w:p>
+            <w:pPr>
+              <w:spacing w:after="0"/>
             </w:pPr>
             <w:r>
               <w:rPr>
@@ -9670,7 +9670,7 @@
           <w:sz w:val="18"/>
           <w:szCs w:val="18"/>
         </w:rPr>
-        <w:t xml:space="preserve">Later faults: two values, other sectors, a REFERENCE that points on, or TIME-CRITICAL. "ASK MED → …": the Liaison asks Medical for that reference; the answer is a number or a sector's name to follow.</w:t>
+        <w:t xml:space="preserve">Later faults: two or three values, other sectors, a REFERENCE that points on, or TIME-CRITICAL. "ASK MED → …": the Liaison asks Medical for that reference; the answer is a number or a sector's name to follow.</w:t>
       </w:r>
     </w:p>
     <w:tbl>
@@ -9699,9 +9699,9 @@
             <w:tcW w:type="dxa" w:w="3000"/>
             <w:shd w:fill="D4E6FA" w:color="auto" w:val="clear"/>
             <w:tcMar>
-              <w:top w:type="dxa" w:w="30"/>
+              <w:top w:type="dxa" w:w="20"/>
               <w:left w:type="dxa" w:w="110"/>
-              <w:bottom w:type="dxa" w:w="30"/>
+              <w:bottom w:type="dxa" w:w="20"/>
               <w:right w:type="dxa" w:w="90"/>
             </w:tcMar>
             <w:vAlign w:val="center"/>
@@ -9729,9 +9729,9 @@
             <w:gridSpan w:val="2"/>
             <w:shd w:fill="D4E6FA" w:color="auto" w:val="clear"/>
             <w:tcMar>
-              <w:top w:type="dxa" w:w="30"/>
+              <w:top w:type="dxa" w:w="20"/>
               <w:left w:type="dxa" w:w="110"/>
-              <w:bottom w:type="dxa" w:w="30"/>
+              <w:bottom w:type="dxa" w:w="20"/>
               <w:right w:type="dxa" w:w="90"/>
             </w:tcMar>
             <w:vAlign w:val="center"/>
@@ -9762,16 +9762,16 @@
           <w:tcPr>
             <w:tcW w:type="dxa" w:w="3000"/>
             <w:tcMar>
-              <w:top w:type="dxa" w:w="35"/>
+              <w:top w:type="dxa" w:w="25"/>
               <w:left w:type="dxa" w:w="110"/>
-              <w:bottom w:type="dxa" w:w="45"/>
-              <w:right w:type="dxa" w:w="90"/>
-            </w:tcMar>
-            <w:vAlign w:val="top"/>
-          </w:tcPr>
-          <w:p>
-            <w:pPr>
-              <w:spacing w:after="10"/>
+              <w:bottom w:type="dxa" w:w="30"/>
+              <w:right w:type="dxa" w:w="90"/>
+            </w:tcMar>
+            <w:vAlign w:val="top"/>
+          </w:tcPr>
+          <w:p>
+            <w:pPr>
+              <w:spacing w:after="0"/>
             </w:pPr>
             <w:r>
               <w:rPr>
@@ -9807,16 +9807,16 @@
           <w:tcPr>
             <w:tcW w:type="dxa" w:w="3000"/>
             <w:tcMar>
-              <w:top w:type="dxa" w:w="35"/>
+              <w:top w:type="dxa" w:w="25"/>
               <w:left w:type="dxa" w:w="110"/>
-              <w:bottom w:type="dxa" w:w="45"/>
-              <w:right w:type="dxa" w:w="90"/>
-            </w:tcMar>
-            <w:vAlign w:val="top"/>
-          </w:tcPr>
-          <w:p>
-            <w:pPr>
-              <w:spacing w:after="10"/>
+              <w:bottom w:type="dxa" w:w="30"/>
+              <w:right w:type="dxa" w:w="90"/>
+            </w:tcMar>
+            <w:vAlign w:val="top"/>
+          </w:tcPr>
+          <w:p>
+            <w:pPr>
+              <w:spacing w:after="0"/>
             </w:pPr>
             <w:r>
               <w:rPr>
@@ -9852,16 +9852,16 @@
           <w:tcPr>
             <w:tcW w:type="dxa" w:w="3000"/>
             <w:tcMar>
-              <w:top w:type="dxa" w:w="35"/>
+              <w:top w:type="dxa" w:w="25"/>
               <w:left w:type="dxa" w:w="110"/>
-              <w:bottom w:type="dxa" w:w="45"/>
-              <w:right w:type="dxa" w:w="90"/>
-            </w:tcMar>
-            <w:vAlign w:val="top"/>
-          </w:tcPr>
-          <w:p>
-            <w:pPr>
-              <w:spacing w:after="10"/>
+              <w:bottom w:type="dxa" w:w="30"/>
+              <w:right w:type="dxa" w:w="90"/>
+            </w:tcMar>
+            <w:vAlign w:val="top"/>
+          </w:tcPr>
+          <w:p>
+            <w:pPr>
+              <w:spacing w:after="0"/>
             </w:pPr>
             <w:r>
               <w:rPr>
@@ -9902,16 +9902,16 @@
           <w:tcPr>
             <w:tcW w:type="dxa" w:w="3000"/>
             <w:tcMar>
-              <w:top w:type="dxa" w:w="35"/>
+              <w:top w:type="dxa" w:w="25"/>
               <w:left w:type="dxa" w:w="110"/>
-              <w:bottom w:type="dxa" w:w="45"/>
-              <w:right w:type="dxa" w:w="90"/>
-            </w:tcMar>
-            <w:vAlign w:val="top"/>
-          </w:tcPr>
-          <w:p>
-            <w:pPr>
-              <w:spacing w:after="10"/>
+              <w:bottom w:type="dxa" w:w="30"/>
+              <w:right w:type="dxa" w:w="90"/>
+            </w:tcMar>
+            <w:vAlign w:val="top"/>
+          </w:tcPr>
+          <w:p>
+            <w:pPr>
+              <w:spacing w:after="0"/>
             </w:pPr>
             <w:r>
               <w:rPr>
@@ -9947,16 +9947,16 @@
           <w:tcPr>
             <w:tcW w:type="dxa" w:w="3000"/>
             <w:tcMar>
-              <w:top w:type="dxa" w:w="35"/>
+              <w:top w:type="dxa" w:w="25"/>
               <w:left w:type="dxa" w:w="110"/>
-              <w:bottom w:type="dxa" w:w="45"/>
-              <w:right w:type="dxa" w:w="90"/>
-            </w:tcMar>
-            <w:vAlign w:val="top"/>
-          </w:tcPr>
-          <w:p>
-            <w:pPr>
-              <w:spacing w:after="10"/>
+              <w:bottom w:type="dxa" w:w="30"/>
+              <w:right w:type="dxa" w:w="90"/>
+            </w:tcMar>
+            <w:vAlign w:val="top"/>
+          </w:tcPr>
+          <w:p>
+            <w:pPr>
+              <w:spacing w:after="0"/>
             </w:pPr>
             <w:r>
               <w:rPr>
@@ -9992,16 +9992,16 @@
           <w:tcPr>
             <w:tcW w:type="dxa" w:w="3000"/>
             <w:tcMar>
-              <w:top w:type="dxa" w:w="35"/>
+              <w:top w:type="dxa" w:w="25"/>
               <w:left w:type="dxa" w:w="110"/>
-              <w:bottom w:type="dxa" w:w="45"/>
-              <w:right w:type="dxa" w:w="90"/>
-            </w:tcMar>
-            <w:vAlign w:val="top"/>
-          </w:tcPr>
-          <w:p>
-            <w:pPr>
-              <w:spacing w:after="10"/>
+              <w:bottom w:type="dxa" w:w="30"/>
+              <w:right w:type="dxa" w:w="90"/>
+            </w:tcMar>
+            <w:vAlign w:val="top"/>
+          </w:tcPr>
+          <w:p>
+            <w:pPr>
+              <w:spacing w:after="0"/>
             </w:pPr>
             <w:r>
               <w:rPr>
@@ -10037,7 +10037,7 @@
     </w:tbl>
     <w:p>
       <w:pPr>
-        <w:spacing w:after="40"/>
+        <w:spacing w:after="24"/>
       </w:pPr>
     </w:p>
     <w:tbl>
@@ -10066,9 +10066,9 @@
             <w:tcW w:type="dxa" w:w="3000"/>
             <w:shd w:fill="D4E6FA" w:color="auto" w:val="clear"/>
             <w:tcMar>
-              <w:top w:type="dxa" w:w="30"/>
+              <w:top w:type="dxa" w:w="20"/>
               <w:left w:type="dxa" w:w="110"/>
-              <w:bottom w:type="dxa" w:w="30"/>
+              <w:bottom w:type="dxa" w:w="20"/>
               <w:right w:type="dxa" w:w="90"/>
             </w:tcMar>
             <w:vAlign w:val="center"/>
@@ -10096,9 +10096,9 @@
             <w:gridSpan w:val="2"/>
             <w:shd w:fill="D4E6FA" w:color="auto" w:val="clear"/>
             <w:tcMar>
-              <w:top w:type="dxa" w:w="30"/>
+              <w:top w:type="dxa" w:w="20"/>
               <w:left w:type="dxa" w:w="110"/>
-              <w:bottom w:type="dxa" w:w="30"/>
+              <w:bottom w:type="dxa" w:w="20"/>
               <w:right w:type="dxa" w:w="90"/>
             </w:tcMar>
             <w:vAlign w:val="center"/>
@@ -10129,16 +10129,16 @@
           <w:tcPr>
             <w:tcW w:type="dxa" w:w="3000"/>
             <w:tcMar>
-              <w:top w:type="dxa" w:w="35"/>
+              <w:top w:type="dxa" w:w="25"/>
               <w:left w:type="dxa" w:w="110"/>
-              <w:bottom w:type="dxa" w:w="45"/>
-              <w:right w:type="dxa" w:w="90"/>
-            </w:tcMar>
-            <w:vAlign w:val="top"/>
-          </w:tcPr>
-          <w:p>
-            <w:pPr>
-              <w:spacing w:after="10"/>
+              <w:bottom w:type="dxa" w:w="30"/>
+              <w:right w:type="dxa" w:w="90"/>
+            </w:tcMar>
+            <w:vAlign w:val="top"/>
+          </w:tcPr>
+          <w:p>
+            <w:pPr>
+              <w:spacing w:after="0"/>
             </w:pPr>
             <w:r>
               <w:rPr>
@@ -10174,16 +10174,16 @@
           <w:tcPr>
             <w:tcW w:type="dxa" w:w="3000"/>
             <w:tcMar>
-              <w:top w:type="dxa" w:w="35"/>
+              <w:top w:type="dxa" w:w="25"/>
               <w:left w:type="dxa" w:w="110"/>
-              <w:bottom w:type="dxa" w:w="45"/>
-              <w:right w:type="dxa" w:w="90"/>
-            </w:tcMar>
-            <w:vAlign w:val="top"/>
-          </w:tcPr>
-          <w:p>
-            <w:pPr>
-              <w:spacing w:after="10"/>
+              <w:bottom w:type="dxa" w:w="30"/>
+              <w:right w:type="dxa" w:w="90"/>
+            </w:tcMar>
+            <w:vAlign w:val="top"/>
+          </w:tcPr>
+          <w:p>
+            <w:pPr>
+              <w:spacing w:after="0"/>
             </w:pPr>
             <w:r>
               <w:rPr>
@@ -10219,16 +10219,16 @@
           <w:tcPr>
             <w:tcW w:type="dxa" w:w="3000"/>
             <w:tcMar>
-              <w:top w:type="dxa" w:w="35"/>
+              <w:top w:type="dxa" w:w="25"/>
               <w:left w:type="dxa" w:w="110"/>
-              <w:bottom w:type="dxa" w:w="45"/>
-              <w:right w:type="dxa" w:w="90"/>
-            </w:tcMar>
-            <w:vAlign w:val="top"/>
-          </w:tcPr>
-          <w:p>
-            <w:pPr>
-              <w:spacing w:after="10"/>
+              <w:bottom w:type="dxa" w:w="30"/>
+              <w:right w:type="dxa" w:w="90"/>
+            </w:tcMar>
+            <w:vAlign w:val="top"/>
+          </w:tcPr>
+          <w:p>
+            <w:pPr>
+              <w:spacing w:after="0"/>
             </w:pPr>
             <w:r>
               <w:rPr>
@@ -10269,16 +10269,16 @@
           <w:tcPr>
             <w:tcW w:type="dxa" w:w="3000"/>
             <w:tcMar>
-              <w:top w:type="dxa" w:w="35"/>
+              <w:top w:type="dxa" w:w="25"/>
               <w:left w:type="dxa" w:w="110"/>
-              <w:bottom w:type="dxa" w:w="45"/>
-              <w:right w:type="dxa" w:w="90"/>
-            </w:tcMar>
-            <w:vAlign w:val="top"/>
-          </w:tcPr>
-          <w:p>
-            <w:pPr>
-              <w:spacing w:after="10"/>
+              <w:bottom w:type="dxa" w:w="30"/>
+              <w:right w:type="dxa" w:w="90"/>
+            </w:tcMar>
+            <w:vAlign w:val="top"/>
+          </w:tcPr>
+          <w:p>
+            <w:pPr>
+              <w:spacing w:after="0"/>
             </w:pPr>
             <w:r>
               <w:rPr>
@@ -10330,16 +10330,16 @@
           <w:tcPr>
             <w:tcW w:type="dxa" w:w="3000"/>
             <w:tcMar>
-              <w:top w:type="dxa" w:w="35"/>
+              <w:top w:type="dxa" w:w="25"/>
               <w:left w:type="dxa" w:w="110"/>
-              <w:bottom w:type="dxa" w:w="45"/>
-              <w:right w:type="dxa" w:w="90"/>
-            </w:tcMar>
-            <w:vAlign w:val="top"/>
-          </w:tcPr>
-          <w:p>
-            <w:pPr>
-              <w:spacing w:after="10"/>
+              <w:bottom w:type="dxa" w:w="30"/>
+              <w:right w:type="dxa" w:w="90"/>
+            </w:tcMar>
+            <w:vAlign w:val="top"/>
+          </w:tcPr>
+          <w:p>
+            <w:pPr>
+              <w:spacing w:after="0"/>
             </w:pPr>
             <w:r>
               <w:rPr>
@@ -10375,16 +10375,16 @@
           <w:tcPr>
             <w:tcW w:type="dxa" w:w="3000"/>
             <w:tcMar>
-              <w:top w:type="dxa" w:w="35"/>
+              <w:top w:type="dxa" w:w="25"/>
               <w:left w:type="dxa" w:w="110"/>
-              <w:bottom w:type="dxa" w:w="45"/>
-              <w:right w:type="dxa" w:w="90"/>
-            </w:tcMar>
-            <w:vAlign w:val="top"/>
-          </w:tcPr>
-          <w:p>
-            <w:pPr>
-              <w:spacing w:after="10"/>
+              <w:bottom w:type="dxa" w:w="30"/>
+              <w:right w:type="dxa" w:w="90"/>
+            </w:tcMar>
+            <w:vAlign w:val="top"/>
+          </w:tcPr>
+          <w:p>
+            <w:pPr>
+              <w:spacing w:after="0"/>
             </w:pPr>
             <w:r>
               <w:rPr>
@@ -10420,7 +10420,7 @@
     </w:tbl>
     <w:p>
       <w:pPr>
-        <w:spacing w:after="40"/>
+        <w:spacing w:after="24"/>
       </w:pPr>
     </w:p>
     <w:tbl>
@@ -10449,9 +10449,9 @@
             <w:tcW w:type="dxa" w:w="3000"/>
             <w:shd w:fill="D4E6FA" w:color="auto" w:val="clear"/>
             <w:tcMar>
-              <w:top w:type="dxa" w:w="30"/>
+              <w:top w:type="dxa" w:w="20"/>
               <w:left w:type="dxa" w:w="110"/>
-              <w:bottom w:type="dxa" w:w="30"/>
+              <w:bottom w:type="dxa" w:w="20"/>
               <w:right w:type="dxa" w:w="90"/>
             </w:tcMar>
             <w:vAlign w:val="center"/>
@@ -10479,9 +10479,9 @@
             <w:gridSpan w:val="2"/>
             <w:shd w:fill="D4E6FA" w:color="auto" w:val="clear"/>
             <w:tcMar>
-              <w:top w:type="dxa" w:w="30"/>
+              <w:top w:type="dxa" w:w="20"/>
               <w:left w:type="dxa" w:w="110"/>
-              <w:bottom w:type="dxa" w:w="30"/>
+              <w:bottom w:type="dxa" w:w="20"/>
               <w:right w:type="dxa" w:w="90"/>
             </w:tcMar>
             <w:vAlign w:val="center"/>
@@ -10512,16 +10512,16 @@
           <w:tcPr>
             <w:tcW w:type="dxa" w:w="3000"/>
             <w:tcMar>
-              <w:top w:type="dxa" w:w="35"/>
+              <w:top w:type="dxa" w:w="25"/>
               <w:left w:type="dxa" w:w="110"/>
-              <w:bottom w:type="dxa" w:w="45"/>
-              <w:right w:type="dxa" w:w="90"/>
-            </w:tcMar>
-            <w:vAlign w:val="top"/>
-          </w:tcPr>
-          <w:p>
-            <w:pPr>
-              <w:spacing w:after="10"/>
+              <w:bottom w:type="dxa" w:w="30"/>
+              <w:right w:type="dxa" w:w="90"/>
+            </w:tcMar>
+            <w:vAlign w:val="top"/>
+          </w:tcPr>
+          <w:p>
+            <w:pPr>
+              <w:spacing w:after="0"/>
             </w:pPr>
             <w:r>
               <w:rPr>
@@ -10557,16 +10557,16 @@
           <w:tcPr>
             <w:tcW w:type="dxa" w:w="3000"/>
             <w:tcMar>
-              <w:top w:type="dxa" w:w="35"/>
+              <w:top w:type="dxa" w:w="25"/>
               <w:left w:type="dxa" w:w="110"/>
-              <w:bottom w:type="dxa" w:w="45"/>
-              <w:right w:type="dxa" w:w="90"/>
-            </w:tcMar>
-            <w:vAlign w:val="top"/>
-          </w:tcPr>
-          <w:p>
-            <w:pPr>
-              <w:spacing w:after="10"/>
+              <w:bottom w:type="dxa" w:w="30"/>
+              <w:right w:type="dxa" w:w="90"/>
+            </w:tcMar>
+            <w:vAlign w:val="top"/>
+          </w:tcPr>
+          <w:p>
+            <w:pPr>
+              <w:spacing w:after="0"/>
             </w:pPr>
             <w:r>
               <w:rPr>
@@ -10602,16 +10602,16 @@
           <w:tcPr>
             <w:tcW w:type="dxa" w:w="3000"/>
             <w:tcMar>
-              <w:top w:type="dxa" w:w="35"/>
+              <w:top w:type="dxa" w:w="25"/>
               <w:left w:type="dxa" w:w="110"/>
-              <w:bottom w:type="dxa" w:w="45"/>
-              <w:right w:type="dxa" w:w="90"/>
-            </w:tcMar>
-            <w:vAlign w:val="top"/>
-          </w:tcPr>
-          <w:p>
-            <w:pPr>
-              <w:spacing w:after="10"/>
+              <w:bottom w:type="dxa" w:w="30"/>
+              <w:right w:type="dxa" w:w="90"/>
+            </w:tcMar>
+            <w:vAlign w:val="top"/>
+          </w:tcPr>
+          <w:p>
+            <w:pPr>
+              <w:spacing w:after="0"/>
             </w:pPr>
             <w:r>
               <w:rPr>
@@ -10652,16 +10652,16 @@
           <w:tcPr>
             <w:tcW w:type="dxa" w:w="3000"/>
             <w:tcMar>
-              <w:top w:type="dxa" w:w="35"/>
+              <w:top w:type="dxa" w:w="25"/>
               <w:left w:type="dxa" w:w="110"/>
-              <w:bottom w:type="dxa" w:w="45"/>
-              <w:right w:type="dxa" w:w="90"/>
-            </w:tcMar>
-            <w:vAlign w:val="top"/>
-          </w:tcPr>
-          <w:p>
-            <w:pPr>
-              <w:spacing w:after="10"/>
+              <w:bottom w:type="dxa" w:w="30"/>
+              <w:right w:type="dxa" w:w="90"/>
+            </w:tcMar>
+            <w:vAlign w:val="top"/>
+          </w:tcPr>
+          <w:p>
+            <w:pPr>
+              <w:spacing w:after="0"/>
             </w:pPr>
             <w:r>
               <w:rPr>
@@ -10713,16 +10713,16 @@
           <w:tcPr>
             <w:tcW w:type="dxa" w:w="3000"/>
             <w:tcMar>
-              <w:top w:type="dxa" w:w="35"/>
+              <w:top w:type="dxa" w:w="25"/>
               <w:left w:type="dxa" w:w="110"/>
-              <w:bottom w:type="dxa" w:w="45"/>
-              <w:right w:type="dxa" w:w="90"/>
-            </w:tcMar>
-            <w:vAlign w:val="top"/>
-          </w:tcPr>
-          <w:p>
-            <w:pPr>
-              <w:spacing w:after="10"/>
+              <w:bottom w:type="dxa" w:w="30"/>
+              <w:right w:type="dxa" w:w="90"/>
+            </w:tcMar>
+            <w:vAlign w:val="top"/>
+          </w:tcPr>
+          <w:p>
+            <w:pPr>
+              <w:spacing w:after="0"/>
             </w:pPr>
             <w:r>
               <w:rPr>
@@ -10774,16 +10774,16 @@
           <w:tcPr>
             <w:tcW w:type="dxa" w:w="3000"/>
             <w:tcMar>
-              <w:top w:type="dxa" w:w="35"/>
+              <w:top w:type="dxa" w:w="25"/>
               <w:left w:type="dxa" w:w="110"/>
-              <w:bottom w:type="dxa" w:w="45"/>
-              <w:right w:type="dxa" w:w="90"/>
-            </w:tcMar>
-            <w:vAlign w:val="top"/>
-          </w:tcPr>
-          <w:p>
-            <w:pPr>
-              <w:spacing w:after="10"/>
+              <w:bottom w:type="dxa" w:w="30"/>
+              <w:right w:type="dxa" w:w="90"/>
+            </w:tcMar>
+            <w:vAlign w:val="top"/>
+          </w:tcPr>
+          <w:p>
+            <w:pPr>
+              <w:spacing w:after="0"/>
             </w:pPr>
             <w:r>
               <w:rPr>
@@ -10795,13 +10795,59 @@
                 <w:sz w:val="13"/>
                 <w:szCs w:val="13"/>
               </w:rPr>
-              <w:t xml:space="preserve">ENTER</w:t>
-            </w:r>
-          </w:p>
-          <w:p>
-            <w:pPr>
-              <w:spacing w:after="0"/>
-            </w:pPr>
+              <w:t xml:space="preserve">VALUE 3</w:t>
+            </w:r>
+          </w:p>
+          <w:p>
+            <w:pPr>
+              <w:spacing w:after="0"/>
+            </w:pPr>
+            <w:r>
+              <w:rPr>
+                <w:rFonts w:ascii="Arial" w:cs="Arial" w:eastAsia="Arial" w:hAnsi="Arial"/>
+                <w:b/>
+                <w:bCs/>
+                <w:color w:val="1A1A1A"/>
+                <w:sz w:val="19"/>
+                <w:szCs w:val="19"/>
+              </w:rPr>
+              <w:t xml:space="preserve">YOUR Appendix C → Emergency Sluice Override</w:t>
+            </w:r>
+          </w:p>
+        </w:tc>
+      </w:tr>
+      <w:tr>
+        <w:trPr>
+          <w:cantSplit/>
+        </w:trPr>
+        <w:tc>
+          <w:tcPr>
+            <w:tcW w:type="dxa" w:w="9026"/>
+            <w:gridSpan w:val="3"/>
+            <w:tcMar>
+              <w:top w:type="dxa" w:w="20"/>
+              <w:left w:type="dxa" w:w="110"/>
+              <w:bottom w:type="dxa" w:w="25"/>
+              <w:right w:type="dxa" w:w="90"/>
+            </w:tcMar>
+            <w:vAlign w:val="center"/>
+          </w:tcPr>
+          <w:p>
+            <w:pPr>
+              <w:spacing w:after="0"/>
+            </w:pPr>
+            <w:r>
+              <w:rPr>
+                <w:rFonts w:ascii="Arial" w:cs="Arial" w:eastAsia="Arial" w:hAnsi="Arial"/>
+                <w:b/>
+                <w:bCs/>
+                <w:color w:val="6B6B6B"/>
+                <w:spacing w:val="60"/>
+                <w:sz w:val="13"/>
+                <w:szCs w:val="13"/>
+              </w:rPr>
+              <w:t xml:space="preserve">ENTER    </w:t>
+            </w:r>
             <w:r>
               <w:rPr>
                 <w:rFonts w:ascii="Courier New" w:cs="Courier New" w:eastAsia="Courier New" w:hAnsi="Courier New"/>
@@ -10811,7 +10857,7 @@
                 <w:sz w:val="22"/>
                 <w:szCs w:val="22"/>
               </w:rPr>
-              <w:t xml:space="preserve">P-08-[VALUE]-[VALUE 2]</w:t>
+              <w:t xml:space="preserve">P-08-[VALUE]-[VALUE 2]-[VALUE 3]</w:t>
             </w:r>
           </w:p>
         </w:tc>
@@ -10819,7 +10865,7 @@
     </w:tbl>
     <w:p>
       <w:pPr>
-        <w:spacing w:after="40"/>
+        <w:spacing w:after="24"/>
       </w:pPr>
     </w:p>
     <w:tbl>
@@ -10848,9 +10894,9 @@
             <w:tcW w:type="dxa" w:w="3000"/>
             <w:shd w:fill="D4E6FA" w:color="auto" w:val="clear"/>
             <w:tcMar>
-              <w:top w:type="dxa" w:w="30"/>
+              <w:top w:type="dxa" w:w="20"/>
               <w:left w:type="dxa" w:w="110"/>
-              <w:bottom w:type="dxa" w:w="30"/>
+              <w:bottom w:type="dxa" w:w="20"/>
               <w:right w:type="dxa" w:w="90"/>
             </w:tcMar>
             <w:vAlign w:val="center"/>
@@ -10878,9 +10924,9 @@
             <w:gridSpan w:val="2"/>
             <w:shd w:fill="D4E6FA" w:color="auto" w:val="clear"/>
             <w:tcMar>
-              <w:top w:type="dxa" w:w="30"/>
+              <w:top w:type="dxa" w:w="20"/>
               <w:left w:type="dxa" w:w="110"/>
-              <w:bottom w:type="dxa" w:w="30"/>
+              <w:bottom w:type="dxa" w:w="20"/>
               <w:right w:type="dxa" w:w="90"/>
             </w:tcMar>
             <w:vAlign w:val="center"/>
@@ -10911,16 +10957,16 @@
           <w:tcPr>
             <w:tcW w:type="dxa" w:w="3000"/>
             <w:tcMar>
-              <w:top w:type="dxa" w:w="35"/>
+              <w:top w:type="dxa" w:w="25"/>
               <w:left w:type="dxa" w:w="110"/>
-              <w:bottom w:type="dxa" w:w="45"/>
-              <w:right w:type="dxa" w:w="90"/>
-            </w:tcMar>
-            <w:vAlign w:val="top"/>
-          </w:tcPr>
-          <w:p>
-            <w:pPr>
-              <w:spacing w:after="10"/>
+              <w:bottom w:type="dxa" w:w="30"/>
+              <w:right w:type="dxa" w:w="90"/>
+            </w:tcMar>
+            <w:vAlign w:val="top"/>
+          </w:tcPr>
+          <w:p>
+            <w:pPr>
+              <w:spacing w:after="0"/>
             </w:pPr>
             <w:r>
               <w:rPr>
@@ -10956,16 +11002,16 @@
           <w:tcPr>
             <w:tcW w:type="dxa" w:w="3000"/>
             <w:tcMar>
-              <w:top w:type="dxa" w:w="35"/>
+              <w:top w:type="dxa" w:w="25"/>
               <w:left w:type="dxa" w:w="110"/>
-              <w:bottom w:type="dxa" w:w="45"/>
-              <w:right w:type="dxa" w:w="90"/>
-            </w:tcMar>
-            <w:vAlign w:val="top"/>
-          </w:tcPr>
-          <w:p>
-            <w:pPr>
-              <w:spacing w:after="10"/>
+              <w:bottom w:type="dxa" w:w="30"/>
+              <w:right w:type="dxa" w:w="90"/>
+            </w:tcMar>
+            <w:vAlign w:val="top"/>
+          </w:tcPr>
+          <w:p>
+            <w:pPr>
+              <w:spacing w:after="0"/>
             </w:pPr>
             <w:r>
               <w:rPr>
@@ -11001,16 +11047,16 @@
           <w:tcPr>
             <w:tcW w:type="dxa" w:w="3000"/>
             <w:tcMar>
-              <w:top w:type="dxa" w:w="35"/>
+              <w:top w:type="dxa" w:w="25"/>
               <w:left w:type="dxa" w:w="110"/>
-              <w:bottom w:type="dxa" w:w="45"/>
-              <w:right w:type="dxa" w:w="90"/>
-            </w:tcMar>
-            <w:vAlign w:val="top"/>
-          </w:tcPr>
-          <w:p>
-            <w:pPr>
-              <w:spacing w:after="10"/>
+              <w:bottom w:type="dxa" w:w="30"/>
+              <w:right w:type="dxa" w:w="90"/>
+            </w:tcMar>
+            <w:vAlign w:val="top"/>
+          </w:tcPr>
+          <w:p>
+            <w:pPr>
+              <w:spacing w:after="0"/>
             </w:pPr>
             <w:r>
               <w:rPr>
@@ -11051,16 +11097,16 @@
           <w:tcPr>
             <w:tcW w:type="dxa" w:w="3000"/>
             <w:tcMar>
-              <w:top w:type="dxa" w:w="35"/>
+              <w:top w:type="dxa" w:w="25"/>
               <w:left w:type="dxa" w:w="110"/>
-              <w:bottom w:type="dxa" w:w="45"/>
-              <w:right w:type="dxa" w:w="90"/>
-            </w:tcMar>
-            <w:vAlign w:val="top"/>
-          </w:tcPr>
-          <w:p>
-            <w:pPr>
-              <w:spacing w:after="10"/>
+              <w:bottom w:type="dxa" w:w="30"/>
+              <w:right w:type="dxa" w:w="90"/>
+            </w:tcMar>
+            <w:vAlign w:val="top"/>
+          </w:tcPr>
+          <w:p>
+            <w:pPr>
+              <w:spacing w:after="0"/>
             </w:pPr>
             <w:r>
               <w:rPr>
@@ -11096,16 +11142,16 @@
           <w:tcPr>
             <w:tcW w:type="dxa" w:w="3000"/>
             <w:tcMar>
-              <w:top w:type="dxa" w:w="35"/>
+              <w:top w:type="dxa" w:w="25"/>
               <w:left w:type="dxa" w:w="110"/>
-              <w:bottom w:type="dxa" w:w="45"/>
-              <w:right w:type="dxa" w:w="90"/>
-            </w:tcMar>
-            <w:vAlign w:val="top"/>
-          </w:tcPr>
-          <w:p>
-            <w:pPr>
-              <w:spacing w:after="10"/>
+              <w:bottom w:type="dxa" w:w="30"/>
+              <w:right w:type="dxa" w:w="90"/>
+            </w:tcMar>
+            <w:vAlign w:val="top"/>
+          </w:tcPr>
+          <w:p>
+            <w:pPr>
+              <w:spacing w:after="0"/>
             </w:pPr>
             <w:r>
               <w:rPr>
@@ -11141,16 +11187,16 @@
           <w:tcPr>
             <w:tcW w:type="dxa" w:w="3000"/>
             <w:tcMar>
-              <w:top w:type="dxa" w:w="35"/>
+              <w:top w:type="dxa" w:w="25"/>
               <w:left w:type="dxa" w:w="110"/>
-              <w:bottom w:type="dxa" w:w="45"/>
-              <w:right w:type="dxa" w:w="90"/>
-            </w:tcMar>
-            <w:vAlign w:val="top"/>
-          </w:tcPr>
-          <w:p>
-            <w:pPr>
-              <w:spacing w:after="10"/>
+              <w:bottom w:type="dxa" w:w="30"/>
+              <w:right w:type="dxa" w:w="90"/>
+            </w:tcMar>
+            <w:vAlign w:val="top"/>
+          </w:tcPr>
+          <w:p>
+            <w:pPr>
+              <w:spacing w:after="0"/>
             </w:pPr>
             <w:r>
               <w:rPr>
@@ -11162,13 +11208,59 @@
                 <w:sz w:val="13"/>
                 <w:szCs w:val="13"/>
               </w:rPr>
-              <w:t xml:space="preserve">ENTER</w:t>
-            </w:r>
-          </w:p>
-          <w:p>
-            <w:pPr>
-              <w:spacing w:after="0"/>
-            </w:pPr>
+              <w:t xml:space="preserve">VALUE 3</w:t>
+            </w:r>
+          </w:p>
+          <w:p>
+            <w:pPr>
+              <w:spacing w:after="0"/>
+            </w:pPr>
+            <w:r>
+              <w:rPr>
+                <w:rFonts w:ascii="Arial" w:cs="Arial" w:eastAsia="Arial" w:hAnsi="Arial"/>
+                <w:b/>
+                <w:bCs/>
+                <w:color w:val="1A1A1A"/>
+                <w:sz w:val="19"/>
+                <w:szCs w:val="19"/>
+              </w:rPr>
+              <w:t xml:space="preserve">COM → Table C-3 → Deep Sensors</w:t>
+            </w:r>
+          </w:p>
+        </w:tc>
+      </w:tr>
+      <w:tr>
+        <w:trPr>
+          <w:cantSplit/>
+        </w:trPr>
+        <w:tc>
+          <w:tcPr>
+            <w:tcW w:type="dxa" w:w="9026"/>
+            <w:gridSpan w:val="3"/>
+            <w:tcMar>
+              <w:top w:type="dxa" w:w="20"/>
+              <w:left w:type="dxa" w:w="110"/>
+              <w:bottom w:type="dxa" w:w="25"/>
+              <w:right w:type="dxa" w:w="90"/>
+            </w:tcMar>
+            <w:vAlign w:val="center"/>
+          </w:tcPr>
+          <w:p>
+            <w:pPr>
+              <w:spacing w:after="0"/>
+            </w:pPr>
+            <w:r>
+              <w:rPr>
+                <w:rFonts w:ascii="Arial" w:cs="Arial" w:eastAsia="Arial" w:hAnsi="Arial"/>
+                <w:b/>
+                <w:bCs/>
+                <w:color w:val="6B6B6B"/>
+                <w:spacing w:val="60"/>
+                <w:sz w:val="13"/>
+                <w:szCs w:val="13"/>
+              </w:rPr>
+              <w:t xml:space="preserve">ENTER    </w:t>
+            </w:r>
             <w:r>
               <w:rPr>
                 <w:rFonts w:ascii="Courier New" w:cs="Courier New" w:eastAsia="Courier New" w:hAnsi="Courier New"/>
@@ -11178,7 +11270,7 @@
                 <w:sz w:val="22"/>
                 <w:szCs w:val="22"/>
               </w:rPr>
-              <w:t xml:space="preserve">P-09-[VALUE]-[VALUE 2]</w:t>
+              <w:t xml:space="preserve">P-09-[VALUE]-[VALUE 2]-[VALUE 3]</w:t>
             </w:r>
           </w:p>
         </w:tc>
@@ -11186,7 +11278,7 @@
     </w:tbl>
     <w:p>
       <w:pPr>
-        <w:spacing w:after="40"/>
+        <w:spacing w:after="24"/>
       </w:pPr>
     </w:p>
     <w:tbl>
@@ -11215,9 +11307,9 @@
             <w:tcW w:type="dxa" w:w="3000"/>
             <w:shd w:fill="D4E6FA" w:color="auto" w:val="clear"/>
             <w:tcMar>
-              <w:top w:type="dxa" w:w="30"/>
+              <w:top w:type="dxa" w:w="20"/>
               <w:left w:type="dxa" w:w="110"/>
-              <w:bottom w:type="dxa" w:w="30"/>
+              <w:bottom w:type="dxa" w:w="20"/>
               <w:right w:type="dxa" w:w="90"/>
             </w:tcMar>
             <w:vAlign w:val="center"/>
@@ -11245,9 +11337,9 @@
             <w:gridSpan w:val="2"/>
             <w:shd w:fill="D4E6FA" w:color="auto" w:val="clear"/>
             <w:tcMar>
-              <w:top w:type="dxa" w:w="30"/>
+              <w:top w:type="dxa" w:w="20"/>
               <w:left w:type="dxa" w:w="110"/>
-              <w:bottom w:type="dxa" w:w="30"/>
+              <w:bottom w:type="dxa" w:w="20"/>
               <w:right w:type="dxa" w:w="90"/>
             </w:tcMar>
             <w:vAlign w:val="center"/>
@@ -11289,16 +11381,16 @@
           <w:tcPr>
             <w:tcW w:type="dxa" w:w="3000"/>
             <w:tcMar>
-              <w:top w:type="dxa" w:w="35"/>
+              <w:top w:type="dxa" w:w="25"/>
               <w:left w:type="dxa" w:w="110"/>
-              <w:bottom w:type="dxa" w:w="45"/>
-              <w:right w:type="dxa" w:w="90"/>
-            </w:tcMar>
-            <w:vAlign w:val="top"/>
-          </w:tcPr>
-          <w:p>
-            <w:pPr>
-              <w:spacing w:after="10"/>
+              <w:bottom w:type="dxa" w:w="30"/>
+              <w:right w:type="dxa" w:w="90"/>
+            </w:tcMar>
+            <w:vAlign w:val="top"/>
+          </w:tcPr>
+          <w:p>
+            <w:pPr>
+              <w:spacing w:after="0"/>
             </w:pPr>
             <w:r>
               <w:rPr>
@@ -11334,16 +11426,16 @@
           <w:tcPr>
             <w:tcW w:type="dxa" w:w="3000"/>
             <w:tcMar>
-              <w:top w:type="dxa" w:w="35"/>
+              <w:top w:type="dxa" w:w="25"/>
               <w:left w:type="dxa" w:w="110"/>
-              <w:bottom w:type="dxa" w:w="45"/>
-              <w:right w:type="dxa" w:w="90"/>
-            </w:tcMar>
-            <w:vAlign w:val="top"/>
-          </w:tcPr>
-          <w:p>
-            <w:pPr>
-              <w:spacing w:after="10"/>
+              <w:bottom w:type="dxa" w:w="30"/>
+              <w:right w:type="dxa" w:w="90"/>
+            </w:tcMar>
+            <w:vAlign w:val="top"/>
+          </w:tcPr>
+          <w:p>
+            <w:pPr>
+              <w:spacing w:after="0"/>
             </w:pPr>
             <w:r>
               <w:rPr>
@@ -11379,16 +11471,16 @@
           <w:tcPr>
             <w:tcW w:type="dxa" w:w="3000"/>
             <w:tcMar>
-              <w:top w:type="dxa" w:w="35"/>
+              <w:top w:type="dxa" w:w="25"/>
               <w:left w:type="dxa" w:w="110"/>
-              <w:bottom w:type="dxa" w:w="45"/>
-              <w:right w:type="dxa" w:w="90"/>
-            </w:tcMar>
-            <w:vAlign w:val="top"/>
-          </w:tcPr>
-          <w:p>
-            <w:pPr>
-              <w:spacing w:after="10"/>
+              <w:bottom w:type="dxa" w:w="30"/>
+              <w:right w:type="dxa" w:w="90"/>
+            </w:tcMar>
+            <w:vAlign w:val="top"/>
+          </w:tcPr>
+          <w:p>
+            <w:pPr>
+              <w:spacing w:after="0"/>
             </w:pPr>
             <w:r>
               <w:rPr>
@@ -11429,16 +11521,16 @@
           <w:tcPr>
             <w:tcW w:type="dxa" w:w="3000"/>
             <w:tcMar>
-              <w:top w:type="dxa" w:w="35"/>
+              <w:top w:type="dxa" w:w="25"/>
               <w:left w:type="dxa" w:w="110"/>
-              <w:bottom w:type="dxa" w:w="45"/>
-              <w:right w:type="dxa" w:w="90"/>
-            </w:tcMar>
-            <w:vAlign w:val="top"/>
-          </w:tcPr>
-          <w:p>
-            <w:pPr>
-              <w:spacing w:after="10"/>
+              <w:bottom w:type="dxa" w:w="30"/>
+              <w:right w:type="dxa" w:w="90"/>
+            </w:tcMar>
+            <w:vAlign w:val="top"/>
+          </w:tcPr>
+          <w:p>
+            <w:pPr>
+              <w:spacing w:after="0"/>
             </w:pPr>
             <w:r>
               <w:rPr>
@@ -11474,16 +11566,16 @@
           <w:tcPr>
             <w:tcW w:type="dxa" w:w="3000"/>
             <w:tcMar>
-              <w:top w:type="dxa" w:w="35"/>
+              <w:top w:type="dxa" w:w="25"/>
               <w:left w:type="dxa" w:w="110"/>
-              <w:bottom w:type="dxa" w:w="45"/>
-              <w:right w:type="dxa" w:w="90"/>
-            </w:tcMar>
-            <w:vAlign w:val="top"/>
-          </w:tcPr>
-          <w:p>
-            <w:pPr>
-              <w:spacing w:after="10"/>
+              <w:bottom w:type="dxa" w:w="30"/>
+              <w:right w:type="dxa" w:w="90"/>
+            </w:tcMar>
+            <w:vAlign w:val="top"/>
+          </w:tcPr>
+          <w:p>
+            <w:pPr>
+              <w:spacing w:after="0"/>
             </w:pPr>
             <w:r>
               <w:rPr>
@@ -11519,16 +11611,16 @@
           <w:tcPr>
             <w:tcW w:type="dxa" w:w="3000"/>
             <w:tcMar>
-              <w:top w:type="dxa" w:w="35"/>
+              <w:top w:type="dxa" w:w="25"/>
               <w:left w:type="dxa" w:w="110"/>
-              <w:bottom w:type="dxa" w:w="45"/>
-              <w:right w:type="dxa" w:w="90"/>
-            </w:tcMar>
-            <w:vAlign w:val="top"/>
-          </w:tcPr>
-          <w:p>
-            <w:pPr>
-              <w:spacing w:after="10"/>
+              <w:bottom w:type="dxa" w:w="30"/>
+              <w:right w:type="dxa" w:w="90"/>
+            </w:tcMar>
+            <w:vAlign w:val="top"/>
+          </w:tcPr>
+          <w:p>
+            <w:pPr>
+              <w:spacing w:after="0"/>
             </w:pPr>
             <w:r>
               <w:rPr>
@@ -11564,7 +11656,7 @@
     </w:tbl>
     <w:p>
       <w:pPr>
-        <w:spacing w:after="40"/>
+        <w:spacing w:after="24"/>
       </w:pPr>
     </w:p>
     <w:p>

--- a/kit/UNDERCITY_Binder_WTR.docx
+++ b/kit/UNDERCITY_Binder_WTR.docx
@@ -713,7 +713,7 @@
                 <w:sz w:val="20"/>
                 <w:szCs w:val="20"/>
               </w:rPr>
-              <w:t xml:space="preserve">8 👤 workers · Health 100 · upkeep 2 ⚡ Power + 1 💧 Water every round (p.2)</w:t>
+              <w:t xml:space="preserve">5 👤 workers · Health 100 · upkeep 2 ⚡ Power + 1 💧 Water every round (p.2)</w:t>
             </w:r>
           </w:p>
         </w:tc>
@@ -790,7 +790,7 @@
           <w:sz w:val="20"/>
           <w:szCs w:val="20"/>
         </w:rPr>
-        <w:t xml:space="preserve">COUNT the chits and workforce tokens on the table: 3 ⚡ Power Cells · 3 💧 Water Units · 3 🔧 Spare Parts · 1 ⚕ Med Supply, 8 👤.</w:t>
+        <w:t xml:space="preserve">COUNT the chits and workforce tokens on the table: 3 ⚡ Power Cells · 3 💧 Water Units · 3 🔧 Spare Parts · 1 ⚕ Med Supply, 5 👤.</w:t>
       </w:r>
     </w:p>
     <w:p>
@@ -842,7 +842,7 @@
           <w:sz w:val="20"/>
           <w:szCs w:val="20"/>
         </w:rPr>
-        <w:t xml:space="preserve">MATCH the table to the console: INVENTORY and WORKERS 8 / 8. The console is the official count; the chits mirror it.</w:t>
+        <w:t xml:space="preserve">MATCH the table to the console: INVENTORY and WORKERS 5 / 5. The console is the official count; the chits mirror it.</w:t>
       </w:r>
     </w:p>
     <w:p>
